--- a/paper/ae_submission/V5/Hydrogen_residential_heating_V5.docx
+++ b/paper/ae_submission/V5/Hydrogen_residential_heating_V5.docx
@@ -18814,7 +18814,7 @@
           <w:rFonts w:ascii="Times New Roman" w:hAnsi="Times New Roman"/>
           <w:sz w:val="24"/>
         </w:rPr>
-        <w:t xml:space="preserve">All model code, input-data provenance, country profiles and figure generators are openly available at</w:t>
+        <w:t xml:space="preserve">The model, its input data and the country profiles are openly available at</w:t>
       </w:r>
       <w:r>
         <w:rPr>
@@ -18828,7 +18828,7 @@
           <w:rPr>
             <w:rStyle w:val="Hyperlink"/>
           </w:rPr>
-          <w:t xml:space="preserve">https://github.com/alajwadha/eu-hydrogen-buildings</w:t>
+          <w:t xml:space="preserve">https://github.com/alajwadha/EU-Building-Heat-Model</w:t>
         </w:r>
       </w:hyperlink>
       <w:r>

--- a/paper/ae_submission/V5/Hydrogen_residential_heating_V5.docx
+++ b/paper/ae_submission/V5/Hydrogen_residential_heating_V5.docx
@@ -18732,11 +18732,9 @@
       <w:r>
         <w:rPr>
           <w:rFonts w:ascii="Times New Roman" w:hAnsi="Times New Roman"/>
-          <w:b/>
-          <w:bCs/>
-          <w:sz w:val="24"/>
-        </w:rPr>
-        <w:t xml:space="preserve">[FUNDING STATEMENT TO BE INSERTED BY THE AUTHORS BEFORE SUBMISSION.]</w:t>
+          <w:sz w:val="24"/>
+        </w:rPr>
+        <w:t xml:space="preserve">This project has received funding from the European Union’s Horizon 2020 research and innovation programme under the Marie Skłodowska-Curie grant agreement N° 945363.</w:t>
       </w:r>
     </w:p>
     <w:bookmarkEnd w:id="55"/>

--- a/paper/ae_submission/V5/Hydrogen_residential_heating_V5.docx
+++ b/paper/ae_submission/V5/Hydrogen_residential_heating_V5.docx
@@ -4597,21 +4597,7 @@
           <w:rFonts w:ascii="Times New Roman" w:hAnsi="Times New Roman"/>
           <w:sz w:val="24"/>
         </w:rPr>
-        <w:t xml:space="preserve">equipment capital to peak heat demand, which does not shrink because a machine is</w:t>
-      </w:r>
-      <w:r>
-        <w:rPr>
-          <w:rFonts w:ascii="Times New Roman" w:hAnsi="Times New Roman"/>
-          <w:sz w:val="24"/>
-        </w:rPr>
-        <w:t xml:space="preserve"> </w:t>
-      </w:r>
-      <w:r>
-        <w:rPr>
-          <w:rFonts w:ascii="Times New Roman" w:hAnsi="Times New Roman"/>
-          <w:sz w:val="24"/>
-        </w:rPr>
-        <w:t xml:space="preserve">efficient. Published comparisons differ in which of these they charge, so we sweep each;</w:t>
+        <w:t xml:space="preserve">equipment capital to peak heat demand. Published comparisons differ in which of these they charge, so we sweep each;</w:t>
       </w:r>
       <w:r>
         <w:rPr>
@@ -5818,21 +5804,35 @@
           <w:rFonts w:ascii="Times New Roman" w:hAnsi="Times New Roman"/>
           <w:sz w:val="24"/>
         </w:rPr>
-        <w:t xml:space="preserve">throughout (Supplementary Section S1.3). Equipment capital is sized to peak heat demand and not divided a second time by the</w:t>
-      </w:r>
-      <w:r>
-        <w:rPr>
-          <w:rFonts w:ascii="Times New Roman" w:hAnsi="Times New Roman"/>
-          <w:sz w:val="24"/>
-        </w:rPr>
-        <w:t xml:space="preserve"> </w:t>
-      </w:r>
-      <w:r>
-        <w:rPr>
-          <w:rFonts w:ascii="Times New Roman" w:hAnsi="Times New Roman"/>
-          <w:sz w:val="24"/>
-        </w:rPr>
-        <w:t xml:space="preserve">machine’s efficiency, the accounting choice that moves the base-load count furthest. Techno-economic parameters are anchored to the Danish Energy Agency Technology Catalogue</w:t>
+        <w:t xml:space="preserve">throughout (Supplementary Section S1.3). Equipment capital is sized to</w:t>
+      </w:r>
+      <w:r>
+        <w:rPr>
+          <w:rFonts w:ascii="Times New Roman" w:hAnsi="Times New Roman"/>
+          <w:sz w:val="24"/>
+        </w:rPr>
+        <w:t xml:space="preserve"> </w:t>
+      </w:r>
+      <w:r>
+        <w:rPr>
+          <w:rFonts w:ascii="Times New Roman" w:hAnsi="Times New Roman"/>
+          <w:sz w:val="24"/>
+        </w:rPr>
+        <w:t xml:space="preserve">peak heat demand and annualised over the heat that capacity delivers, the accounting</w:t>
+      </w:r>
+      <w:r>
+        <w:rPr>
+          <w:rFonts w:ascii="Times New Roman" w:hAnsi="Times New Roman"/>
+          <w:sz w:val="24"/>
+        </w:rPr>
+        <w:t xml:space="preserve"> </w:t>
+      </w:r>
+      <w:r>
+        <w:rPr>
+          <w:rFonts w:ascii="Times New Roman" w:hAnsi="Times New Roman"/>
+          <w:sz w:val="24"/>
+        </w:rPr>
+        <w:t xml:space="preserve">choice that moves the base-load count furthest. Techno-economic parameters are anchored to the Danish Energy Agency Technology Catalogue</w:t>
       </w:r>
       <w:r>
         <w:rPr>
@@ -8916,7 +8916,7 @@
           <w:rFonts w:ascii="Times New Roman" w:hAnsi="Times New Roman"/>
           <w:sz w:val="24"/>
         </w:rPr>
-        <w:t xml:space="preserve">Section 3.3 reports as a finding. The earlier asymmetric accounting</w:t>
+        <w:t xml:space="preserve">Section 3.3 reports as a finding. The asymmetric accounting</w:t>
       </w:r>
       <w:r>
         <w:rPr>
@@ -11299,88 +11299,6 @@
           <w:rFonts w:ascii="Times New Roman" w:hAnsi="Times New Roman"/>
           <w:sz w:val="24"/>
         </w:rPr>
-        <w:t xml:space="preserve">Two accounting corrections separate these numbers from a working-paper version of this</w:t>
-      </w:r>
-      <w:r>
-        <w:rPr>
-          <w:rFonts w:ascii="Times New Roman" w:hAnsi="Times New Roman"/>
-          <w:sz w:val="24"/>
-        </w:rPr>
-        <w:t xml:space="preserve"> </w:t>
-      </w:r>
-      <w:r>
-        <w:rPr>
-          <w:rFonts w:ascii="Times New Roman" w:hAnsi="Times New Roman"/>
-          <w:sz w:val="24"/>
-        </w:rPr>
-        <w:t xml:space="preserve">analysis that circulated publicly with different headlines. Sizing equipment capital to</w:t>
-      </w:r>
-      <w:r>
-        <w:rPr>
-          <w:rFonts w:ascii="Times New Roman" w:hAnsi="Times New Roman"/>
-          <w:sz w:val="24"/>
-        </w:rPr>
-        <w:t xml:space="preserve"> </w:t>
-      </w:r>
-      <w:r>
-        <w:rPr>
-          <w:rFonts w:ascii="Times New Roman" w:hAnsi="Times New Roman"/>
-          <w:sz w:val="24"/>
-        </w:rPr>
-        <w:t xml:space="preserve">peak heat demand rather than dividing it again by the machine’s efficiency, together with</w:t>
-      </w:r>
-      <w:r>
-        <w:rPr>
-          <w:rFonts w:ascii="Times New Roman" w:hAnsi="Times New Roman"/>
-          <w:sz w:val="24"/>
-        </w:rPr>
-        <w:t xml:space="preserve"> </w:t>
-      </w:r>
-      <w:r>
-        <w:rPr>
-          <w:rFonts w:ascii="Times New Roman" w:hAnsi="Times New Roman"/>
-          <w:sz w:val="24"/>
-        </w:rPr>
-        <w:t xml:space="preserve">the last-mile charges, moves the base-load count from 28 of 29 markets to 12, and charging</w:t>
-      </w:r>
-      <w:r>
-        <w:rPr>
-          <w:rFonts w:ascii="Times New Roman" w:hAnsi="Times New Roman"/>
-          <w:sz w:val="24"/>
-        </w:rPr>
-        <w:t xml:space="preserve"> </w:t>
-      </w:r>
-      <w:r>
-        <w:rPr>
-          <w:rFonts w:ascii="Times New Roman" w:hAnsi="Times New Roman"/>
-          <w:sz w:val="24"/>
-        </w:rPr>
-        <w:t xml:space="preserve">the seasonal store consistently across the three arenas moves it back to 22 (Supplementary</w:t>
-      </w:r>
-      <w:r>
-        <w:rPr>
-          <w:rFonts w:ascii="Times New Roman" w:hAnsi="Times New Roman"/>
-          <w:sz w:val="24"/>
-        </w:rPr>
-        <w:t xml:space="preserve"> </w:t>
-      </w:r>
-      <w:r>
-        <w:rPr>
-          <w:rFonts w:ascii="Times New Roman" w:hAnsi="Times New Roman"/>
-          <w:sz w:val="24"/>
-        </w:rPr>
-        <w:t xml:space="preserve">Section S2.7).</w:t>
-      </w:r>
-    </w:p>
-    <w:p>
-      <w:pPr>
-        <w:pStyle w:val="BodyText"/>
-      </w:pPr>
-      <w:r>
-        <w:rPr>
-          <w:rFonts w:ascii="Times New Roman" w:hAnsi="Times New Roman"/>
-          <w:sz w:val="24"/>
-        </w:rPr>
         <w:t xml:space="preserve">Three caveats bear on the base-load case, the second of which closes the seven on its</w:t>
       </w:r>
       <w:r>
@@ -12260,7 +12178,7 @@
           <w:rFonts w:ascii="Times New Roman" w:hAnsi="Times New Roman" w:cs="Times New Roman"/>
           <w:sz w:val="24"/>
         </w:rPr>
-        <w:t xml:space="preserve">; on the earlier draft’s basis the first two read 16 and 20.</w:t>
+        <w:t xml:space="preserve">; on the asymmetric basis the first two read 16 and 20.</w:t>
       </w:r>
       <w:r>
         <w:rPr>
@@ -12433,35 +12351,21 @@
           <w:rFonts w:ascii="Times New Roman" w:hAnsi="Times New Roman"/>
           <w:sz w:val="24"/>
         </w:rPr>
-        <w:t xml:space="preserve">€13.4/MWh median last-mile adder at the building peak. The earlier draft charged gas</w:t>
-      </w:r>
-      <w:r>
-        <w:rPr>
-          <w:rFonts w:ascii="Times New Roman" w:hAnsi="Times New Roman"/>
-          <w:sz w:val="24"/>
-        </w:rPr>
-        <w:t xml:space="preserve"> </w:t>
-      </w:r>
-      <w:r>
-        <w:rPr>
-          <w:rFonts w:ascii="Times New Roman" w:hAnsi="Times New Roman"/>
-          <w:sz w:val="24"/>
-        </w:rPr>
-        <w:t xml:space="preserve">the Eurostat residential retail tariff and hydrogen no last-mile network, which flatters</w:t>
-      </w:r>
-      <w:r>
-        <w:rPr>
-          <w:rFonts w:ascii="Times New Roman" w:hAnsi="Times New Roman"/>
-          <w:sz w:val="24"/>
-        </w:rPr>
-        <w:t xml:space="preserve"> </w:t>
-      </w:r>
-      <w:r>
-        <w:rPr>
-          <w:rFonts w:ascii="Times New Roman" w:hAnsi="Times New Roman"/>
-          <w:sz w:val="24"/>
-        </w:rPr>
-        <w:t xml:space="preserve">hydrogen. The slice is thin either way, the</w:t>
+        <w:t xml:space="preserve">€13.4/MWh median last-mile adder at the building peak. Pricing gas at the Eurostat residential</w:t>
+      </w:r>
+      <w:r>
+        <w:rPr>
+          <w:rFonts w:ascii="Times New Roman" w:hAnsi="Times New Roman"/>
+          <w:sz w:val="24"/>
+        </w:rPr>
+        <w:t xml:space="preserve"> </w:t>
+      </w:r>
+      <w:r>
+        <w:rPr>
+          <w:rFonts w:ascii="Times New Roman" w:hAnsi="Times New Roman"/>
+          <w:sz w:val="24"/>
+        </w:rPr>
+        <w:t xml:space="preserve">retail tariff and charging hydrogen no last-mile network flatters hydrogen. The slice is thin either way, the</w:t>
       </w:r>
       <w:r>
         <w:rPr>
@@ -12559,7 +12463,7 @@
           <w:rFonts w:ascii="Times New Roman" w:hAnsi="Times New Roman"/>
           <w:sz w:val="24"/>
         </w:rPr>
-        <w:t xml:space="preserve">ceiling is set at or below; the earlier draft’s accounting gives 0, 5.1, 7.9 and 9.3.</w:t>
+        <w:t xml:space="preserve">ceiling is set at or below; the asymmetric accounting gives 0, 5.1, 7.9 and 9.3.</w:t>
       </w:r>
     </w:p>
     <w:p>
@@ -14705,7 +14609,7 @@
           <w:rFonts w:ascii="Times New Roman" w:hAnsi="Times New Roman"/>
           <w:sz w:val="24"/>
         </w:rPr>
-        <w:t xml:space="preserve">on the earlier draft’s accounting. The recovery test runs on the power-sector</w:t>
+        <w:t xml:space="preserve">on the asymmetric accounting. The recovery test runs on the power-sector</w:t>
       </w:r>
       <w:r>
         <w:rPr>
@@ -15766,21 +15670,21 @@
           <w:rFonts w:ascii="Times New Roman" w:hAnsi="Times New Roman"/>
           <w:sz w:val="24"/>
         </w:rPr>
-        <w:t xml:space="preserve">every row charges both carriers alike. On the alternative accounting an</w:t>
-      </w:r>
-      <w:r>
-        <w:rPr>
-          <w:rFonts w:ascii="Times New Roman" w:hAnsi="Times New Roman"/>
-          <w:sz w:val="24"/>
-        </w:rPr>
-        <w:t xml:space="preserve"> </w:t>
-      </w:r>
-      <w:r>
-        <w:rPr>
-          <w:rFonts w:ascii="Times New Roman" w:hAnsi="Times New Roman"/>
-          <w:sz w:val="24"/>
-        </w:rPr>
-        <w:t xml:space="preserve">earlier draft used, which charges hydrogen no last-mile network at the building peak and</w:t>
+        <w:t xml:space="preserve">every row charges both carriers alike. On the asymmetric accounting,</w:t>
+      </w:r>
+      <w:r>
+        <w:rPr>
+          <w:rFonts w:ascii="Times New Roman" w:hAnsi="Times New Roman"/>
+          <w:sz w:val="24"/>
+        </w:rPr>
+        <w:t xml:space="preserve"> </w:t>
+      </w:r>
+      <w:r>
+        <w:rPr>
+          <w:rFonts w:ascii="Times New Roman" w:hAnsi="Times New Roman"/>
+          <w:sz w:val="24"/>
+        </w:rPr>
+        <w:t xml:space="preserve">which charges hydrogen no last-mile network at the building peak and</w:t>
       </w:r>
       <w:r>
         <w:rPr>
@@ -17223,7 +17127,7 @@
           <w:rFonts w:ascii="Times New Roman" w:hAnsi="Times New Roman"/>
           <w:sz w:val="24"/>
         </w:rPr>
-        <w:t xml:space="preserve">count is 14 against the endogenous 13 (16 against 15 on the earlier draft’s accounting),</w:t>
+        <w:t xml:space="preserve">count is 14 against the endogenous 13 (16 against 15 on the asymmetric accounting),</w:t>
       </w:r>
       <w:r>
         <w:rPr>

--- a/paper/ae_submission/V5/Hydrogen_residential_heating_V5.docx
+++ b/paper/ae_submission/V5/Hydrogen_residential_heating_V5.docx
@@ -156,7 +156,7 @@
           <w:i w:val="0"/>
           <w:sz w:val="24"/>
         </w:rPr>
-        <w:t>• No market recovers peaker capital from energy-only rents, 9% in the central case</w:t>
+        <w:t>• No market recovers peaker capital; rents cover about 9 per cent of the annual charge</w:t>
       </w:r>
     </w:p>
     <w:p>
@@ -186,7 +186,7 @@
           <w:i w:val="0"/>
           <w:sz w:val="24"/>
         </w:rPr>
-        <w:t>• Scenario ambition moves 2050 heating emissions by 342 MtCO₂/yr</w:t>
+        <w:t>• Ambition spans 2050 heating emissions from 10 to 352 MtCO₂, from 644 in 2025</w:t>
       </w:r>
     </w:p>
     <w:p>
@@ -352,7 +352,7 @@
           <w:i w:val="0"/>
           <w:sz w:val="24"/>
         </w:rPr>
-        <w:t>Continental models report hydrogen's role in building heat at national resolution, whereas building-stock assessments fix its share exogenously. Neither gives a peaker's standalone capital-recovery position market by market. We bound that share from the winter-peak dispatch, cap each scenario at or below it, screen it across district heat and power, and charge each carrier its last mile on levelised cost. A bottom-up model covers 29 markets over 200 Monte Carlo draws. Three findings follow. On 2050 levelised cost the best heat pump delivers €118.5/MWh against €122.8 for a hydrogen boiler and €132.7 for gas, beating hydrogen in 22 of 29 markets. That count is the least robust result here, spanning 13 to 29 across the hydrogen price paths, and two assumptions favour hydrogen throughout: taxed retail electricity near €209/MWh against €50/MWh delivered, and a green price where the blue route costs €81/MWh. On short-run marginal cost hydrogen wins the winter power peak on the high carbon path in a different seven, all salt-cavern markets on a binary geology screen. No market recovers that peaker's capital from energy-only rents, about 9% in the central case, so at €600/kW a technology-neutral payment procures gas and selecting hydrogen needs an emissions-conditioned payment, about €172/tCO₂ in the central case. Residential-heating emissions in 2050 span 10 to 352 MtCO₂ from 644. The power-sector results rest on one constructed weather year and are a screening exercise, not an adequacy assessment.</w:t>
+        <w:t>Continental models report hydrogen's role in building heat at national resolution, whereas building-stock assessments fix its share exogenously. Neither gives a peaker's standalone capital-recovery position by market. We bound that share from the winter-peak dispatch, test each scenario's setting against it across district heat and power, and charge each carrier its last mile on levelised cost, in a bottom-up model of 29 markets over 200 Monte Carlo draws per scenario. Four findings follow. On 2050 base-load levelised cost the best heat pump delivers €118.5/MWh against €122.8 for a hydrogen boiler and €132.7 for gas, beating hydrogen in 22 of 29 markets on the pro-rata firm-capacity basis and 19 then 17 on cost causation. That count is the least robust result, spanning 13 to 29 across the hydrogen price paths, and two assumptions favour hydrogen, taxed retail electricity near €209/MWh against €50/MWh delivered, and a green price where blue costs €81/MWh. On short-run marginal cost, on the high carbon path and the equal-efficiency series, hydrogen wins the winter power peak in a different seven, all salt-cavern markets. No market recovers that peaker's capital from energy-only rents, about 9 per cent of its annualised charge capacity-weighted, so at €600/kW a technology-neutral payment procures gas and selecting hydrogen needs an emissions-conditioned payment, about €172/tCO₂ of displaced gas generation, above the carbon price gas already pays. 2050 residential-heating emissions span 10 to 352 MtCO₂ from 644. The power-sector results rest on one constructed weather year and are a screening exercise, not an adequacy assessment.</w:t>
       </w:r>
     </w:p>
     <w:p>
@@ -12449,21 +12449,21 @@
           <w:rFonts w:ascii="Times New Roman" w:hAnsi="Times New Roman"/>
           <w:sz w:val="24"/>
         </w:rPr>
-        <w:t xml:space="preserve">at 0, 0.6, 7.5 and 9.0 per cent of study-area residential heat, the bound each scenario</w:t>
-      </w:r>
-      <w:r>
-        <w:rPr>
-          <w:rFonts w:ascii="Times New Roman" w:hAnsi="Times New Roman"/>
-          <w:sz w:val="24"/>
-        </w:rPr>
-        <w:t xml:space="preserve"> </w:t>
-      </w:r>
-      <w:r>
-        <w:rPr>
-          <w:rFonts w:ascii="Times New Roman" w:hAnsi="Times New Roman"/>
-          <w:sz w:val="24"/>
-        </w:rPr>
-        <w:t xml:space="preserve">ceiling is set at or below; the asymmetric accounting gives 0, 5.1, 7.9 and 9.3.</w:t>
+        <w:t xml:space="preserve">at 0, 0.6, 7.5 and 9.0 per cent of study-area residential heat, the bound three of the</w:t>
+      </w:r>
+      <w:r>
+        <w:rPr>
+          <w:rFonts w:ascii="Times New Roman" w:hAnsi="Times New Roman"/>
+          <w:sz w:val="24"/>
+        </w:rPr>
+        <w:t xml:space="preserve"> </w:t>
+      </w:r>
+      <w:r>
+        <w:rPr>
+          <w:rFonts w:ascii="Times New Roman" w:hAnsi="Times New Roman"/>
+          <w:sz w:val="24"/>
+        </w:rPr>
+        <w:t xml:space="preserve">four scenario ceilings sit at or below; the asymmetric accounting gives 0, 5.1, 7.9 and 9.3.</w:t>
       </w:r>
     </w:p>
     <w:p>
@@ -14030,35 +14030,7 @@
           <w:rFonts w:ascii="Times New Roman" w:hAnsi="Times New Roman"/>
           <w:sz w:val="24"/>
         </w:rPr>
-        <w:t xml:space="preserve">every country and scenario, so no hydrogen peaker is privately financeable even where</w:t>
-      </w:r>
-      <w:r>
-        <w:rPr>
-          <w:rFonts w:ascii="Times New Roman" w:hAnsi="Times New Roman"/>
-          <w:sz w:val="24"/>
-        </w:rPr>
-        <w:t xml:space="preserve"> </w:t>
-      </w:r>
-      <w:r>
-        <w:rPr>
-          <w:rFonts w:ascii="Times New Roman" w:hAnsi="Times New Roman"/>
-          <w:sz w:val="24"/>
-        </w:rPr>
-        <w:t xml:space="preserve">its operating cost wins the cold snap. That failure, rather than its size, is the robust</w:t>
-      </w:r>
-      <w:r>
-        <w:rPr>
-          <w:rFonts w:ascii="Times New Roman" w:hAnsi="Times New Roman"/>
-          <w:sz w:val="24"/>
-        </w:rPr>
-        <w:t xml:space="preserve"> </w:t>
-      </w:r>
-      <w:r>
-        <w:rPr>
-          <w:rFonts w:ascii="Times New Roman" w:hAnsi="Times New Roman"/>
-          <w:sz w:val="24"/>
-        </w:rPr>
-        <w:t xml:space="preserve">result: it holds at every scarcity premium tested and under every weather variant in</w:t>
+        <w:t xml:space="preserve">every country and scenario, so no hydrogen peaker recovers its annualised capital charge even where its operating cost wins the cold snap. That shortfall, rather than its size, is the robust result. It holds at every scarcity premium tested and under every weather variant in</w:t>
       </w:r>
       <w:r>
         <w:rPr>
@@ -16631,7 +16603,7 @@
           <w:rFonts w:ascii="Times New Roman" w:hAnsi="Times New Roman"/>
           <w:sz w:val="24"/>
         </w:rPr>
-        <w:t xml:space="preserve"> per cent cap the 2050 least-cost mix is 52.9 per cent district heat, 45.4 per cent heat pumps, 1.4 per cent residual gas and 0.34 per cent hydrogen, but the program’s per-country hydrogen ceiling is zero in 27 of the 29 and it selects that ceiling exactly in the other two. The mix speaks to district heat and heat pumps, not to a technology the program was never free to choose. Supplementary Section S2.8 gives three bounds on reading it, the largest district heat’s unpriced connection charge: the €21.0/MWh of Section 3.2 sits outside this objective, so 52.9 per cent is a share under that boundary, not an optimum.</w:t>
+        <w:t xml:space="preserve"> per cent cap the 2050 least-cost mix is 52.9 per cent district heat, 45.4 per cent heat pumps, 1.4 per cent residual gas and 0.34 per cent hydrogen, but the program’s per-country hydrogen ceiling is zero in 27 of the 29 and it selects that ceiling exactly in the other two. The mix speaks to district heat and heat pumps, not to a technology the program was never free to choose. Supplementary Section S2.8 gives three bounds on reading it, the largest district heat’s unpriced connection charge. The €21.0/MWh of Section 3.2 sits outside this objective, so 52.9 per cent is a share under that boundary, not an optimum.</w:t>
       </w:r>
     </w:p>
     <w:p>
@@ -17475,7 +17447,7 @@
           <w:rFonts w:ascii="Times New Roman" w:hAnsi="Times New Roman"/>
           <w:sz w:val="24"/>
         </w:rPr>
-        <w:t xml:space="preserve">whereas the recovery failure survives every sensitivity we ran.</w:t>
+        <w:t xml:space="preserve">whereas the recovery shortfall survives every sensitivity we ran.</w:t>
       </w:r>
     </w:p>
     <w:bookmarkEnd w:id="48"/>
@@ -18153,49 +18125,63 @@
           <w:rFonts w:ascii="Times New Roman" w:hAnsi="Times New Roman"/>
           <w:sz w:val="24"/>
         </w:rPr>
-        <w:t xml:space="preserve">of displaced gas generation in the central case, a figure that inherits</w:t>
-      </w:r>
-      <w:r>
-        <w:rPr>
-          <w:rFonts w:ascii="Times New Roman" w:hAnsi="Times New Roman"/>
-          <w:sz w:val="24"/>
-        </w:rPr>
-        <w:t xml:space="preserve"> </w:t>
-      </w:r>
-      <w:r>
-        <w:rPr>
-          <w:rFonts w:ascii="Times New Roman" w:hAnsi="Times New Roman"/>
-          <w:sz w:val="24"/>
-        </w:rPr>
-        <w:t xml:space="preserve">the turbine capital cost, the full-load hours and the scarcity rent, and reverses only if</w:t>
-      </w:r>
-      <w:r>
-        <w:rPr>
-          <w:rFonts w:ascii="Times New Roman" w:hAnsi="Times New Roman"/>
-          <w:sz w:val="24"/>
-        </w:rPr>
-        <w:t xml:space="preserve"> </w:t>
-      </w:r>
-      <w:r>
-        <w:rPr>
-          <w:rFonts w:ascii="Times New Roman" w:hAnsi="Times New Roman"/>
-          <w:sz w:val="24"/>
-        </w:rPr>
-        <w:t xml:space="preserve">hydrogen-ready</w:t>
-      </w:r>
-      <w:r>
-        <w:rPr>
-          <w:rFonts w:ascii="Times New Roman" w:hAnsi="Times New Roman"/>
-          <w:sz w:val="24"/>
-        </w:rPr>
-        <w:t xml:space="preserve"> </w:t>
-      </w:r>
-      <w:r>
-        <w:rPr>
-          <w:rFonts w:ascii="Times New Roman" w:hAnsi="Times New Roman"/>
-          <w:sz w:val="24"/>
-        </w:rPr>
-        <w:t xml:space="preserve">machines carry a premium below about 18 per cent. Article 22(4) of the Electricity</w:t>
+        <w:t xml:space="preserve">of displaced gas generation in the central case, on top of the carbon</w:t>
+      </w:r>
+      <w:r>
+        <w:rPr>
+          <w:rFonts w:ascii="Times New Roman" w:hAnsi="Times New Roman"/>
+          <w:sz w:val="24"/>
+        </w:rPr>
+        <w:t xml:space="preserve"> </w:t>
+      </w:r>
+      <w:r>
+        <w:rPr>
+          <w:rFonts w:ascii="Times New Roman" w:hAnsi="Times New Roman"/>
+          <w:sz w:val="24"/>
+        </w:rPr>
+        <w:t xml:space="preserve">price the gas plant already pays, a figure that inherits</w:t>
+      </w:r>
+      <w:r>
+        <w:rPr>
+          <w:rFonts w:ascii="Times New Roman" w:hAnsi="Times New Roman"/>
+          <w:sz w:val="24"/>
+        </w:rPr>
+        <w:t xml:space="preserve"> </w:t>
+      </w:r>
+      <w:r>
+        <w:rPr>
+          <w:rFonts w:ascii="Times New Roman" w:hAnsi="Times New Roman"/>
+          <w:sz w:val="24"/>
+        </w:rPr>
+        <w:t xml:space="preserve">the turbine capital cost, the full-load hours and the scarcity rent. The technology-neutral</w:t>
+      </w:r>
+      <w:r>
+        <w:rPr>
+          <w:rFonts w:ascii="Times New Roman" w:hAnsi="Times New Roman"/>
+          <w:sz w:val="24"/>
+        </w:rPr>
+        <w:t xml:space="preserve"> </w:t>
+      </w:r>
+      <w:r>
+        <w:rPr>
+          <w:rFonts w:ascii="Times New Roman" w:hAnsi="Times New Roman"/>
+          <w:sz w:val="24"/>
+        </w:rPr>
+        <w:t xml:space="preserve">outcome reverses only where hydrogen-ready</w:t>
+      </w:r>
+      <w:r>
+        <w:rPr>
+          <w:rFonts w:ascii="Times New Roman" w:hAnsi="Times New Roman"/>
+          <w:sz w:val="24"/>
+        </w:rPr>
+        <w:t xml:space="preserve"> </w:t>
+      </w:r>
+      <w:r>
+        <w:rPr>
+          <w:rFonts w:ascii="Times New Roman" w:hAnsi="Times New Roman"/>
+          <w:sz w:val="24"/>
+        </w:rPr>
+        <w:t xml:space="preserve">machines carry a premium below about 18 per cent over the gas turbine. Article 22(4) of the Electricity</w:t>
       </w:r>
       <w:r>
         <w:rPr>

--- a/paper/ae_submission/V5/Hydrogen_residential_heating_V5.docx
+++ b/paper/ae_submission/V5/Hydrogen_residential_heating_V5.docx
@@ -3512,7 +3512,7 @@
           <w:rFonts w:ascii="Times New Roman" w:hAnsi="Times New Roman"/>
           <w:sz w:val="24"/>
         </w:rPr>
-        <w:t xml:space="preserve">A coefficient of performance of two to four draws less final energy than any combustion</w:t>
+        <w:t xml:space="preserve">A coefficient of performance (COP) of two to four draws less final energy than any combustion</w:t>
       </w:r>
       <w:r>
         <w:rPr>
@@ -4351,133 +4351,7 @@
           <w:rFonts w:ascii="Times New Roman" w:hAnsi="Times New Roman"/>
           <w:sz w:val="24"/>
         </w:rPr>
-        <w:t xml:space="preserve">The advance behind those three is twofold. First, where other work imposes a hydrogen</w:t>
-      </w:r>
-      <w:r>
-        <w:rPr>
-          <w:rFonts w:ascii="Times New Roman" w:hAnsi="Times New Roman"/>
-          <w:sz w:val="24"/>
-        </w:rPr>
-        <w:t xml:space="preserve"> </w:t>
-      </w:r>
-      <w:r>
-        <w:rPr>
-          <w:rFonts w:ascii="Times New Roman" w:hAnsi="Times New Roman"/>
-          <w:sz w:val="24"/>
-        </w:rPr>
-        <w:t xml:space="preserve">share and stops, we impose transparent adoption pathways and then test them against an</w:t>
-      </w:r>
-      <w:r>
-        <w:rPr>
-          <w:rFonts w:ascii="Times New Roman" w:hAnsi="Times New Roman"/>
-          <w:sz w:val="24"/>
-        </w:rPr>
-        <w:t xml:space="preserve"> </w:t>
-      </w:r>
-      <w:r>
-        <w:rPr>
-          <w:rFonts w:ascii="Times New Roman" w:hAnsi="Times New Roman"/>
-          <w:sz w:val="24"/>
-        </w:rPr>
-        <w:t xml:space="preserve">independent dispatch screen, market by market, exposing the cost</w:t>
-      </w:r>
-      <w:r>
-        <w:rPr>
-          <w:rFonts w:ascii="Times New Roman" w:hAnsi="Times New Roman"/>
-          <w:sz w:val="24"/>
-        </w:rPr>
-        <w:t xml:space="preserve"> </w:t>
-      </w:r>
-      <w:r>
-        <w:rPr>
-          <w:rFonts w:ascii="Times New Roman" w:hAnsi="Times New Roman"/>
-          <w:sz w:val="24"/>
-        </w:rPr>
-        <w:t xml:space="preserve">and geology regimes a continental average would bury. Second, we recast the question from</w:t>
-      </w:r>
-      <w:r>
-        <w:rPr>
-          <w:rFonts w:ascii="Times New Roman" w:hAnsi="Times New Roman"/>
-          <w:sz w:val="24"/>
-        </w:rPr>
-        <w:t xml:space="preserve"> </w:t>
-      </w:r>
-      <w:r>
-        <w:rPr>
-          <w:rFonts w:ascii="Times New Roman" w:hAnsi="Times New Roman"/>
-          <w:sz w:val="24"/>
-        </w:rPr>
-        <w:t xml:space="preserve">an energy-share contest into one about capacity and capital, screening the linked arenas</w:t>
-      </w:r>
-      <w:r>
-        <w:rPr>
-          <w:rFonts w:ascii="Times New Roman" w:hAnsi="Times New Roman"/>
-          <w:sz w:val="24"/>
-        </w:rPr>
-        <w:t xml:space="preserve"> </w:t>
-      </w:r>
-      <w:r>
-        <w:rPr>
-          <w:rFonts w:ascii="Times New Roman" w:hAnsi="Times New Roman"/>
-          <w:sz w:val="24"/>
-        </w:rPr>
-        <w:t xml:space="preserve">on one dispatch basis and testing capital recovery on the plant that wins the power</w:t>
-      </w:r>
-      <w:r>
-        <w:rPr>
-          <w:rFonts w:ascii="Times New Roman" w:hAnsi="Times New Roman"/>
-          <w:sz w:val="24"/>
-        </w:rPr>
-        <w:t xml:space="preserve"> </w:t>
-      </w:r>
-      <w:r>
-        <w:rPr>
-          <w:rFonts w:ascii="Times New Roman" w:hAnsi="Times New Roman"/>
-          <w:sz w:val="24"/>
-        </w:rPr>
-        <w:t xml:space="preserve">peak. To deliver both we assemble a bottom-up</w:t>
-      </w:r>
-      <w:r>
-        <w:rPr>
-          <w:rFonts w:ascii="Times New Roman" w:hAnsi="Times New Roman"/>
-          <w:sz w:val="24"/>
-        </w:rPr>
-        <w:t xml:space="preserve"> </w:t>
-      </w:r>
-      <w:r>
-        <w:rPr>
-          <w:rFonts w:ascii="Times New Roman" w:hAnsi="Times New Roman"/>
-          <w:sz w:val="24"/>
-        </w:rPr>
-        <w:t xml:space="preserve">techno-economic model of residential heating across the EU-27, the United Kingdom and</w:t>
-      </w:r>
-      <w:r>
-        <w:rPr>
-          <w:rFonts w:ascii="Times New Roman" w:hAnsi="Times New Roman"/>
-          <w:sz w:val="24"/>
-        </w:rPr>
-        <w:t xml:space="preserve"> </w:t>
-      </w:r>
-      <w:r>
-        <w:rPr>
-          <w:rFonts w:ascii="Times New Roman" w:hAnsi="Times New Roman"/>
-          <w:sz w:val="24"/>
-        </w:rPr>
-        <w:t xml:space="preserve">Switzerland from 2025 to 2050, reconstructing useful heat demand from NUTS3 building</w:t>
-      </w:r>
-      <w:r>
-        <w:rPr>
-          <w:rFonts w:ascii="Times New Roman" w:hAnsi="Times New Roman"/>
-          <w:sz w:val="24"/>
-        </w:rPr>
-        <w:t xml:space="preserve"> </w:t>
-      </w:r>
-      <w:r>
-        <w:rPr>
-          <w:rFonts w:ascii="Times New Roman" w:hAnsi="Times New Roman"/>
-          <w:sz w:val="24"/>
-        </w:rPr>
-        <w:t xml:space="preserve">stock and aggregating it to the country before any cost test, benchmarking it to within</w:t>
+        <w:t xml:space="preserve">First, where other work imposes a hydrogen share and stops, we impose transparent adoption pathways and then test them against an independent dispatch screen, market by market, exposing the cost and geology regimes a continental average would bury. Second, we recast the question from an energy-share contest into one about capacity and capital, screening the linked tests on one dispatch basis and testing capital recovery on the plant that wins the power peak. To deliver both we assemble a bottom-up techno-economic model of residential heating across the EU-27, the United Kingdom and Switzerland from 2025 to 2050. It reconstructs useful heat demand from NUTS3 building stock and aggregates it to the country before any cost test, benchmarking to within</w:t>
       </w:r>
       <w:r>
         <w:rPr>
@@ -4494,21 +4368,7 @@
           <w:rFonts w:ascii="Times New Roman" w:hAnsi="Times New Roman"/>
           <w:sz w:val="24"/>
         </w:rPr>
-        <w:t xml:space="preserve"> per cent against an independent regional database,</w:t>
-      </w:r>
-      <w:r>
-        <w:rPr>
-          <w:rFonts w:ascii="Times New Roman" w:hAnsi="Times New Roman"/>
-          <w:sz w:val="24"/>
-        </w:rPr>
-        <w:t xml:space="preserve"> </w:t>
-      </w:r>
-      <w:r>
-        <w:rPr>
-          <w:rFonts w:ascii="Times New Roman" w:hAnsi="Times New Roman"/>
-          <w:sz w:val="24"/>
-        </w:rPr>
-        <w:t xml:space="preserve">and propagating it through eight technologies and four scenarios in a 200-draw Monte Carlo</w:t>
+        <w:t xml:space="preserve"> per cent against an independent regional database</w:t>
       </w:r>
       <w:r>
         <w:rPr>
@@ -4529,7 +4389,7 @@
           <w:rFonts w:ascii="Times New Roman" w:hAnsi="Times New Roman"/>
           <w:sz w:val="24"/>
         </w:rPr>
-        <w:t xml:space="preserve">.</w:t>
+        <w:t xml:space="preserve">, and propagates that demand through eight technologies and four scenarios in a 200-draw Monte Carlo.</w:t>
       </w:r>
     </w:p>
     <w:p>
@@ -4541,21 +4401,7 @@
           <w:rFonts w:ascii="Times New Roman" w:hAnsi="Times New Roman"/>
           <w:sz w:val="24"/>
         </w:rPr>
-        <w:t xml:space="preserve">The accounting is where our numbers part company with published comparisons. On the</w:t>
-      </w:r>
-      <w:r>
-        <w:rPr>
-          <w:rFonts w:ascii="Times New Roman" w:hAnsi="Times New Roman"/>
-          <w:sz w:val="24"/>
-        </w:rPr>
-        <w:t xml:space="preserve"> </w:t>
-      </w:r>
-      <w:r>
-        <w:rPr>
-          <w:rFonts w:ascii="Times New Roman" w:hAnsi="Times New Roman"/>
-          <w:sz w:val="24"/>
-        </w:rPr>
-        <w:t xml:space="preserve">levelised comparison we price the two carriers on a symmetric distribution basis, charging</w:t>
+        <w:t xml:space="preserve">On the levelised comparison we price the two carriers on a symmetric distribution basis, charging</w:t>
       </w:r>
       <w:r>
         <w:rPr>
@@ -4597,35 +4443,7 @@
           <w:rFonts w:ascii="Times New Roman" w:hAnsi="Times New Roman"/>
           <w:sz w:val="24"/>
         </w:rPr>
-        <w:t xml:space="preserve">equipment capital to peak heat demand. Published comparisons differ in which of these they charge, so we sweep each;</w:t>
-      </w:r>
-      <w:r>
-        <w:rPr>
-          <w:rFonts w:ascii="Times New Roman" w:hAnsi="Times New Roman"/>
-          <w:sz w:val="24"/>
-        </w:rPr>
-        <w:t xml:space="preserve"> </w:t>
-      </w:r>
-      <w:r>
-        <w:rPr>
-          <w:rFonts w:ascii="Times New Roman" w:hAnsi="Times New Roman"/>
-          <w:sz w:val="24"/>
-        </w:rPr>
-        <w:t xml:space="preserve">adopting them narrows the heat pump’s margin without reversing the median ordering, and</w:t>
-      </w:r>
-      <w:r>
-        <w:rPr>
-          <w:rFonts w:ascii="Times New Roman" w:hAnsi="Times New Roman"/>
-          <w:sz w:val="24"/>
-        </w:rPr>
-        <w:t xml:space="preserve"> </w:t>
-      </w:r>
-      <w:r>
-        <w:rPr>
-          <w:rFonts w:ascii="Times New Roman" w:hAnsi="Times New Roman"/>
-          <w:sz w:val="24"/>
-        </w:rPr>
-        <w:t xml:space="preserve">corners of the sweep do turn it.</w:t>
+        <w:t xml:space="preserve">equipment capital to peak heat demand. Published comparisons differ in which of these they charge, so we sweep each. Adopting them narrows the heat pump’s margin without reversing the median ordering. However, corners of the sweep do turn it.</w:t>
       </w:r>
     </w:p>
     <w:p>
@@ -4651,21 +4469,7 @@
           <w:rFonts w:ascii="Times New Roman" w:hAnsi="Times New Roman"/>
           <w:sz w:val="24"/>
         </w:rPr>
-        <w:t xml:space="preserve">and the hydrogen boiler in 22. Cheap storage sets how wide the remaining seven are, about</w:t>
-      </w:r>
-      <w:r>
-        <w:rPr>
-          <w:rFonts w:ascii="Times New Roman" w:hAnsi="Times New Roman"/>
-          <w:sz w:val="24"/>
-        </w:rPr>
-        <w:t xml:space="preserve"> </w:t>
-      </w:r>
-      <w:r>
-        <w:rPr>
-          <w:rFonts w:ascii="Times New Roman" w:hAnsi="Times New Roman"/>
-          <w:sz w:val="24"/>
-        </w:rPr>
-        <w:t xml:space="preserve">€12/MWh with salt caverns against a median €24 without</w:t>
+        <w:t xml:space="preserve">and the hydrogen boiler in 22. Cheap storage widens those margins without selecting them, since five of the seven still hold when repriced at the non-cavern rate</w:t>
       </w:r>
       <w:r>
         <w:rPr>
@@ -4686,63 +4490,21 @@
           <w:rFonts w:ascii="Times New Roman" w:hAnsi="Times New Roman"/>
           <w:sz w:val="24"/>
         </w:rPr>
-        <w:t xml:space="preserve">, but does not select them, since repriced at the non-cavern</w:t>
-      </w:r>
-      <w:r>
-        <w:rPr>
-          <w:rFonts w:ascii="Times New Roman" w:hAnsi="Times New Roman"/>
-          <w:sz w:val="24"/>
-        </w:rPr>
-        <w:t xml:space="preserve"> </w:t>
-      </w:r>
-      <w:r>
-        <w:rPr>
-          <w:rFonts w:ascii="Times New Roman" w:hAnsi="Times New Roman"/>
-          <w:sz w:val="24"/>
-        </w:rPr>
-        <w:t xml:space="preserve">rate five still hold on retail electricity taxation alone. Repriced on the short-run marginal cost a system operator</w:t>
-      </w:r>
-      <w:r>
-        <w:rPr>
-          <w:rFonts w:ascii="Times New Roman" w:hAnsi="Times New Roman"/>
-          <w:sz w:val="24"/>
-        </w:rPr>
-        <w:t xml:space="preserve"> </w:t>
-      </w:r>
-      <w:r>
-        <w:rPr>
-          <w:rFonts w:ascii="Times New Roman" w:hAnsi="Times New Roman"/>
-          <w:sz w:val="24"/>
-        </w:rPr>
-        <w:t xml:space="preserve">uses, hydrogen wins the cold-snap peak in a minority of markets that grows with policy</w:t>
-      </w:r>
-      <w:r>
-        <w:rPr>
-          <w:rFonts w:ascii="Times New Roman" w:hAnsi="Times New Roman"/>
-          <w:sz w:val="24"/>
-        </w:rPr>
-        <w:t xml:space="preserve"> </w:t>
-      </w:r>
-      <w:r>
-        <w:rPr>
-          <w:rFonts w:ascii="Times New Roman" w:hAnsi="Times New Roman"/>
-          <w:sz w:val="24"/>
-        </w:rPr>
-        <w:t xml:space="preserve">ambition, and no market recovers that peaker’s capital, about 9 per cent in the central case, the classic</w:t>
-      </w:r>
-      <w:r>
-        <w:rPr>
-          <w:rFonts w:ascii="Times New Roman" w:hAnsi="Times New Roman"/>
-          <w:sz w:val="24"/>
-        </w:rPr>
-        <w:t xml:space="preserve"> </w:t>
-      </w:r>
-      <w:r>
-        <w:rPr>
-          <w:rFonts w:ascii="Times New Roman" w:hAnsi="Times New Roman"/>
-          <w:sz w:val="24"/>
-        </w:rPr>
-        <w:t xml:space="preserve">missing-money problem.</w:t>
+        <w:t xml:space="preserve">. Repriced on the short-run marginal cost (SRMC) a system operator</w:t>
+      </w:r>
+      <w:r>
+        <w:rPr>
+          <w:rFonts w:ascii="Times New Roman" w:hAnsi="Times New Roman"/>
+          <w:sz w:val="24"/>
+        </w:rPr>
+        <w:t xml:space="preserve"> </w:t>
+      </w:r>
+      <w:r>
+        <w:rPr>
+          <w:rFonts w:ascii="Times New Roman" w:hAnsi="Times New Roman"/>
+          <w:sz w:val="24"/>
+        </w:rPr>
+        <w:t xml:space="preserve">uses, hydrogen wins the cold-snap peak in a minority of markets that grows with policy ambition. However, no market recovers that peaker’s capital, about 9 per cent in the central case, the classic missing-money problem.</w:t>
       </w:r>
     </w:p>
     <w:p>
@@ -5683,39 +5445,21 @@
           <w:bCs/>
           <w:sz w:val="24"/>
         </w:rPr>
-        <w:t xml:space="preserve">Useful residential heat demand</w:t>
-      </w:r>
-      <w:r>
-        <w:rPr>
-          <w:rFonts w:ascii="Times New Roman" w:hAnsi="Times New Roman"/>
-          <w:b/>
-          <w:bCs/>
-          <w:sz w:val="24"/>
-        </w:rPr>
-        <w:t xml:space="preserve"> </w:t>
-      </w:r>
-      <w:r>
-        <w:rPr>
-          <w:rFonts w:ascii="Times New Roman" w:hAnsi="Times New Roman"/>
-          <w:b/>
-          <w:bCs/>
-          <w:sz w:val="24"/>
-        </w:rPr>
-        <w:t xml:space="preserve">by NUTS3 region, 2025.</w:t>
-      </w:r>
-      <w:r>
-        <w:rPr>
-          <w:rFonts w:ascii="Times New Roman" w:hAnsi="Times New Roman"/>
-          <w:sz w:val="24"/>
-        </w:rPr>
-        <w:t xml:space="preserve"> </w:t>
-      </w:r>
-      <w:r>
-        <w:rPr>
-          <w:rFonts w:ascii="Times New Roman" w:hAnsi="Times New Roman"/>
-          <w:sz w:val="24"/>
-        </w:rPr>
-        <w:t xml:space="preserve">From the bottom-up build. The regional resolution sets the demand surface and the demand weights carried through the study (Section 2). The colour scale is logarithmic over 0.3 to 12 TWh/yr, close to the 2nd and 98th percentiles of the mapped values, and the colourbar arrowheads mark the regions outside that range.</w:t>
+        <w:t xml:space="preserve">Useful residential heat demand by NUTS3 region, 2025.</w:t>
+      </w:r>
+      <w:r>
+        <w:rPr>
+          <w:rFonts w:ascii="Times New Roman" w:hAnsi="Times New Roman"/>
+          <w:sz w:val="24"/>
+        </w:rPr>
+        <w:t xml:space="preserve"> </w:t>
+      </w:r>
+      <w:r>
+        <w:rPr>
+          <w:rFonts w:ascii="Times New Roman" w:hAnsi="Times New Roman"/>
+          <w:sz w:val="24"/>
+        </w:rPr>
+        <w:t xml:space="preserve">From the bottom-up build.</w:t>
       </w:r>
     </w:p>
     <w:bookmarkEnd w:id="18"/>
@@ -5726,267 +5470,25 @@
       <w:r>
         <w:rPr>
           <w:rFonts w:ascii="Times New Roman" w:hAnsi="Times New Roman"/>
-          <w:sz w:val="24"/>
-        </w:rPr>
-        <w:t xml:space="preserve">Each of the eight technologies, comprising gas, oil and biomass boilers, a resistance</w:t>
-      </w:r>
-      <w:r>
-        <w:rPr>
-          <w:rFonts w:ascii="Times New Roman" w:hAnsi="Times New Roman"/>
-          <w:sz w:val="24"/>
-        </w:rPr>
-        <w:t xml:space="preserve"> </w:t>
-      </w:r>
-      <w:r>
-        <w:rPr>
-          <w:rFonts w:ascii="Times New Roman" w:hAnsi="Times New Roman"/>
-          <w:sz w:val="24"/>
-        </w:rPr>
-        <w:t xml:space="preserve">heater, air-source and ground-source heat pumps, district heat and a hydrogen boiler, is</w:t>
-      </w:r>
-      <w:r>
-        <w:rPr>
-          <w:rFonts w:ascii="Times New Roman" w:hAnsi="Times New Roman"/>
-          <w:sz w:val="24"/>
-        </w:rPr>
-        <w:t xml:space="preserve"> </w:t>
-      </w:r>
-      <w:r>
-        <w:rPr>
-          <w:rFonts w:ascii="Times New Roman" w:hAnsi="Times New Roman"/>
-          <w:sz w:val="24"/>
-        </w:rPr>
-        <w:t xml:space="preserve">priced on a levelised cost of heat that annualises capital at the country</w:t>
-      </w:r>
-      <w:r>
-        <w:rPr>
-          <w:rFonts w:ascii="Times New Roman" w:hAnsi="Times New Roman"/>
-          <w:sz w:val="24"/>
-        </w:rPr>
-        <w:t xml:space="preserve"> </w:t>
-      </w:r>
-      <w:r>
-        <w:rPr>
-          <w:rFonts w:ascii="Times New Roman" w:hAnsi="Times New Roman"/>
-          <w:sz w:val="24"/>
-        </w:rPr>
-        <w:t xml:space="preserve">weighted-average cost of capital and adds fuel, fixed and variable operating costs, in</w:t>
-      </w:r>
-      <w:r>
-        <w:rPr>
-          <w:rFonts w:ascii="Times New Roman" w:hAnsi="Times New Roman"/>
-          <w:sz w:val="24"/>
-        </w:rPr>
-        <w:t xml:space="preserve"> </w:t>
-      </w:r>
-      <w:r>
-        <w:rPr>
-          <w:rFonts w:ascii="Times New Roman" w:hAnsi="Times New Roman"/>
-          <w:sz w:val="24"/>
-        </w:rPr>
-        <w:t xml:space="preserve">real EUR</w:t>
-      </w:r>
-      <w:r>
-        <w:rPr>
-          <w:vertAlign w:val="subscript"/>
-        </w:rPr>
-        <w:t xml:space="preserve">2024</w:t>
-      </w:r>
-      <w:r>
-        <w:rPr>
-          <w:rFonts w:ascii="Times New Roman" w:hAnsi="Times New Roman"/>
-          <w:sz w:val="24"/>
-        </w:rPr>
-        <w:t xml:space="preserve"> </w:t>
-      </w:r>
-      <w:r>
-        <w:rPr>
-          <w:rFonts w:ascii="Times New Roman" w:hAnsi="Times New Roman"/>
-          <w:sz w:val="24"/>
-        </w:rPr>
-        <w:t xml:space="preserve">throughout (Supplementary Section S1.3). Equipment capital is sized to</w:t>
-      </w:r>
-      <w:r>
-        <w:rPr>
-          <w:rFonts w:ascii="Times New Roman" w:hAnsi="Times New Roman"/>
-          <w:sz w:val="24"/>
-        </w:rPr>
-        <w:t xml:space="preserve"> </w:t>
-      </w:r>
-      <w:r>
-        <w:rPr>
-          <w:rFonts w:ascii="Times New Roman" w:hAnsi="Times New Roman"/>
-          <w:sz w:val="24"/>
-        </w:rPr>
-        <w:t xml:space="preserve">peak heat demand and annualised over the heat that capacity delivers, the accounting</w:t>
-      </w:r>
-      <w:r>
-        <w:rPr>
-          <w:rFonts w:ascii="Times New Roman" w:hAnsi="Times New Roman"/>
-          <w:sz w:val="24"/>
-        </w:rPr>
-        <w:t xml:space="preserve"> </w:t>
-      </w:r>
-      <w:r>
-        <w:rPr>
-          <w:rFonts w:ascii="Times New Roman" w:hAnsi="Times New Roman"/>
-          <w:sz w:val="24"/>
-        </w:rPr>
-        <w:t xml:space="preserve">choice that moves the base-load count furthest. Techno-economic parameters are anchored to the Danish Energy Agency Technology Catalogue</w:t>
-      </w:r>
-      <w:r>
-        <w:rPr>
-          <w:rFonts w:ascii="Times New Roman" w:hAnsi="Times New Roman"/>
-          <w:sz w:val="24"/>
-        </w:rPr>
-        <w:t xml:space="preserve"> </w:t>
-      </w:r>
-      <w:r>
-        <w:rPr>
-          <w:rFonts w:ascii="Times New Roman" w:hAnsi="Times New Roman"/>
-          <w:sz w:val="24"/>
-        </w:rPr>
-        <w:t xml:space="preserve">[45]</w:t>
-      </w:r>
-      <w:r>
-        <w:rPr>
-          <w:rFonts w:ascii="Times New Roman" w:hAnsi="Times New Roman"/>
-          <w:sz w:val="24"/>
-        </w:rPr>
-        <w:t xml:space="preserve"> </w:t>
-      </w:r>
-      <w:r>
-        <w:rPr>
-          <w:rFonts w:ascii="Times New Roman" w:hAnsi="Times New Roman"/>
-          <w:sz w:val="24"/>
-        </w:rPr>
-        <w:t xml:space="preserve">and cross-checked against JRC, IEA and IRENA cost data</w:t>
-      </w:r>
-      <w:r>
-        <w:rPr>
-          <w:rFonts w:ascii="Times New Roman" w:hAnsi="Times New Roman"/>
-          <w:sz w:val="24"/>
-        </w:rPr>
-        <w:t xml:space="preserve"> </w:t>
-      </w:r>
-      <w:r>
-        <w:rPr>
-          <w:rFonts w:ascii="Times New Roman" w:hAnsi="Times New Roman"/>
-          <w:sz w:val="24"/>
-        </w:rPr>
-        <w:t xml:space="preserve">[5], [46], [47]</w:t>
-      </w:r>
-      <w:r>
-        <w:rPr>
-          <w:rFonts w:ascii="Times New Roman" w:hAnsi="Times New Roman"/>
-          <w:sz w:val="24"/>
-        </w:rPr>
-        <w:t xml:space="preserve">. Fossil fuels carry the second emissions trading system for buildings and road transport</w:t>
-      </w:r>
-      <w:r>
-        <w:rPr>
-          <w:rFonts w:ascii="Times New Roman" w:hAnsi="Times New Roman"/>
-          <w:sz w:val="24"/>
-        </w:rPr>
-        <w:t xml:space="preserve"> </w:t>
-      </w:r>
-      <w:r>
-        <w:rPr>
-          <w:rFonts w:ascii="Times New Roman" w:hAnsi="Times New Roman"/>
-          <w:sz w:val="24"/>
-        </w:rPr>
-        <w:t xml:space="preserve">(ETS2) from its 2027 launch</w:t>
-      </w:r>
-      <w:r>
-        <w:rPr>
-          <w:rFonts w:ascii="Times New Roman" w:hAnsi="Times New Roman"/>
-          <w:sz w:val="24"/>
-        </w:rPr>
-        <w:t xml:space="preserve"> </w:t>
-      </w:r>
-      <w:r>
-        <w:rPr>
-          <w:rFonts w:ascii="Times New Roman" w:hAnsi="Times New Roman"/>
-          <w:sz w:val="24"/>
-        </w:rPr>
-        <w:t xml:space="preserve">[48]</w:t>
-      </w:r>
-      <w:r>
-        <w:rPr>
-          <w:rFonts w:ascii="Times New Roman" w:hAnsi="Times New Roman"/>
-          <w:sz w:val="24"/>
-        </w:rPr>
-        <w:t xml:space="preserve">, green hydrogen follows</w:t>
-      </w:r>
-      <w:r>
-        <w:rPr>
-          <w:rFonts w:ascii="Times New Roman" w:hAnsi="Times New Roman"/>
-          <w:sz w:val="24"/>
-        </w:rPr>
-        <w:t xml:space="preserve"> </w:t>
-      </w:r>
-      <w:r>
-        <w:rPr>
-          <w:rFonts w:ascii="Times New Roman" w:hAnsi="Times New Roman"/>
-          <w:sz w:val="24"/>
-        </w:rPr>
-        <w:t xml:space="preserve">the European Hydrogen Observatory central delivered-cost trajectory</w:t>
-      </w:r>
-      <w:r>
-        <w:rPr>
-          <w:rFonts w:ascii="Times New Roman" w:hAnsi="Times New Roman"/>
-          <w:sz w:val="24"/>
-        </w:rPr>
-        <w:t xml:space="preserve"> </w:t>
-      </w:r>
-      <w:r>
-        <w:rPr>
-          <w:rFonts w:ascii="Times New Roman" w:hAnsi="Times New Roman"/>
-          <w:sz w:val="24"/>
-        </w:rPr>
-        <w:t xml:space="preserve">[49]</w:t>
-      </w:r>
-      <w:r>
-        <w:rPr>
-          <w:rFonts w:ascii="Times New Roman" w:hAnsi="Times New Roman"/>
-          <w:sz w:val="24"/>
-        </w:rPr>
-        <w:t xml:space="preserve">, and retail gas and electricity prices are Eurostat</w:t>
-      </w:r>
-      <w:r>
-        <w:rPr>
-          <w:rFonts w:ascii="Times New Roman" w:hAnsi="Times New Roman"/>
-          <w:sz w:val="24"/>
-        </w:rPr>
-        <w:t xml:space="preserve"> </w:t>
-      </w:r>
-      <w:r>
-        <w:rPr>
-          <w:rFonts w:ascii="Times New Roman" w:hAnsi="Times New Roman"/>
-          <w:sz w:val="24"/>
-        </w:rPr>
-        <w:t xml:space="preserve">first-half-2025 figures</w:t>
-      </w:r>
-      <w:r>
-        <w:rPr>
-          <w:rFonts w:ascii="Times New Roman" w:hAnsi="Times New Roman"/>
-          <w:sz w:val="24"/>
-        </w:rPr>
-        <w:t xml:space="preserve"> </w:t>
-      </w:r>
-      <w:r>
-        <w:rPr>
-          <w:rFonts w:ascii="Times New Roman" w:hAnsi="Times New Roman"/>
-          <w:sz w:val="24"/>
-        </w:rPr>
-        <w:t xml:space="preserve">[50], [51]</w:t>
-      </w:r>
-      <w:r>
-        <w:rPr>
-          <w:rFonts w:ascii="Times New Roman" w:hAnsi="Times New Roman"/>
-          <w:sz w:val="24"/>
-        </w:rPr>
-        <w:t xml:space="preserve">.</w:t>
+          <w:i/>
+          <w:iCs/>
+          <w:sz w:val="24"/>
+        </w:rPr>
+        <w:t xml:space="preserve">Note:</w:t>
+      </w:r>
+      <w:r>
+        <w:rPr>
+          <w:rFonts w:ascii="Times New Roman" w:hAnsi="Times New Roman"/>
+          <w:sz w:val="24"/>
+        </w:rPr>
+        <w:t xml:space="preserve"> </w:t>
+      </w:r>
+      <w:r>
+        <w:rPr>
+          <w:rFonts w:ascii="Times New Roman" w:hAnsi="Times New Roman"/>
+          <w:sz w:val="24"/>
+        </w:rPr>
+        <w:t xml:space="preserve">the colour scale is logarithmic over 0.3 to 12 TWh/yr, close to the 2nd and 98th percentiles of the mapped values, and the colourbar arrowheads mark the regions outside that range.</w:t>
       </w:r>
     </w:p>
     <w:p>
@@ -5998,175 +5500,237 @@
           <w:rFonts w:ascii="Times New Roman" w:hAnsi="Times New Roman"/>
           <w:sz w:val="24"/>
         </w:rPr>
-        <w:t xml:space="preserve">A scope-1 inventory runs alongside the cost layer on the same technology split, charging</w:t>
-      </w:r>
-      <w:r>
-        <w:rPr>
-          <w:rFonts w:ascii="Times New Roman" w:hAnsi="Times New Roman"/>
-          <w:sz w:val="24"/>
-        </w:rPr>
-        <w:t xml:space="preserve"> </w:t>
-      </w:r>
-      <w:r>
-        <w:rPr>
-          <w:rFonts w:ascii="Times New Roman" w:hAnsi="Times New Roman"/>
-          <w:sz w:val="24"/>
-        </w:rPr>
-        <w:t xml:space="preserve">gas and oil fixed combustion factors</w:t>
-      </w:r>
-      <w:r>
-        <w:rPr>
-          <w:rFonts w:ascii="Times New Roman" w:hAnsi="Times New Roman"/>
-          <w:sz w:val="24"/>
-        </w:rPr>
-        <w:t xml:space="preserve"> </w:t>
-      </w:r>
-      <w:r>
-        <w:rPr>
-          <w:rFonts w:ascii="Times New Roman" w:hAnsi="Times New Roman"/>
-          <w:sz w:val="24"/>
-        </w:rPr>
-        <w:t xml:space="preserve">[52]</w:t>
-      </w:r>
-      <w:r>
-        <w:rPr>
-          <w:rFonts w:ascii="Times New Roman" w:hAnsi="Times New Roman"/>
-          <w:sz w:val="24"/>
-        </w:rPr>
-        <w:t xml:space="preserve">, biomass and hydrogen zero</w:t>
-      </w:r>
-      <w:r>
-        <w:rPr>
-          <w:rFonts w:ascii="Times New Roman" w:hAnsi="Times New Roman"/>
-          <w:sz w:val="24"/>
-        </w:rPr>
-        <w:t xml:space="preserve"> </w:t>
-      </w:r>
-      <w:r>
-        <w:rPr>
-          <w:rFonts w:ascii="Times New Roman" w:hAnsi="Times New Roman"/>
-          <w:sz w:val="24"/>
-        </w:rPr>
-        <w:t xml:space="preserve">on the European renewable-fuel convention, and electricity and district heat</w:t>
-      </w:r>
-      <w:r>
-        <w:rPr>
-          <w:rFonts w:ascii="Times New Roman" w:hAnsi="Times New Roman"/>
-          <w:sz w:val="24"/>
-        </w:rPr>
-        <w:t xml:space="preserve"> </w:t>
-      </w:r>
-      <w:r>
-        <w:rPr>
-          <w:rFonts w:ascii="Times New Roman" w:hAnsi="Times New Roman"/>
-          <w:sz w:val="24"/>
-        </w:rPr>
-        <w:t xml:space="preserve">country-by-year intensities that each scenario’s grid lever scales</w:t>
-      </w:r>
-      <w:r>
-        <w:rPr>
-          <w:rFonts w:ascii="Times New Roman" w:hAnsi="Times New Roman"/>
-          <w:sz w:val="24"/>
-        </w:rPr>
-        <w:t xml:space="preserve"> </w:t>
-      </w:r>
-      <w:r>
-        <w:rPr>
-          <w:rFonts w:ascii="Times New Roman" w:hAnsi="Times New Roman"/>
-          <w:sz w:val="24"/>
-        </w:rPr>
-        <w:t xml:space="preserve">[53], [54]</w:t>
-      </w:r>
-      <w:r>
-        <w:rPr>
-          <w:rFonts w:ascii="Times New Roman" w:hAnsi="Times New Roman"/>
-          <w:sz w:val="24"/>
-        </w:rPr>
-        <w:t xml:space="preserve">. Those paths are calibrated</w:t>
-      </w:r>
-      <w:r>
-        <w:rPr>
-          <w:rFonts w:ascii="Times New Roman" w:hAnsi="Times New Roman"/>
-          <w:sz w:val="24"/>
-        </w:rPr>
-        <w:t xml:space="preserve"> </w:t>
-      </w:r>
-      <w:r>
-        <w:rPr>
-          <w:rFonts w:ascii="Times New Roman" w:hAnsi="Times New Roman"/>
-          <w:sz w:val="24"/>
-        </w:rPr>
-        <w:t xml:space="preserve">trajectories rather than published projections, so the emissions levels inherit that</w:t>
-      </w:r>
-      <w:r>
-        <w:rPr>
-          <w:rFonts w:ascii="Times New Roman" w:hAnsi="Times New Roman"/>
-          <w:sz w:val="24"/>
-        </w:rPr>
-        <w:t xml:space="preserve"> </w:t>
-      </w:r>
-      <w:r>
-        <w:rPr>
-          <w:rFonts w:ascii="Times New Roman" w:hAnsi="Times New Roman"/>
-          <w:sz w:val="24"/>
-        </w:rPr>
-        <w:t xml:space="preserve">calibration whereas the scenario ranking does not (Supplementary Section S1.4).</w:t>
-      </w:r>
-      <w:r>
-        <w:rPr>
-          <w:rFonts w:ascii="Times New Roman" w:hAnsi="Times New Roman"/>
-          <w:sz w:val="24"/>
-        </w:rPr>
-        <w:t xml:space="preserve"> </w:t>
-      </w:r>
-      <w:r>
-        <w:rPr>
-          <w:rFonts w:ascii="Times New Roman" w:hAnsi="Times New Roman"/>
-          <w:sz w:val="24"/>
-        </w:rPr>
-        <w:t xml:space="preserve">Furthermore, two last-mile network charges apply by default, one to each carrier, so that</w:t>
-      </w:r>
-      <w:r>
-        <w:rPr>
-          <w:rFonts w:ascii="Times New Roman" w:hAnsi="Times New Roman"/>
-          <w:sz w:val="24"/>
-        </w:rPr>
-        <w:t xml:space="preserve"> </w:t>
-      </w:r>
-      <w:r>
-        <w:rPr>
-          <w:rFonts w:ascii="Times New Roman" w:hAnsi="Times New Roman"/>
-          <w:sz w:val="24"/>
-        </w:rPr>
-        <w:t xml:space="preserve">neither is priced as though its delivery were free. The hydrogen boiler carries a</w:t>
-      </w:r>
-      <w:r>
-        <w:rPr>
-          <w:rFonts w:ascii="Times New Roman" w:hAnsi="Times New Roman"/>
-          <w:sz w:val="24"/>
-        </w:rPr>
-        <w:t xml:space="preserve"> </w:t>
-      </w:r>
-      <w:r>
-        <w:rPr>
-          <w:rFonts w:ascii="Times New Roman" w:hAnsi="Times New Roman"/>
-          <w:sz w:val="24"/>
-        </w:rPr>
-        <w:t xml:space="preserve">coverage-weighted blend of conversion and new build, a median €13.4/MWh, and the</w:t>
-      </w:r>
-      <w:r>
-        <w:rPr>
-          <w:rFonts w:ascii="Times New Roman" w:hAnsi="Times New Roman"/>
-          <w:sz w:val="24"/>
-        </w:rPr>
-        <w:t xml:space="preserve"> </w:t>
-      </w:r>
-      <w:r>
-        <w:rPr>
-          <w:rFonts w:ascii="Times New Roman" w:hAnsi="Times New Roman"/>
-          <w:sz w:val="24"/>
-        </w:rPr>
-        <w:t xml:space="preserve">heat pump a low- and medium-voltage reinforcement adder, a median €4.9/MWh.</w:t>
+        <w:t xml:space="preserve">Each of the eight technologies, comprising gas, oil and biomass boilers, a resistance</w:t>
+      </w:r>
+      <w:r>
+        <w:rPr>
+          <w:rFonts w:ascii="Times New Roman" w:hAnsi="Times New Roman"/>
+          <w:sz w:val="24"/>
+        </w:rPr>
+        <w:t xml:space="preserve"> </w:t>
+      </w:r>
+      <w:r>
+        <w:rPr>
+          <w:rFonts w:ascii="Times New Roman" w:hAnsi="Times New Roman"/>
+          <w:sz w:val="24"/>
+        </w:rPr>
+        <w:t xml:space="preserve">heater, air-source and ground-source heat pumps, district heat and a hydrogen boiler, is</w:t>
+      </w:r>
+      <w:r>
+        <w:rPr>
+          <w:rFonts w:ascii="Times New Roman" w:hAnsi="Times New Roman"/>
+          <w:sz w:val="24"/>
+        </w:rPr>
+        <w:t xml:space="preserve"> </w:t>
+      </w:r>
+      <w:r>
+        <w:rPr>
+          <w:rFonts w:ascii="Times New Roman" w:hAnsi="Times New Roman"/>
+          <w:sz w:val="24"/>
+        </w:rPr>
+        <w:t xml:space="preserve">priced on a levelised cost of heat that annualises capital at the country</w:t>
+      </w:r>
+      <w:r>
+        <w:rPr>
+          <w:rFonts w:ascii="Times New Roman" w:hAnsi="Times New Roman"/>
+          <w:sz w:val="24"/>
+        </w:rPr>
+        <w:t xml:space="preserve"> </w:t>
+      </w:r>
+      <w:r>
+        <w:rPr>
+          <w:rFonts w:ascii="Times New Roman" w:hAnsi="Times New Roman"/>
+          <w:sz w:val="24"/>
+        </w:rPr>
+        <w:t xml:space="preserve">weighted-average cost of capital and adds fuel, fixed and variable operating costs, in</w:t>
+      </w:r>
+      <w:r>
+        <w:rPr>
+          <w:rFonts w:ascii="Times New Roman" w:hAnsi="Times New Roman"/>
+          <w:sz w:val="24"/>
+        </w:rPr>
+        <w:t xml:space="preserve"> </w:t>
+      </w:r>
+      <w:r>
+        <w:rPr>
+          <w:rFonts w:ascii="Times New Roman" w:hAnsi="Times New Roman"/>
+          <w:sz w:val="24"/>
+        </w:rPr>
+        <w:t xml:space="preserve">real EUR</w:t>
+      </w:r>
+      <w:r>
+        <w:rPr>
+          <w:vertAlign w:val="subscript"/>
+        </w:rPr>
+        <w:t xml:space="preserve">2024</w:t>
+      </w:r>
+      <w:r>
+        <w:rPr>
+          <w:rFonts w:ascii="Times New Roman" w:hAnsi="Times New Roman"/>
+          <w:sz w:val="24"/>
+        </w:rPr>
+        <w:t xml:space="preserve"> </w:t>
+      </w:r>
+      <w:r>
+        <w:rPr>
+          <w:rFonts w:ascii="Times New Roman" w:hAnsi="Times New Roman"/>
+          <w:sz w:val="24"/>
+        </w:rPr>
+        <w:t xml:space="preserve">throughout (Supplementary Section S1.3). Equipment capital is sized to peak heat demand and annualised over the heat that capacity delivers, on the reasoning that a household buys a boiler for its coldest day rather than its average one, so efficiency changes the fuel bill and not the purchase price. Annualising over rated capacity instead would divide that charge a second time by each technology’s own efficiency, which is why this is the accounting choice that moves the base-load count furthest. Techno-economic parameters are anchored to the Danish Energy Agency Technology Catalogue</w:t>
+      </w:r>
+      <w:r>
+        <w:rPr>
+          <w:rFonts w:ascii="Times New Roman" w:hAnsi="Times New Roman"/>
+          <w:sz w:val="24"/>
+        </w:rPr>
+        <w:t xml:space="preserve"> </w:t>
+      </w:r>
+      <w:r>
+        <w:rPr>
+          <w:rFonts w:ascii="Times New Roman" w:hAnsi="Times New Roman"/>
+          <w:sz w:val="24"/>
+        </w:rPr>
+        <w:t xml:space="preserve">[45]</w:t>
+      </w:r>
+      <w:r>
+        <w:rPr>
+          <w:rFonts w:ascii="Times New Roman" w:hAnsi="Times New Roman"/>
+          <w:sz w:val="24"/>
+        </w:rPr>
+        <w:t xml:space="preserve"> </w:t>
+      </w:r>
+      <w:r>
+        <w:rPr>
+          <w:rFonts w:ascii="Times New Roman" w:hAnsi="Times New Roman"/>
+          <w:sz w:val="24"/>
+        </w:rPr>
+        <w:t xml:space="preserve">and cross-checked against JRC, IEA and IRENA cost data</w:t>
+      </w:r>
+      <w:r>
+        <w:rPr>
+          <w:rFonts w:ascii="Times New Roman" w:hAnsi="Times New Roman"/>
+          <w:sz w:val="24"/>
+        </w:rPr>
+        <w:t xml:space="preserve"> </w:t>
+      </w:r>
+      <w:r>
+        <w:rPr>
+          <w:rFonts w:ascii="Times New Roman" w:hAnsi="Times New Roman"/>
+          <w:sz w:val="24"/>
+        </w:rPr>
+        <w:t xml:space="preserve">[5], [46], [47]</w:t>
+      </w:r>
+      <w:r>
+        <w:rPr>
+          <w:rFonts w:ascii="Times New Roman" w:hAnsi="Times New Roman"/>
+          <w:sz w:val="24"/>
+        </w:rPr>
+        <w:t xml:space="preserve">. Fossil fuels carry the second emissions trading system for buildings and road transport</w:t>
+      </w:r>
+      <w:r>
+        <w:rPr>
+          <w:rFonts w:ascii="Times New Roman" w:hAnsi="Times New Roman"/>
+          <w:sz w:val="24"/>
+        </w:rPr>
+        <w:t xml:space="preserve"> </w:t>
+      </w:r>
+      <w:r>
+        <w:rPr>
+          <w:rFonts w:ascii="Times New Roman" w:hAnsi="Times New Roman"/>
+          <w:sz w:val="24"/>
+        </w:rPr>
+        <w:t xml:space="preserve">(ETS2) from its 2027 launch</w:t>
+      </w:r>
+      <w:r>
+        <w:rPr>
+          <w:rFonts w:ascii="Times New Roman" w:hAnsi="Times New Roman"/>
+          <w:sz w:val="24"/>
+        </w:rPr>
+        <w:t xml:space="preserve"> </w:t>
+      </w:r>
+      <w:r>
+        <w:rPr>
+          <w:rFonts w:ascii="Times New Roman" w:hAnsi="Times New Roman"/>
+          <w:sz w:val="24"/>
+        </w:rPr>
+        <w:t xml:space="preserve">[48]</w:t>
+      </w:r>
+      <w:r>
+        <w:rPr>
+          <w:rFonts w:ascii="Times New Roman" w:hAnsi="Times New Roman"/>
+          <w:sz w:val="24"/>
+        </w:rPr>
+        <w:t xml:space="preserve">, green hydrogen follows</w:t>
+      </w:r>
+      <w:r>
+        <w:rPr>
+          <w:rFonts w:ascii="Times New Roman" w:hAnsi="Times New Roman"/>
+          <w:sz w:val="24"/>
+        </w:rPr>
+        <w:t xml:space="preserve"> </w:t>
+      </w:r>
+      <w:r>
+        <w:rPr>
+          <w:rFonts w:ascii="Times New Roman" w:hAnsi="Times New Roman"/>
+          <w:sz w:val="24"/>
+        </w:rPr>
+        <w:t xml:space="preserve">the European Hydrogen Observatory central delivered-cost trajectory</w:t>
+      </w:r>
+      <w:r>
+        <w:rPr>
+          <w:rFonts w:ascii="Times New Roman" w:hAnsi="Times New Roman"/>
+          <w:sz w:val="24"/>
+        </w:rPr>
+        <w:t xml:space="preserve"> </w:t>
+      </w:r>
+      <w:r>
+        <w:rPr>
+          <w:rFonts w:ascii="Times New Roman" w:hAnsi="Times New Roman"/>
+          <w:sz w:val="24"/>
+        </w:rPr>
+        <w:t xml:space="preserve">[49]</w:t>
+      </w:r>
+      <w:r>
+        <w:rPr>
+          <w:rFonts w:ascii="Times New Roman" w:hAnsi="Times New Roman"/>
+          <w:sz w:val="24"/>
+        </w:rPr>
+        <w:t xml:space="preserve">, and retail gas and electricity prices are Eurostat</w:t>
+      </w:r>
+      <w:r>
+        <w:rPr>
+          <w:rFonts w:ascii="Times New Roman" w:hAnsi="Times New Roman"/>
+          <w:sz w:val="24"/>
+        </w:rPr>
+        <w:t xml:space="preserve"> </w:t>
+      </w:r>
+      <w:r>
+        <w:rPr>
+          <w:rFonts w:ascii="Times New Roman" w:hAnsi="Times New Roman"/>
+          <w:sz w:val="24"/>
+        </w:rPr>
+        <w:t xml:space="preserve">first-half-2025 figures</w:t>
+      </w:r>
+      <w:r>
+        <w:rPr>
+          <w:rFonts w:ascii="Times New Roman" w:hAnsi="Times New Roman"/>
+          <w:sz w:val="24"/>
+        </w:rPr>
+        <w:t xml:space="preserve"> </w:t>
+      </w:r>
+      <w:r>
+        <w:rPr>
+          <w:rFonts w:ascii="Times New Roman" w:hAnsi="Times New Roman"/>
+          <w:sz w:val="24"/>
+        </w:rPr>
+        <w:t xml:space="preserve">[50], [51]</w:t>
+      </w:r>
+      <w:r>
+        <w:rPr>
+          <w:rFonts w:ascii="Times New Roman" w:hAnsi="Times New Roman"/>
+          <w:sz w:val="24"/>
+        </w:rPr>
+        <w:t xml:space="preserve">.</w:t>
       </w:r>
     </w:p>
     <w:p>
@@ -6178,6 +5742,158 @@
           <w:rFonts w:ascii="Times New Roman" w:hAnsi="Times New Roman"/>
           <w:sz w:val="24"/>
         </w:rPr>
+        <w:t xml:space="preserve">A scope-1 inventory runs alongside the cost layer on the same technology split, charging</w:t>
+      </w:r>
+      <w:r>
+        <w:rPr>
+          <w:rFonts w:ascii="Times New Roman" w:hAnsi="Times New Roman"/>
+          <w:sz w:val="24"/>
+        </w:rPr>
+        <w:t xml:space="preserve"> </w:t>
+      </w:r>
+      <w:r>
+        <w:rPr>
+          <w:rFonts w:ascii="Times New Roman" w:hAnsi="Times New Roman"/>
+          <w:sz w:val="24"/>
+        </w:rPr>
+        <w:t xml:space="preserve">gas and oil fixed combustion factors</w:t>
+      </w:r>
+      <w:r>
+        <w:rPr>
+          <w:rFonts w:ascii="Times New Roman" w:hAnsi="Times New Roman"/>
+          <w:sz w:val="24"/>
+        </w:rPr>
+        <w:t xml:space="preserve"> </w:t>
+      </w:r>
+      <w:r>
+        <w:rPr>
+          <w:rFonts w:ascii="Times New Roman" w:hAnsi="Times New Roman"/>
+          <w:sz w:val="24"/>
+        </w:rPr>
+        <w:t xml:space="preserve">[52]</w:t>
+      </w:r>
+      <w:r>
+        <w:rPr>
+          <w:rFonts w:ascii="Times New Roman" w:hAnsi="Times New Roman"/>
+          <w:sz w:val="24"/>
+        </w:rPr>
+        <w:t xml:space="preserve">, biomass and hydrogen zero</w:t>
+      </w:r>
+      <w:r>
+        <w:rPr>
+          <w:rFonts w:ascii="Times New Roman" w:hAnsi="Times New Roman"/>
+          <w:sz w:val="24"/>
+        </w:rPr>
+        <w:t xml:space="preserve"> </w:t>
+      </w:r>
+      <w:r>
+        <w:rPr>
+          <w:rFonts w:ascii="Times New Roman" w:hAnsi="Times New Roman"/>
+          <w:sz w:val="24"/>
+        </w:rPr>
+        <w:t xml:space="preserve">on the European renewable-fuel convention, and electricity and district heat</w:t>
+      </w:r>
+      <w:r>
+        <w:rPr>
+          <w:rFonts w:ascii="Times New Roman" w:hAnsi="Times New Roman"/>
+          <w:sz w:val="24"/>
+        </w:rPr>
+        <w:t xml:space="preserve"> </w:t>
+      </w:r>
+      <w:r>
+        <w:rPr>
+          <w:rFonts w:ascii="Times New Roman" w:hAnsi="Times New Roman"/>
+          <w:sz w:val="24"/>
+        </w:rPr>
+        <w:t xml:space="preserve">country-by-year intensities that each scenario’s grid lever scales</w:t>
+      </w:r>
+      <w:r>
+        <w:rPr>
+          <w:rFonts w:ascii="Times New Roman" w:hAnsi="Times New Roman"/>
+          <w:sz w:val="24"/>
+        </w:rPr>
+        <w:t xml:space="preserve"> </w:t>
+      </w:r>
+      <w:r>
+        <w:rPr>
+          <w:rFonts w:ascii="Times New Roman" w:hAnsi="Times New Roman"/>
+          <w:sz w:val="24"/>
+        </w:rPr>
+        <w:t xml:space="preserve">[53], [54]</w:t>
+      </w:r>
+      <w:r>
+        <w:rPr>
+          <w:rFonts w:ascii="Times New Roman" w:hAnsi="Times New Roman"/>
+          <w:sz w:val="24"/>
+        </w:rPr>
+        <w:t xml:space="preserve">. Those paths are calibrated</w:t>
+      </w:r>
+      <w:r>
+        <w:rPr>
+          <w:rFonts w:ascii="Times New Roman" w:hAnsi="Times New Roman"/>
+          <w:sz w:val="24"/>
+        </w:rPr>
+        <w:t xml:space="preserve"> </w:t>
+      </w:r>
+      <w:r>
+        <w:rPr>
+          <w:rFonts w:ascii="Times New Roman" w:hAnsi="Times New Roman"/>
+          <w:sz w:val="24"/>
+        </w:rPr>
+        <w:t xml:space="preserve">trajectories rather than published projections, so the emissions levels inherit that</w:t>
+      </w:r>
+      <w:r>
+        <w:rPr>
+          <w:rFonts w:ascii="Times New Roman" w:hAnsi="Times New Roman"/>
+          <w:sz w:val="24"/>
+        </w:rPr>
+        <w:t xml:space="preserve"> </w:t>
+      </w:r>
+      <w:r>
+        <w:rPr>
+          <w:rFonts w:ascii="Times New Roman" w:hAnsi="Times New Roman"/>
+          <w:sz w:val="24"/>
+        </w:rPr>
+        <w:t xml:space="preserve">calibration whereas the scenario ranking does not (Supplementary Section S1.4).</w:t>
+      </w:r>
+      <w:r>
+        <w:rPr>
+          <w:rFonts w:ascii="Times New Roman" w:hAnsi="Times New Roman"/>
+          <w:sz w:val="24"/>
+        </w:rPr>
+        <w:t xml:space="preserve"> </w:t>
+      </w:r>
+      <w:r>
+        <w:rPr>
+          <w:rFonts w:ascii="Times New Roman" w:hAnsi="Times New Roman"/>
+          <w:sz w:val="24"/>
+        </w:rPr>
+        <w:t xml:space="preserve">Furthermore, two last-mile network charges apply by default, one to each carrier, so that</w:t>
+      </w:r>
+      <w:r>
+        <w:rPr>
+          <w:rFonts w:ascii="Times New Roman" w:hAnsi="Times New Roman"/>
+          <w:sz w:val="24"/>
+        </w:rPr>
+        <w:t xml:space="preserve"> </w:t>
+      </w:r>
+      <w:r>
+        <w:rPr>
+          <w:rFonts w:ascii="Times New Roman" w:hAnsi="Times New Roman"/>
+          <w:sz w:val="24"/>
+        </w:rPr>
+        <w:t xml:space="preserve">neither is priced as though its delivery were free. The hydrogen boiler carries a coverage-weighted blend of conversion and new build at a median €13.4/MWh, and the heat pump a low- and medium-voltage reinforcement adder at a median €4.9/MWh, leaving the hydrogen route roughly 2.7 times the delivery charge of the electric one before any fuel cost enters.</w:t>
+      </w:r>
+    </w:p>
+    <w:p>
+      <w:pPr>
+        <w:pStyle w:val="BodyText"/>
+      </w:pPr>
+      <w:r>
+        <w:rPr>
+          <w:rFonts w:ascii="Times New Roman" w:hAnsi="Times New Roman"/>
+          <w:sz w:val="24"/>
+        </w:rPr>
         <w:t xml:space="preserve">Levelised cost compares technologies as base-load suppliers, an arena the review literature</w:t>
       </w:r>
       <w:r>
@@ -6241,7 +5957,7 @@
           <w:rFonts w:ascii="Times New Roman" w:hAnsi="Times New Roman"/>
           <w:sz w:val="24"/>
         </w:rPr>
-        <w:t xml:space="preserve">quick-start options whose short-run marginal costs per MWh of useful heat are</w:t>
+        <w:t xml:space="preserve">quick-start options whose SRMCs per MWh of useful heat are</w:t>
       </w:r>
     </w:p>
     <w:tbl>
@@ -6773,35 +6489,56 @@
           <w:rFonts w:ascii="Times New Roman" w:hAnsi="Times New Roman"/>
           <w:sz w:val="24"/>
         </w:rPr>
-        <w:t xml:space="preserve">the seasonal-storage adder, about €50/MWh-heat with domestic salt</w:t>
-      </w:r>
-      <w:r>
-        <w:rPr>
-          <w:rFonts w:ascii="Times New Roman" w:hAnsi="Times New Roman"/>
-          <w:sz w:val="24"/>
-        </w:rPr>
-        <w:t xml:space="preserve"> </w:t>
-      </w:r>
-      <w:r>
-        <w:rPr>
-          <w:rFonts w:ascii="Times New Roman" w:hAnsi="Times New Roman"/>
-          <w:sz w:val="24"/>
-        </w:rPr>
-        <w:t xml:space="preserve">caverns and €100 without. Cold-snap heat-pump performance is derated from the</w:t>
-      </w:r>
-      <w:r>
-        <w:rPr>
-          <w:rFonts w:ascii="Times New Roman" w:hAnsi="Times New Roman"/>
-          <w:sz w:val="24"/>
-        </w:rPr>
-        <w:t xml:space="preserve"> </w:t>
-      </w:r>
-      <w:r>
-        <w:rPr>
-          <w:rFonts w:ascii="Times New Roman" w:hAnsi="Times New Roman"/>
-          <w:sz w:val="24"/>
-        </w:rPr>
-        <w:t xml:space="preserve">seasonal figure,</w:t>
+        <w:t xml:space="preserve">the seasonal-storage adder, about €50/MWh-heat with domestic salt caverns and €100 without, the two ends spanning the cavern and above-ground rates reported in the bulk-storage literature</w:t>
+      </w:r>
+      <w:r>
+        <w:rPr>
+          <w:rFonts w:ascii="Times New Roman" w:hAnsi="Times New Roman"/>
+          <w:sz w:val="24"/>
+        </w:rPr>
+        <w:t xml:space="preserve"> </w:t>
+      </w:r>
+      <w:r>
+        <w:rPr>
+          <w:rFonts w:ascii="Times New Roman" w:hAnsi="Times New Roman"/>
+          <w:sz w:val="24"/>
+        </w:rPr>
+        <w:t xml:space="preserve">[55], [56]</w:t>
+      </w:r>
+      <w:r>
+        <w:rPr>
+          <w:rFonts w:ascii="Times New Roman" w:hAnsi="Times New Roman"/>
+          <w:sz w:val="24"/>
+        </w:rPr>
+        <w:t xml:space="preserve"> </w:t>
+      </w:r>
+      <w:r>
+        <w:rPr>
+          <w:rFonts w:ascii="Times New Roman" w:hAnsi="Times New Roman"/>
+          <w:sz w:val="24"/>
+        </w:rPr>
+        <w:t xml:space="preserve">and applied at the higher rate to the markets with no salt resource</w:t>
+      </w:r>
+      <w:r>
+        <w:rPr>
+          <w:rFonts w:ascii="Times New Roman" w:hAnsi="Times New Roman"/>
+          <w:sz w:val="24"/>
+        </w:rPr>
+        <w:t xml:space="preserve"> </w:t>
+      </w:r>
+      <w:r>
+        <w:rPr>
+          <w:rFonts w:ascii="Times New Roman" w:hAnsi="Times New Roman"/>
+          <w:sz w:val="24"/>
+        </w:rPr>
+        <w:t xml:space="preserve">[38]</w:t>
+      </w:r>
+      <w:r>
+        <w:rPr>
+          <w:rFonts w:ascii="Times New Roman" w:hAnsi="Times New Roman"/>
+          <w:sz w:val="24"/>
+        </w:rPr>
+        <w:t xml:space="preserve">. Cold-snap heat-pump COP is derated from the seasonal figure,</w:t>
       </w:r>
       <w:r>
         <w:rPr>
@@ -6978,7 +6715,7 @@
           <w:rFonts w:ascii="Times New Roman" w:hAnsi="Times New Roman"/>
           <w:sz w:val="24"/>
         </w:rPr>
-        <w:t xml:space="preserve">sector’s own merit order, set by the marginal winter unit. A country counts as a hydrogen win where its hydrogen-ready turbine undercuts the gas turbine on short-run marginal cost, both machines held at the same efficiency.</w:t>
+        <w:t xml:space="preserve">sector’s own merit order, set by the marginal winter unit. A country counts as a hydrogen win where its hydrogen-ready turbine undercuts the gas turbine on SRMC, both machines held at the same efficiency.</w:t>
       </w:r>
       <w:r>
         <w:rPr>
@@ -7217,7 +6954,7 @@
           <w:rFonts w:ascii="Times New Roman" w:hAnsi="Times New Roman"/>
           <w:sz w:val="24"/>
         </w:rPr>
-        <w:t xml:space="preserve">[55]</w:t>
+        <w:t xml:space="preserve">[57]</w:t>
       </w:r>
       <w:r>
         <w:rPr>
@@ -7268,7 +7005,7 @@
           <w:rFonts w:ascii="Times New Roman" w:hAnsi="Times New Roman"/>
           <w:sz w:val="24"/>
         </w:rPr>
-        <w:t xml:space="preserve">[56]</w:t>
+        <w:t xml:space="preserve">[58]</w:t>
       </w:r>
       <w:r>
         <w:rPr>
@@ -7346,7 +7083,7 @@
           <w:rFonts w:ascii="Times New Roman" w:hAnsi="Times New Roman" w:cs="Times New Roman"/>
           <w:sz w:val="24"/>
         </w:rPr>
-        <w:t xml:space="preserve">. Each sets six levers (Table </w:t>
+        <w:t xml:space="preserve">. Table </w:t>
       </w:r>
       <w:r>
         <w:rPr>
@@ -7388,42 +7125,7 @@
           <w:rFonts w:ascii="Times New Roman" w:hAnsi="Times New Roman" w:cs="Times New Roman"/>
           <w:sz w:val="24"/>
         </w:rPr>
-        <w:t xml:space="preserve">)</w:t>
-      </w:r>
-      <w:r>
-        <w:rPr>
-          <w:rFonts w:ascii="Times New Roman" w:hAnsi="Times New Roman" w:cs="Times New Roman"/>
-          <w:sz w:val="24"/>
-        </w:rPr>
-        <w:t xml:space="preserve">, the hydrogen</w:t>
-      </w:r>
-      <w:r>
-        <w:rPr>
-          <w:rFonts w:ascii="Times New Roman" w:hAnsi="Times New Roman"/>
-          <w:sz w:val="24"/>
-        </w:rPr>
-        <w:t xml:space="preserve"> </w:t>
-      </w:r>
-      <w:r>
-        <w:rPr>
-          <w:rFonts w:ascii="Times New Roman" w:hAnsi="Times New Roman"/>
-          <w:sz w:val="24"/>
-        </w:rPr>
-        <w:t xml:space="preserve">adoption setting among them. That setting is exogenous; the dispatch screen tests it</w:t>
-      </w:r>
-      <w:r>
-        <w:rPr>
-          <w:rFonts w:ascii="Times New Roman" w:hAnsi="Times New Roman"/>
-          <w:sz w:val="24"/>
-        </w:rPr>
-        <w:t xml:space="preserve"> </w:t>
-      </w:r>
-      <w:r>
-        <w:rPr>
-          <w:rFonts w:ascii="Times New Roman" w:hAnsi="Times New Roman"/>
-          <w:sz w:val="24"/>
-        </w:rPr>
-        <w:t xml:space="preserve">rather than sets it.</w:t>
+        <w:t xml:space="preserve"> summarises the six exogenous levers each scenario sets, which separate them most sharply on renovation and on fossil retreat. Current Policies renovates at 0.70 times the announced-policy rate and still leaves 40 per cent of 2050 heat on fossil fuels, whereas Net Zero renovates at 2.73 times that rate and leaves 5 per cent. H2 Push is the hydrogen-favourable world rather than the most ambitious one, pairing a high carbon price and the rapid hydrogen-price path with a 1.64 times renovation rate and a 15 per cent fossil share. Hydrogen adoption is set at 0, 5, 3 and 8 per cent, so its ordering does not follow climate ambition. That setting is exogenous, and the dispatch screen tests it rather than sets it. Set against the dispatch-supported potential in the final row, which runs 0, 0.6, 7.5 and 9.0 per cent, only Stated Policies places adoption above what the screen supports, a gap Section 3.3 reports as a finding.</w:t>
       </w:r>
     </w:p>
     <w:bookmarkStart w:id="19" w:name="tab:levers_body"/>
@@ -8949,7 +8651,7 @@
         <w:t xml:space="preserve">Source: Authors’ contribution.</w:t>
       </w:r>
     </w:p>
-    <w:bookmarkStart w:id="20" w:name="Xbaa4144a1cc8941ae7bb0a1a8e74343d6b954c0"/>
+    <w:bookmarkStart w:id="20" w:name="weather-series-for-the-power-layer"/>
     <w:p>
       <w:pPr/>
       <w:r>
@@ -8958,7 +8660,7 @@
           <w:b/>
           <w:sz w:val="24"/>
         </w:rPr>
-        <w:t xml:space="preserve">The weather the power layer runs on, and what it costs the result</w:t>
+        <w:t xml:space="preserve">Weather series for the power layer</w:t>
       </w:r>
     </w:p>
     <w:p>
@@ -9291,21 +8993,7 @@
           <w:rFonts w:ascii="Times New Roman" w:hAnsi="Times New Roman"/>
           <w:sz w:val="24"/>
         </w:rPr>
-        <w:t xml:space="preserve">heat-pump performance under a cross-country shock correlation of 0.5 on renovation and</w:t>
-      </w:r>
-      <w:r>
-        <w:rPr>
-          <w:rFonts w:ascii="Times New Roman" w:hAnsi="Times New Roman"/>
-          <w:sz w:val="24"/>
-        </w:rPr>
-        <w:t xml:space="preserve"> </w:t>
-      </w:r>
-      <w:r>
-        <w:rPr>
-          <w:rFonts w:ascii="Times New Roman" w:hAnsi="Times New Roman"/>
-          <w:sz w:val="24"/>
-        </w:rPr>
-        <w:t xml:space="preserve">0.75 on fuel prices, and reported at the 10th, 50th and 90th percentiles. A Sobol screen ranks the four</w:t>
+        <w:t xml:space="preserve">heat-pump performance under a cross-country shock correlation of 0.5 on renovation and 0.75 on fuel prices, set higher on prices because European gas and electricity markets clear against shared hubs whereas renovation policy is delivered nationally, and reported at the 10th, 50th and 90th percentiles. A Sobol screen ranks the four</w:t>
       </w:r>
       <w:r>
         <w:rPr>
@@ -9640,7 +9328,55 @@
           <w:rFonts w:ascii="Times New Roman" w:hAnsi="Times New Roman"/>
           <w:sz w:val="24"/>
         </w:rPr>
-        <w:t xml:space="preserve">Useful-heat demand across the 29-country study area falls only slightly to 2050, because</w:t>
+      </w:r>
+      <w:r>
+        <w:rPr>
+          <w:rFonts w:ascii="Times New Roman" w:hAnsi="Times New Roman" w:cs="Times New Roman"/>
+          <w:sz w:val="24"/>
+        </w:rPr>
+        <w:t xml:space="preserve">Fig. </w:t>
+      </w:r>
+      <w:r>
+        <w:rPr>
+          <w:rFonts w:ascii="Times New Roman" w:hAnsi="Times New Roman" w:cs="Times New Roman"/>
+          <w:sz w:val="24"/>
+        </w:rPr>
+        <w:fldChar w:fldCharType="begin"/>
+      </w:r>
+      <w:r>
+        <w:rPr>
+          <w:rFonts w:ascii="Times New Roman" w:hAnsi="Times New Roman" w:cs="Times New Roman"/>
+          <w:sz w:val="24"/>
+        </w:rPr>
+        <w:instrText xml:space="preserve"> REF fig_2 \h </w:instrText>
+      </w:r>
+      <w:r>
+        <w:rPr>
+          <w:rFonts w:ascii="Times New Roman" w:hAnsi="Times New Roman" w:cs="Times New Roman"/>
+          <w:sz w:val="24"/>
+        </w:rPr>
+        <w:fldChar w:fldCharType="separate"/>
+      </w:r>
+      <w:r>
+        <w:rPr>
+          <w:rFonts w:ascii="Times New Roman" w:hAnsi="Times New Roman" w:cs="Times New Roman"/>
+          <w:sz w:val="24"/>
+        </w:rPr>
+        <w:t xml:space="preserve">2</w:t>
+      </w:r>
+      <w:r>
+        <w:rPr>
+          <w:rFonts w:ascii="Times New Roman" w:hAnsi="Times New Roman" w:cs="Times New Roman"/>
+          <w:sz w:val="24"/>
+        </w:rPr>
+        <w:fldChar w:fldCharType="end"/>
+      </w:r>
+      <w:r>
+        <w:rPr>
+          <w:rFonts w:ascii="Times New Roman" w:hAnsi="Times New Roman" w:cs="Times New Roman"/>
+          <w:sz w:val="24"/>
+        </w:rPr>
+        <w:t xml:space="preserve"> presents useful residential heat demand across the NUTS3 regions of the study area at 2025. Useful-heat demand falls only slightly to 2050, because</w:t>
       </w:r>
       <w:r>
         <w:rPr>
@@ -9696,7 +9432,7 @@
           <w:rFonts w:ascii="Times New Roman" w:hAnsi="Times New Roman"/>
           <w:sz w:val="24"/>
         </w:rPr>
-        <w:t xml:space="preserve">regional total to within about 0.8 per cent in aggregate (Section 2). Across the 29 countries the mean absolute deviation is</w:t>
+        <w:t xml:space="preserve">regional total to within about 0.8 per cent in aggregate (Section 2). However, across the 29 countries the mean absolute deviation is</w:t>
       </w:r>
       <w:r>
         <w:rPr>
@@ -9730,7 +9466,7 @@
           <w:rFonts w:ascii="Times New Roman" w:hAnsi="Times New Roman"/>
           <w:sz w:val="24"/>
         </w:rPr>
-        <w:t xml:space="preserve">, root-mean-square</w:t>
+        <w:t xml:space="preserve"> per cent, root-mean-square</w:t>
       </w:r>
       <w:r>
         <w:rPr>
@@ -9747,14 +9483,7 @@
           <w:rFonts w:ascii="Times New Roman" w:hAnsi="Times New Roman"/>
           <w:sz w:val="24"/>
         </w:rPr>
-        <w:t xml:space="preserve"> </w:t>
-      </w:r>
-      <w:r>
-        <w:rPr>
-          <w:rFonts w:ascii="Times New Roman" w:hAnsi="Times New Roman"/>
-          <w:sz w:val="24"/>
-        </w:rPr>
-        <w:t xml:space="preserve">points and median</w:t>
+        <w:t xml:space="preserve"> per cent and median</w:t>
       </w:r>
       <w:r>
         <w:rPr>
@@ -9771,7 +9500,7 @@
           <w:rFonts w:ascii="Times New Roman" w:hAnsi="Times New Roman"/>
           <w:sz w:val="24"/>
         </w:rPr>
-        <w:t xml:space="preserve">. Backcasting to the benchmark’s 2015 vintage widens the aggregate to</w:t>
+        <w:t xml:space="preserve"> per cent. In addition, backcasting to the benchmark’s 2015 vintage widens the aggregate to</w:t>
       </w:r>
       <w:r>
         <w:rPr>
@@ -9788,90 +9517,7 @@
           <w:rFonts w:ascii="Times New Roman" w:hAnsi="Times New Roman"/>
           <w:sz w:val="24"/>
         </w:rPr>
-        <w:t xml:space="preserve"> per cent. The NUTS3 layer sets the demand field and the weights every later statistic carries</w:t>
-      </w:r>
-      <w:r>
-        <w:rPr>
-          <w:rFonts w:ascii="Times New Roman" w:hAnsi="Times New Roman"/>
-          <w:sz w:val="24"/>
-        </w:rPr>
-        <w:t xml:space="preserve"> </w:t>
-      </w:r>
-      <w:r>
-        <w:rPr>
-          <w:rFonts w:ascii="Times New Roman" w:hAnsi="Times New Roman"/>
-          <w:sz w:val="24"/>
-        </w:rPr>
-      </w:r>
-      <w:r>
-        <w:rPr>
-          <w:rFonts w:ascii="Times New Roman" w:hAnsi="Times New Roman" w:cs="Times New Roman"/>
-          <w:sz w:val="24"/>
-        </w:rPr>
-        <w:t xml:space="preserve">(Fig. </w:t>
-      </w:r>
-      <w:r>
-        <w:rPr>
-          <w:rFonts w:ascii="Times New Roman" w:hAnsi="Times New Roman" w:cs="Times New Roman"/>
-          <w:sz w:val="24"/>
-        </w:rPr>
-        <w:fldChar w:fldCharType="begin"/>
-      </w:r>
-      <w:r>
-        <w:rPr>
-          <w:rFonts w:ascii="Times New Roman" w:hAnsi="Times New Roman" w:cs="Times New Roman"/>
-          <w:sz w:val="24"/>
-        </w:rPr>
-        <w:instrText xml:space="preserve"> REF fig_2 \h </w:instrText>
-      </w:r>
-      <w:r>
-        <w:rPr>
-          <w:rFonts w:ascii="Times New Roman" w:hAnsi="Times New Roman" w:cs="Times New Roman"/>
-          <w:sz w:val="24"/>
-        </w:rPr>
-        <w:fldChar w:fldCharType="separate"/>
-      </w:r>
-      <w:r>
-        <w:rPr>
-          <w:rFonts w:ascii="Times New Roman" w:hAnsi="Times New Roman" w:cs="Times New Roman"/>
-          <w:sz w:val="24"/>
-        </w:rPr>
-        <w:t xml:space="preserve">2</w:t>
-      </w:r>
-      <w:r>
-        <w:rPr>
-          <w:rFonts w:ascii="Times New Roman" w:hAnsi="Times New Roman" w:cs="Times New Roman"/>
-          <w:sz w:val="24"/>
-        </w:rPr>
-        <w:fldChar w:fldCharType="end"/>
-      </w:r>
-      <w:r>
-        <w:rPr>
-          <w:rFonts w:ascii="Times New Roman" w:hAnsi="Times New Roman" w:cs="Times New Roman"/>
-          <w:sz w:val="24"/>
-        </w:rPr>
-        <w:t xml:space="preserve">)</w:t>
-      </w:r>
-      <w:r>
-        <w:rPr>
-          <w:rFonts w:ascii="Times New Roman" w:hAnsi="Times New Roman" w:cs="Times New Roman"/>
-          <w:sz w:val="24"/>
-        </w:rPr>
-        <w:t xml:space="preserve">. Everything after it runs on country parameters, so no cost</w:t>
-      </w:r>
-      <w:r>
-        <w:rPr>
-          <w:rFonts w:ascii="Times New Roman" w:hAnsi="Times New Roman"/>
-          <w:sz w:val="24"/>
-        </w:rPr>
-        <w:t xml:space="preserve"> </w:t>
-      </w:r>
-      <w:r>
-        <w:rPr>
-          <w:rFonts w:ascii="Times New Roman" w:hAnsi="Times New Roman"/>
-          <w:sz w:val="24"/>
-        </w:rPr>
-        <w:t xml:space="preserve">ordering is resolved beneath the country.</w:t>
+        <w:t xml:space="preserve"> per cent. That layer sets the demand field and the weights every later statistic carries, and everything after it runs on country parameters, so no cost ordering is resolved beneath it.</w:t>
       </w:r>
     </w:p>
     <w:p>
@@ -10023,7 +9669,7 @@
           <w:rFonts w:ascii="Times New Roman" w:hAnsi="Times New Roman"/>
           <w:sz w:val="24"/>
         </w:rPr>
-        <w:t xml:space="preserve">[56]</w:t>
+        <w:t xml:space="preserve">[58]</w:t>
       </w:r>
       <w:r>
         <w:rPr>
@@ -10058,7 +9704,7 @@
           <w:rFonts w:ascii="Times New Roman" w:hAnsi="Times New Roman"/>
           <w:sz w:val="24"/>
         </w:rPr>
-        <w:t xml:space="preserve">Stated Policies fall to 13, 15 or 19 per cent on a low, RCP4.5 or RCP8.5 warming path, so</w:t>
+        <w:t xml:space="preserve">Stated Policies fall to 13, 15 or 19 per cent on a low, RCP4.5 or RCP8.5 representative concentration pathway, so</w:t>
       </w:r>
       <w:r>
         <w:rPr>
@@ -10258,49 +9904,21 @@
           <w:rFonts w:ascii="Times New Roman" w:hAnsi="Times New Roman"/>
           <w:sz w:val="24"/>
         </w:rPr>
-        <w:t xml:space="preserve">the overshoot coming from the sampling of that lever. These settings are adoption pathways</w:t>
-      </w:r>
-      <w:r>
-        <w:rPr>
-          <w:rFonts w:ascii="Times New Roman" w:hAnsi="Times New Roman"/>
-          <w:sz w:val="24"/>
-        </w:rPr>
-        <w:t xml:space="preserve"> </w:t>
-      </w:r>
-      <w:r>
-        <w:rPr>
-          <w:rFonts w:ascii="Times New Roman" w:hAnsi="Times New Roman"/>
-          <w:sz w:val="24"/>
-        </w:rPr>
-        <w:t xml:space="preserve">that the dispatch screen tests rather than sets. That screen supports 0, 0.6, 7.5 and</w:t>
-      </w:r>
-      <w:r>
-        <w:rPr>
-          <w:rFonts w:ascii="Times New Roman" w:hAnsi="Times New Roman"/>
-          <w:sz w:val="24"/>
-        </w:rPr>
-        <w:t xml:space="preserve"> </w:t>
-      </w:r>
-      <w:r>
-        <w:rPr>
-          <w:rFonts w:ascii="Times New Roman" w:hAnsi="Times New Roman"/>
-          <w:sz w:val="24"/>
-        </w:rPr>
-        <w:t xml:space="preserve">9.0 per cent by demand (Section 3.3), so three of the four sit under</w:t>
-      </w:r>
-      <w:r>
-        <w:rPr>
-          <w:rFonts w:ascii="Times New Roman" w:hAnsi="Times New Roman"/>
-          <w:sz w:val="24"/>
-        </w:rPr>
-        <w:t xml:space="preserve"> </w:t>
-      </w:r>
-      <w:r>
-        <w:rPr>
-          <w:rFonts w:ascii="Times New Roman" w:hAnsi="Times New Roman"/>
-          <w:sz w:val="24"/>
-        </w:rPr>
-        <w:t xml:space="preserve">it and Stated Policies does not: 5 per cent of announced adoption against 0.6 of</w:t>
+        <w:t xml:space="preserve">the overshoot coming from the sampling of that lever. These settings are adoption pathways the dispatch screen tests rather than sets, and it supports 0, 0.6, 7.5 and</w:t>
+      </w:r>
+      <w:r>
+        <w:rPr>
+          <w:rFonts w:ascii="Times New Roman" w:hAnsi="Times New Roman"/>
+          <w:sz w:val="24"/>
+        </w:rPr>
+        <w:t xml:space="preserve"> </w:t>
+      </w:r>
+      <w:r>
+        <w:rPr>
+          <w:rFonts w:ascii="Times New Roman" w:hAnsi="Times New Roman"/>
+          <w:sz w:val="24"/>
+        </w:rPr>
+        <w:t xml:space="preserve">9.0 per cent by demand (Section 3.3), so three of the four sit under it, whereas Stated Policies does not: 5 per cent of announced adoption against 0.6 of</w:t>
       </w:r>
       <w:r>
         <w:rPr>
@@ -10467,7 +10085,7 @@
           <w:rFonts w:ascii="Times New Roman" w:hAnsi="Times New Roman"/>
           <w:sz w:val="24"/>
         </w:rPr>
-        <w:t xml:space="preserve">EU-27, UK and Switzerland,</w:t>
+        <w:t xml:space="preserve">EU-27, United Kingdom and Switzerland,</w:t>
       </w:r>
       <w:r>
         <w:rPr>
@@ -10522,21 +10140,7 @@
           <w:rFonts w:ascii="Times New Roman" w:hAnsi="Times New Roman"/>
           <w:sz w:val="24"/>
         </w:rPr>
-        <w:t xml:space="preserve">Demand moves little across the pathways; emissions move a great deal. All four start from the same</w:t>
-      </w:r>
-      <w:r>
-        <w:rPr>
-          <w:rFonts w:ascii="Times New Roman" w:hAnsi="Times New Roman"/>
-          <w:sz w:val="24"/>
-        </w:rPr>
-        <w:t xml:space="preserve"> </w:t>
-      </w:r>
-      <w:r>
-        <w:rPr>
-          <w:rFonts w:ascii="Times New Roman" w:hAnsi="Times New Roman"/>
-          <w:sz w:val="24"/>
-        </w:rPr>
-        <w:t xml:space="preserve">reconstructed 2025 baseline of about 644 MtCO</w:t>
+        <w:t xml:space="preserve">Demand moves little across the pathways, whereas emissions fan out from the same reconstructed 2025 baseline of about 644 MtCO</w:t>
       </w:r>
       <w:r>
         <w:rPr>
@@ -10556,21 +10160,7 @@
           <w:rFonts w:ascii="Times New Roman" w:hAnsi="Times New Roman"/>
           <w:sz w:val="24"/>
         </w:rPr>
-        <w:t xml:space="preserve">and fan out to roughly 352, 231, 10</w:t>
-      </w:r>
-      <w:r>
-        <w:rPr>
-          <w:rFonts w:ascii="Times New Roman" w:hAnsi="Times New Roman"/>
-          <w:sz w:val="24"/>
-        </w:rPr>
-        <w:t xml:space="preserve"> </w:t>
-      </w:r>
-      <w:r>
-        <w:rPr>
-          <w:rFonts w:ascii="Times New Roman" w:hAnsi="Times New Roman"/>
-          <w:sz w:val="24"/>
-        </w:rPr>
-        <w:t xml:space="preserve">and 123 MtCO</w:t>
+        <w:t xml:space="preserve">to roughly 352, 231, 10 and 123 MtCO</w:t>
       </w:r>
       <w:r>
         <w:rPr>
@@ -10590,7 +10180,7 @@
           <w:rFonts w:ascii="Times New Roman" w:hAnsi="Times New Roman"/>
           <w:sz w:val="24"/>
         </w:rPr>
-        <w:t xml:space="preserve">by 2050. The Net Zero spread is a two-branch mixture that no tail</w:t>
+        <w:t xml:space="preserve">by 2050 under Current Policies, Stated Policies, Net Zero and H2 Push respectively. The Net Zero spread is a two-branch mixture that no tail</w:t>
       </w:r>
       <w:r>
         <w:rPr>
@@ -10748,7 +10338,55 @@
           <w:rFonts w:ascii="Times New Roman" w:hAnsi="Times New Roman"/>
           <w:sz w:val="24"/>
         </w:rPr>
-        <w:t xml:space="preserve">The base-load ordering is close at the median and wide across the 29 countries.</w:t>
+      </w:r>
+      <w:r>
+        <w:rPr>
+          <w:rFonts w:ascii="Times New Roman" w:hAnsi="Times New Roman" w:cs="Times New Roman"/>
+          <w:sz w:val="24"/>
+        </w:rPr>
+        <w:t xml:space="preserve">Fig. </w:t>
+      </w:r>
+      <w:r>
+        <w:rPr>
+          <w:rFonts w:ascii="Times New Roman" w:hAnsi="Times New Roman" w:cs="Times New Roman"/>
+          <w:sz w:val="24"/>
+        </w:rPr>
+        <w:fldChar w:fldCharType="begin"/>
+      </w:r>
+      <w:r>
+        <w:rPr>
+          <w:rFonts w:ascii="Times New Roman" w:hAnsi="Times New Roman" w:cs="Times New Roman"/>
+          <w:sz w:val="24"/>
+        </w:rPr>
+        <w:instrText xml:space="preserve"> REF fig_4 \h </w:instrText>
+      </w:r>
+      <w:r>
+        <w:rPr>
+          <w:rFonts w:ascii="Times New Roman" w:hAnsi="Times New Roman" w:cs="Times New Roman"/>
+          <w:sz w:val="24"/>
+        </w:rPr>
+        <w:fldChar w:fldCharType="separate"/>
+      </w:r>
+      <w:r>
+        <w:rPr>
+          <w:rFonts w:ascii="Times New Roman" w:hAnsi="Times New Roman" w:cs="Times New Roman"/>
+          <w:sz w:val="24"/>
+        </w:rPr>
+        <w:t xml:space="preserve">4</w:t>
+      </w:r>
+      <w:r>
+        <w:rPr>
+          <w:rFonts w:ascii="Times New Roman" w:hAnsi="Times New Roman" w:cs="Times New Roman"/>
+          <w:sz w:val="24"/>
+        </w:rPr>
+        <w:fldChar w:fldCharType="end"/>
+      </w:r>
+      <w:r>
+        <w:rPr>
+          <w:rFonts w:ascii="Times New Roman" w:hAnsi="Times New Roman" w:cs="Times New Roman"/>
+          <w:sz w:val="24"/>
+        </w:rPr>
+        <w:t xml:space="preserve"> presents the levelised cost of heat by component for 2030 and 2050, at the study median for each technology and year. The base-load ordering is close at the median and wide across the 29 countries.</w:t>
       </w:r>
       <w:r>
         <w:rPr>
@@ -10804,90 +10442,28 @@
           <w:rFonts w:ascii="Times New Roman" w:hAnsi="Times New Roman"/>
           <w:sz w:val="24"/>
         </w:rPr>
-        <w:t xml:space="preserve">against existing-fleet seasonal coefficients of performance of 2.8</w:t>
-      </w:r>
-      <w:r>
-        <w:rPr>
-          <w:rFonts w:ascii="Times New Roman" w:hAnsi="Times New Roman"/>
-          <w:sz w:val="24"/>
-        </w:rPr>
-        <w:t xml:space="preserve"> </w:t>
-      </w:r>
-      <w:r>
-        <w:rPr>
-          <w:rFonts w:ascii="Times New Roman" w:hAnsi="Times New Roman"/>
-          <w:sz w:val="24"/>
-        </w:rPr>
-        <w:t xml:space="preserve">to 4.1</w:t>
-      </w:r>
-      <w:r>
-        <w:rPr>
-          <w:rFonts w:ascii="Times New Roman" w:hAnsi="Times New Roman"/>
-          <w:sz w:val="24"/>
-        </w:rPr>
-        <w:t xml:space="preserve"> </w:t>
-      </w:r>
-      <w:r>
-        <w:rPr>
-          <w:rFonts w:ascii="Times New Roman" w:hAnsi="Times New Roman"/>
-          <w:sz w:val="24"/>
-        </w:rPr>
-        <w:t xml:space="preserve">[57]</w:t>
-      </w:r>
-      <w:r>
-        <w:rPr>
-          <w:rFonts w:ascii="Times New Roman" w:hAnsi="Times New Roman"/>
-          <w:sz w:val="24"/>
-        </w:rPr>
-      </w:r>
-      <w:r>
-        <w:rPr>
-          <w:rFonts w:ascii="Times New Roman" w:hAnsi="Times New Roman" w:cs="Times New Roman"/>
-          <w:sz w:val="24"/>
-        </w:rPr>
-        <w:t xml:space="preserve">, and behind it the best heat pump per country already undercuts gas in 16 of the 29. Fig. </w:t>
-      </w:r>
-      <w:r>
-        <w:rPr>
-          <w:rFonts w:ascii="Times New Roman" w:hAnsi="Times New Roman" w:cs="Times New Roman"/>
-          <w:sz w:val="24"/>
-        </w:rPr>
-        <w:fldChar w:fldCharType="begin"/>
-      </w:r>
-      <w:r>
-        <w:rPr>
-          <w:rFonts w:ascii="Times New Roman" w:hAnsi="Times New Roman" w:cs="Times New Roman"/>
-          <w:sz w:val="24"/>
-        </w:rPr>
-        <w:instrText xml:space="preserve"> REF fig_4 \h </w:instrText>
-      </w:r>
-      <w:r>
-        <w:rPr>
-          <w:rFonts w:ascii="Times New Roman" w:hAnsi="Times New Roman" w:cs="Times New Roman"/>
-          <w:sz w:val="24"/>
-        </w:rPr>
-        <w:fldChar w:fldCharType="separate"/>
-      </w:r>
-      <w:r>
-        <w:rPr>
-          <w:rFonts w:ascii="Times New Roman" w:hAnsi="Times New Roman" w:cs="Times New Roman"/>
-          <w:sz w:val="24"/>
-        </w:rPr>
-        <w:t xml:space="preserve">4</w:t>
-      </w:r>
-      <w:r>
-        <w:rPr>
-          <w:rFonts w:ascii="Times New Roman" w:hAnsi="Times New Roman" w:cs="Times New Roman"/>
-          <w:sz w:val="24"/>
-        </w:rPr>
-        <w:fldChar w:fldCharType="end"/>
-      </w:r>
-      <w:r>
-        <w:rPr>
-          <w:rFonts w:ascii="Times New Roman" w:hAnsi="Times New Roman" w:cs="Times New Roman"/>
-          <w:sz w:val="24"/>
-        </w:rPr>
-        <w:t xml:space="preserve"> presents the component build-up. By 2050 the median best heat pump</w:t>
+        <w:t xml:space="preserve">against existing-fleet seasonal COPs of 2.8 to 4.1</w:t>
+      </w:r>
+      <w:r>
+        <w:rPr>
+          <w:rFonts w:ascii="Times New Roman" w:hAnsi="Times New Roman"/>
+          <w:sz w:val="24"/>
+        </w:rPr>
+        <w:t xml:space="preserve"> </w:t>
+      </w:r>
+      <w:r>
+        <w:rPr>
+          <w:rFonts w:ascii="Times New Roman" w:hAnsi="Times New Roman"/>
+          <w:sz w:val="24"/>
+        </w:rPr>
+        <w:t xml:space="preserve">[59]</w:t>
+      </w:r>
+      <w:r>
+        <w:rPr>
+          <w:rFonts w:ascii="Times New Roman" w:hAnsi="Times New Roman"/>
+          <w:sz w:val="24"/>
+        </w:rPr>
+        <w:t xml:space="preserve">, and behind it the best heat pump per country already undercuts gas in 16 of the 29. By 2050 the median best heat pump</w:t>
       </w:r>
       <w:r>
         <w:rPr>
@@ -10963,21 +10539,7 @@
           <w:rFonts w:ascii="Times New Roman" w:hAnsi="Times New Roman"/>
           <w:sz w:val="24"/>
         </w:rPr>
-        <w:t xml:space="preserve">increment above its 2025 carbon cost, which reaches zero by 2050. The ordering</w:t>
-      </w:r>
-      <w:r>
-        <w:rPr>
-          <w:rFonts w:ascii="Times New Roman" w:hAnsi="Times New Roman"/>
-          <w:sz w:val="24"/>
-        </w:rPr>
-        <w:t xml:space="preserve"> </w:t>
-      </w:r>
-      <w:r>
-        <w:rPr>
-          <w:rFonts w:ascii="Times New Roman" w:hAnsi="Times New Roman"/>
-          <w:sz w:val="24"/>
-        </w:rPr>
-        <w:t xml:space="preserve">matches in direction a European household comparison built on a different accounting</w:t>
+        <w:t xml:space="preserve">increment above its 2025 carbon cost, which reaches zero by 2050. The ordering matches in direction the European household comparison of the ICCT</w:t>
       </w:r>
       <w:r>
         <w:rPr>
@@ -10998,7 +10560,7 @@
           <w:rFonts w:ascii="Times New Roman" w:hAnsi="Times New Roman"/>
           <w:sz w:val="24"/>
         </w:rPr>
-        <w:t xml:space="preserve">.</w:t>
+        <w:t xml:space="preserve">, which is built on a different accounting.</w:t>
       </w:r>
     </w:p>
     <w:p>
@@ -11165,7 +10727,7 @@
           <w:rFonts w:ascii="Times New Roman" w:hAnsi="Times New Roman"/>
           <w:sz w:val="24"/>
         </w:rPr>
-        <w:t xml:space="preserve">€15.4/MWh, and the mean weighted by each country’s 2025 heat demand is</w:t>
+        <w:t xml:space="preserve">€15.4/MWh, whereas the 2025 demand-weighted mean is only</w:t>
       </w:r>
       <w:r>
         <w:rPr>
@@ -11238,21 +10800,21 @@
           <w:rFonts w:ascii="Times New Roman" w:hAnsi="Times New Roman"/>
           <w:sz w:val="24"/>
         </w:rPr>
-        <w:t xml:space="preserve">assumed €1.5/kg with salt caverns and €3.0/kg without, rates consistent in order with the bulk-storage literature</w:t>
-      </w:r>
-      <w:r>
-        <w:rPr>
-          <w:rFonts w:ascii="Times New Roman" w:hAnsi="Times New Roman"/>
-          <w:sz w:val="24"/>
-        </w:rPr>
-        <w:t xml:space="preserve"> </w:t>
-      </w:r>
-      <w:r>
-        <w:rPr>
-          <w:rFonts w:ascii="Times New Roman" w:hAnsi="Times New Roman"/>
-          <w:sz w:val="24"/>
-        </w:rPr>
-        <w:t xml:space="preserve">[58], [59], [60]</w:t>
+        <w:t xml:space="preserve">assumed €1.5/kg with salt caverns and €3.0/kg without, rates consistent in order with those Papadias et al. and Talukdar et al. report for bulk storage</w:t>
+      </w:r>
+      <w:r>
+        <w:rPr>
+          <w:rFonts w:ascii="Times New Roman" w:hAnsi="Times New Roman"/>
+          <w:sz w:val="24"/>
+        </w:rPr>
+        <w:t xml:space="preserve"> </w:t>
+      </w:r>
+      <w:r>
+        <w:rPr>
+          <w:rFonts w:ascii="Times New Roman" w:hAnsi="Times New Roman"/>
+          <w:sz w:val="24"/>
+        </w:rPr>
+        <w:t xml:space="preserve">[55], [56], [60]</w:t>
       </w:r>
       <w:r>
         <w:rPr>
@@ -11355,7 +10917,7 @@
           <w:rFonts w:ascii="Times New Roman" w:hAnsi="Times New Roman"/>
           <w:sz w:val="24"/>
         </w:rPr>
-        <w:t xml:space="preserve">untaxed, a factor of four that a coefficient of performance near 3.5 does not</w:t>
+        <w:t xml:space="preserve">untaxed, a factor of four that a COP near 3.5 does not</w:t>
       </w:r>
       <w:r>
         <w:rPr>
@@ -11610,35 +11172,7 @@
           <w:rFonts w:ascii="Times New Roman" w:hAnsi="Times New Roman"/>
           <w:sz w:val="24"/>
         </w:rPr>
-        <w:t xml:space="preserve">exists because heat is electrified, far above heating’s 9.2 per cent of electricity</w:t>
-      </w:r>
-      <w:r>
-        <w:rPr>
-          <w:rFonts w:ascii="Times New Roman" w:hAnsi="Times New Roman"/>
-          <w:sz w:val="24"/>
-        </w:rPr>
-        <w:t xml:space="preserve"> </w:t>
-      </w:r>
-      <w:r>
-        <w:rPr>
-          <w:rFonts w:ascii="Times New Roman" w:hAnsi="Times New Roman"/>
-          <w:sz w:val="24"/>
-        </w:rPr>
-        <w:t xml:space="preserve">demand, because the cold snap collapses the coefficient of performance just as demand</w:t>
-      </w:r>
-      <w:r>
-        <w:rPr>
-          <w:rFonts w:ascii="Times New Roman" w:hAnsi="Times New Roman"/>
-          <w:sz w:val="24"/>
-        </w:rPr>
-        <w:t xml:space="preserve"> </w:t>
-      </w:r>
-      <w:r>
-        <w:rPr>
-          <w:rFonts w:ascii="Times New Roman" w:hAnsi="Times New Roman"/>
-          <w:sz w:val="24"/>
-        </w:rPr>
-        <w:t xml:space="preserve">peaks. Charging on that share is €8.9 to 11.5/MWh and takes the count to 19 and then 17, so the 22</w:t>
+        <w:t xml:space="preserve">exists because heat is electrified, far above heating’s 9.2 per cent share of electricity demand, a gap driven by the collapse in COP at the cold-snap peak. Charging on that share is €8.9 to 11.5/MWh and takes the count to 19 and then 17, so the 22</w:t>
       </w:r>
       <w:r>
         <w:rPr>
@@ -11692,35 +11226,7 @@
           <w:rFonts w:ascii="Times New Roman" w:hAnsi="Times New Roman"/>
           <w:sz w:val="24"/>
         </w:rPr>
-        <w:t xml:space="preserve">band and charging hydrogen nothing leaves heat pumps cheapest in only 10. The ordering is</w:t>
-      </w:r>
-      <w:r>
-        <w:rPr>
-          <w:rFonts w:ascii="Times New Roman" w:hAnsi="Times New Roman"/>
-          <w:sz w:val="24"/>
-        </w:rPr>
-        <w:t xml:space="preserve"> </w:t>
-      </w:r>
-      <w:r>
-        <w:rPr>
-          <w:rFonts w:ascii="Times New Roman" w:hAnsi="Times New Roman"/>
-          <w:sz w:val="24"/>
-        </w:rPr>
-        <w:t xml:space="preserve">therefore robust to how dear electricity distribution proves, and fragile to whether</w:t>
-      </w:r>
-      <w:r>
-        <w:rPr>
-          <w:rFonts w:ascii="Times New Roman" w:hAnsi="Times New Roman"/>
-          <w:sz w:val="24"/>
-        </w:rPr>
-        <w:t xml:space="preserve"> </w:t>
-      </w:r>
-      <w:r>
-        <w:rPr>
-          <w:rFonts w:ascii="Times New Roman" w:hAnsi="Times New Roman"/>
-          <w:sz w:val="24"/>
-        </w:rPr>
-        <w:t xml:space="preserve">hydrogen is charged for distribution at all. The four</w:t>
+        <w:t xml:space="preserve">band and charging hydrogen nothing leaves heat pumps cheapest in only 10. The ordering is therefore robust to how dear electricity distribution proves, whereas it is fragile to whether hydrogen is charged for distribution at all. The four</w:t>
       </w:r>
       <w:r>
         <w:rPr>
@@ -11985,77 +11491,111 @@
           <w:rFonts w:ascii="Times New Roman" w:hAnsi="Times New Roman"/>
           <w:sz w:val="24"/>
         </w:rPr>
-        <w:t xml:space="preserve">The levelised-cost test prices hydrogen as a base-load supplier, whereas its advocates</w:t>
-      </w:r>
-      <w:r>
-        <w:rPr>
-          <w:rFonts w:ascii="Times New Roman" w:hAnsi="Times New Roman"/>
-          <w:sz w:val="24"/>
-        </w:rPr>
-        <w:t xml:space="preserve"> </w:t>
-      </w:r>
-      <w:r>
-        <w:rPr>
-          <w:rFonts w:ascii="Times New Roman" w:hAnsi="Times New Roman"/>
-          <w:sz w:val="24"/>
-        </w:rPr>
-        <w:t xml:space="preserve">cast it as a peaker serving only the cold-snap tip, when the air-source coefficient of</w:t>
-      </w:r>
-      <w:r>
-        <w:rPr>
-          <w:rFonts w:ascii="Times New Roman" w:hAnsi="Times New Roman"/>
-          <w:sz w:val="24"/>
-        </w:rPr>
-        <w:t xml:space="preserve"> </w:t>
-      </w:r>
-      <w:r>
-        <w:rPr>
-          <w:rFonts w:ascii="Times New Roman" w:hAnsi="Times New Roman"/>
-          <w:sz w:val="24"/>
-        </w:rPr>
-        <w:t xml:space="preserve">performance collapses. We therefore reprice it on short-run marginal cost across the</w:t>
-      </w:r>
-      <w:r>
-        <w:rPr>
-          <w:rFonts w:ascii="Times New Roman" w:hAnsi="Times New Roman"/>
-          <w:sz w:val="24"/>
-        </w:rPr>
-        <w:t xml:space="preserve"> </w:t>
-      </w:r>
-      <w:r>
-        <w:rPr>
-          <w:rFonts w:ascii="Times New Roman" w:hAnsi="Times New Roman"/>
-          <w:sz w:val="24"/>
-        </w:rPr>
-        <w:t xml:space="preserve">building, district-heat and power-sector peaks. The scarcity electricity price the building peak is judged against comes from the power</w:t>
-      </w:r>
-      <w:r>
-        <w:rPr>
-          <w:rFonts w:ascii="Times New Roman" w:hAnsi="Times New Roman"/>
-          <w:sz w:val="24"/>
-        </w:rPr>
-        <w:t xml:space="preserve"> </w:t>
-      </w:r>
-      <w:r>
-        <w:rPr>
-          <w:rFonts w:ascii="Times New Roman" w:hAnsi="Times New Roman"/>
-          <w:sz w:val="24"/>
-        </w:rPr>
-        <w:t xml:space="preserve">sector’s merit order, averaging €215 to 307/MWh, because a high carbon price loads</w:t>
-      </w:r>
-      <w:r>
-        <w:rPr>
-          <w:rFonts w:ascii="Times New Roman" w:hAnsi="Times New Roman"/>
-          <w:sz w:val="24"/>
-        </w:rPr>
-        <w:t xml:space="preserve"> </w:t>
-      </w:r>
-      <w:r>
-        <w:rPr>
-          <w:rFonts w:ascii="Times New Roman" w:hAnsi="Times New Roman"/>
-          <w:sz w:val="24"/>
-        </w:rPr>
-        <w:t xml:space="preserve">the gas unit that sets it.</w:t>
+      </w:r>
+      <w:r>
+        <w:rPr>
+          <w:rFonts w:ascii="Times New Roman" w:hAnsi="Times New Roman" w:cs="Times New Roman"/>
+          <w:sz w:val="24"/>
+        </w:rPr>
+        <w:t xml:space="preserve">Fig. </w:t>
+      </w:r>
+      <w:r>
+        <w:rPr>
+          <w:rFonts w:ascii="Times New Roman" w:hAnsi="Times New Roman" w:cs="Times New Roman"/>
+          <w:sz w:val="24"/>
+        </w:rPr>
+        <w:fldChar w:fldCharType="begin"/>
+      </w:r>
+      <w:r>
+        <w:rPr>
+          <w:rFonts w:ascii="Times New Roman" w:hAnsi="Times New Roman" w:cs="Times New Roman"/>
+          <w:sz w:val="24"/>
+        </w:rPr>
+        <w:instrText xml:space="preserve"> REF fig_5 \h </w:instrText>
+      </w:r>
+      <w:r>
+        <w:rPr>
+          <w:rFonts w:ascii="Times New Roman" w:hAnsi="Times New Roman" w:cs="Times New Roman"/>
+          <w:sz w:val="24"/>
+        </w:rPr>
+        <w:fldChar w:fldCharType="separate"/>
+      </w:r>
+      <w:r>
+        <w:rPr>
+          <w:rFonts w:ascii="Times New Roman" w:hAnsi="Times New Roman" w:cs="Times New Roman"/>
+          <w:sz w:val="24"/>
+        </w:rPr>
+        <w:t xml:space="preserve">5</w:t>
+      </w:r>
+      <w:r>
+        <w:rPr>
+          <w:rFonts w:ascii="Times New Roman" w:hAnsi="Times New Roman" w:cs="Times New Roman"/>
+          <w:sz w:val="24"/>
+        </w:rPr>
+        <w:fldChar w:fldCharType="end"/>
+      </w:r>
+      <w:r>
+        <w:rPr>
+          <w:rFonts w:ascii="Times New Roman" w:hAnsi="Times New Roman" w:cs="Times New Roman"/>
+          <w:sz w:val="24"/>
+        </w:rPr>
+        <w:t xml:space="preserve"> presents the 2050 power merit order in Denmark under H2 Push, and Fig. </w:t>
+      </w:r>
+      <w:r>
+        <w:rPr>
+          <w:rFonts w:ascii="Times New Roman" w:hAnsi="Times New Roman" w:cs="Times New Roman"/>
+          <w:sz w:val="24"/>
+        </w:rPr>
+        <w:fldChar w:fldCharType="begin"/>
+      </w:r>
+      <w:r>
+        <w:rPr>
+          <w:rFonts w:ascii="Times New Roman" w:hAnsi="Times New Roman" w:cs="Times New Roman"/>
+          <w:sz w:val="24"/>
+        </w:rPr>
+        <w:instrText xml:space="preserve"> REF fig_6 \h </w:instrText>
+      </w:r>
+      <w:r>
+        <w:rPr>
+          <w:rFonts w:ascii="Times New Roman" w:hAnsi="Times New Roman" w:cs="Times New Roman"/>
+          <w:sz w:val="24"/>
+        </w:rPr>
+        <w:fldChar w:fldCharType="separate"/>
+      </w:r>
+      <w:r>
+        <w:rPr>
+          <w:rFonts w:ascii="Times New Roman" w:hAnsi="Times New Roman" w:cs="Times New Roman"/>
+          <w:sz w:val="24"/>
+        </w:rPr>
+        <w:t xml:space="preserve">6</w:t>
+      </w:r>
+      <w:r>
+        <w:rPr>
+          <w:rFonts w:ascii="Times New Roman" w:hAnsi="Times New Roman" w:cs="Times New Roman"/>
+          <w:sz w:val="24"/>
+        </w:rPr>
+        <w:fldChar w:fldCharType="end"/>
+      </w:r>
+      <w:r>
+        <w:rPr>
+          <w:rFonts w:ascii="Times New Roman" w:hAnsi="Times New Roman" w:cs="Times New Roman"/>
+          <w:sz w:val="24"/>
+        </w:rPr>
+        <w:t xml:space="preserve"> the markets in which hydrogen undercuts the gas peaker. The levelised-cost test prices hydrogen as a base-load supplier, whereas its advocates cast it as a peaker serving only the cold-snap tip, when the air-source COP collapses. We therefore reprice it on SRMC across the</w:t>
+      </w:r>
+      <w:r>
+        <w:rPr>
+          <w:rFonts w:ascii="Times New Roman" w:hAnsi="Times New Roman"/>
+          <w:sz w:val="24"/>
+        </w:rPr>
+        <w:t xml:space="preserve"> </w:t>
+      </w:r>
+      <w:r>
+        <w:rPr>
+          <w:rFonts w:ascii="Times New Roman" w:hAnsi="Times New Roman"/>
+          <w:sz w:val="24"/>
+        </w:rPr>
+        <w:t xml:space="preserve">building, district-heat and power-sector peaks. The scarcity electricity price the building peak is judged against comes from the power sector’s merit order, averaging €215 to 307/MWh, a level driven by the high carbon price on the gas unit that sets it.</w:t>
       </w:r>
     </w:p>
     <w:p>
@@ -12095,90 +11635,7 @@
           <w:rFonts w:ascii="Times New Roman" w:hAnsi="Times New Roman"/>
           <w:sz w:val="24"/>
         </w:rPr>
-        <w:t xml:space="preserve">countries at the building winter peak, seven in district heating and seven in the power</w:t>
-      </w:r>
-      <w:r>
-        <w:rPr>
-          <w:rFonts w:ascii="Times New Roman" w:hAnsi="Times New Roman"/>
-          <w:sz w:val="24"/>
-        </w:rPr>
-        <w:t xml:space="preserve"> </w:t>
-      </w:r>
-      <w:r>
-        <w:rPr>
-          <w:rFonts w:ascii="Times New Roman" w:hAnsi="Times New Roman"/>
-          <w:sz w:val="24"/>
-        </w:rPr>
-        <w:t xml:space="preserve">sector under H2 Push</w:t>
-      </w:r>
-      <w:r>
-        <w:rPr>
-          <w:rFonts w:ascii="Times New Roman" w:hAnsi="Times New Roman"/>
-          <w:sz w:val="24"/>
-        </w:rPr>
-        <w:t xml:space="preserve"> </w:t>
-      </w:r>
-      <w:r>
-        <w:rPr>
-          <w:rFonts w:ascii="Times New Roman" w:hAnsi="Times New Roman"/>
-          <w:sz w:val="24"/>
-        </w:rPr>
-      </w:r>
-      <w:r>
-        <w:rPr>
-          <w:rFonts w:ascii="Times New Roman" w:hAnsi="Times New Roman" w:cs="Times New Roman"/>
-          <w:sz w:val="24"/>
-        </w:rPr>
-        <w:t xml:space="preserve">(Table </w:t>
-      </w:r>
-      <w:r>
-        <w:rPr>
-          <w:rFonts w:ascii="Times New Roman" w:hAnsi="Times New Roman" w:cs="Times New Roman"/>
-          <w:sz w:val="24"/>
-        </w:rPr>
-        <w:fldChar w:fldCharType="begin"/>
-      </w:r>
-      <w:r>
-        <w:rPr>
-          <w:rFonts w:ascii="Times New Roman" w:hAnsi="Times New Roman" w:cs="Times New Roman"/>
-          <w:sz w:val="24"/>
-        </w:rPr>
-        <w:instrText xml:space="preserve"> REF tab_2 \h </w:instrText>
-      </w:r>
-      <w:r>
-        <w:rPr>
-          <w:rFonts w:ascii="Times New Roman" w:hAnsi="Times New Roman" w:cs="Times New Roman"/>
-          <w:sz w:val="24"/>
-        </w:rPr>
-        <w:fldChar w:fldCharType="separate"/>
-      </w:r>
-      <w:r>
-        <w:rPr>
-          <w:rFonts w:ascii="Times New Roman" w:hAnsi="Times New Roman" w:cs="Times New Roman"/>
-          <w:sz w:val="24"/>
-        </w:rPr>
-        <w:t xml:space="preserve">2</w:t>
-      </w:r>
-      <w:r>
-        <w:rPr>
-          <w:rFonts w:ascii="Times New Roman" w:hAnsi="Times New Roman" w:cs="Times New Roman"/>
-          <w:sz w:val="24"/>
-        </w:rPr>
-        <w:fldChar w:fldCharType="end"/>
-      </w:r>
-      <w:r>
-        <w:rPr>
-          <w:rFonts w:ascii="Times New Roman" w:hAnsi="Times New Roman" w:cs="Times New Roman"/>
-          <w:sz w:val="24"/>
-        </w:rPr>
-        <w:t xml:space="preserve">)</w:t>
-      </w:r>
-      <w:r>
-        <w:rPr>
-          <w:rFonts w:ascii="Times New Roman" w:hAnsi="Times New Roman" w:cs="Times New Roman"/>
-          <w:sz w:val="24"/>
-        </w:rPr>
-        <w:t xml:space="preserve">; on the asymmetric basis the first two read 16 and 20.</w:t>
+        <w:t xml:space="preserve">countries at the building winter peak, seven in district heating and seven in the power sector under H2 Push; on the asymmetric basis the first two read 16 and 20.</w:t>
       </w:r>
       <w:r>
         <w:rPr>
@@ -12206,7 +11663,7 @@
           <w:rFonts w:ascii="Times New Roman" w:hAnsi="Times New Roman"/>
           <w:sz w:val="24"/>
         </w:rPr>
-        <w:t xml:space="preserve">competing gas plant opens the niche, ETS2 at the building peak and ETS1 elsewhere</w:t>
+        <w:t xml:space="preserve">competing gas plant opens the niche, ETS2 at the building peak and the existing power and industry system (ETS1) elsewhere</w:t>
       </w:r>
       <w:r>
         <w:rPr>
@@ -12281,35 +11738,7 @@
           <w:rFonts w:ascii="Times New Roman" w:hAnsi="Times New Roman"/>
           <w:sz w:val="24"/>
         </w:rPr>
-        <w:t xml:space="preserve">Waste heat sits at the bottom of the district-heat merit order at about €10/MWh, so</w:t>
-      </w:r>
-      <w:r>
-        <w:rPr>
-          <w:rFonts w:ascii="Times New Roman" w:hAnsi="Times New Roman"/>
-          <w:sz w:val="24"/>
-        </w:rPr>
-        <w:t xml:space="preserve"> </w:t>
-      </w:r>
-      <w:r>
-        <w:rPr>
-          <w:rFonts w:ascii="Times New Roman" w:hAnsi="Times New Roman"/>
-          <w:sz w:val="24"/>
-        </w:rPr>
-        <w:t xml:space="preserve">a gas combined-heat-and-power plant is marginal on a cold day in 20 of the 29 networks,</w:t>
-      </w:r>
-      <w:r>
-        <w:rPr>
-          <w:rFonts w:ascii="Times New Roman" w:hAnsi="Times New Roman"/>
-          <w:sz w:val="24"/>
-        </w:rPr>
-        <w:t xml:space="preserve"> </w:t>
-      </w:r>
-      <w:r>
-        <w:rPr>
-          <w:rFonts w:ascii="Times New Roman" w:hAnsi="Times New Roman"/>
-          <w:sz w:val="24"/>
-        </w:rPr>
-        <w:t xml:space="preserve">which caps the arena at 20. Hydrogen undercuts it in seven of those.</w:t>
+        <w:t xml:space="preserve">Waste heat sits at the bottom of the district-heat merit order at about €10/MWh, so a gas combined-heat-and-power plant is marginal on a cold day in 20 of the 29 networks, capping the arena at 20, and hydrogen undercuts it in seven of those.</w:t>
       </w:r>
       <w:r>
         <w:rPr>
@@ -12351,21 +11780,7 @@
           <w:rFonts w:ascii="Times New Roman" w:hAnsi="Times New Roman"/>
           <w:sz w:val="24"/>
         </w:rPr>
-        <w:t xml:space="preserve">€13.4/MWh median last-mile adder at the building peak. Pricing gas at the Eurostat residential</w:t>
-      </w:r>
-      <w:r>
-        <w:rPr>
-          <w:rFonts w:ascii="Times New Roman" w:hAnsi="Times New Roman"/>
-          <w:sz w:val="24"/>
-        </w:rPr>
-        <w:t xml:space="preserve"> </w:t>
-      </w:r>
-      <w:r>
-        <w:rPr>
-          <w:rFonts w:ascii="Times New Roman" w:hAnsi="Times New Roman"/>
-          <w:sz w:val="24"/>
-        </w:rPr>
-        <w:t xml:space="preserve">retail tariff and charging hydrogen no last-mile network flatters hydrogen. The slice is thin either way, the</w:t>
+        <w:t xml:space="preserve">€13.4/MWh median last-mile adder at the building peak. By contrast, pricing gas at the Eurostat residential retail tariff and charging hydrogen no last-mile network raises the building-peak count from 14 to 16 and the district-heat count from 7 to 20. The slice is thin either way, the</w:t>
       </w:r>
       <w:r>
         <w:rPr>
@@ -12435,35 +11850,7 @@
           <w:rFonts w:ascii="Times New Roman" w:hAnsi="Times New Roman"/>
           <w:sz w:val="24"/>
         </w:rPr>
-        <w:t xml:space="preserve">Weighting each country’s building-peak slice by its heat demand puts the symmetric counts</w:t>
-      </w:r>
-      <w:r>
-        <w:rPr>
-          <w:rFonts w:ascii="Times New Roman" w:hAnsi="Times New Roman"/>
-          <w:sz w:val="24"/>
-        </w:rPr>
-        <w:t xml:space="preserve"> </w:t>
-      </w:r>
-      <w:r>
-        <w:rPr>
-          <w:rFonts w:ascii="Times New Roman" w:hAnsi="Times New Roman"/>
-          <w:sz w:val="24"/>
-        </w:rPr>
-        <w:t xml:space="preserve">at 0, 0.6, 7.5 and 9.0 per cent of study-area residential heat, the bound three of the</w:t>
-      </w:r>
-      <w:r>
-        <w:rPr>
-          <w:rFonts w:ascii="Times New Roman" w:hAnsi="Times New Roman"/>
-          <w:sz w:val="24"/>
-        </w:rPr>
-        <w:t xml:space="preserve"> </w:t>
-      </w:r>
-      <w:r>
-        <w:rPr>
-          <w:rFonts w:ascii="Times New Roman" w:hAnsi="Times New Roman"/>
-          <w:sz w:val="24"/>
-        </w:rPr>
-        <w:t xml:space="preserve">four scenario ceilings sit at or below; the asymmetric accounting gives 0, 5.1, 7.9 and 9.3.</w:t>
+        <w:t xml:space="preserve">Weighting each country’s building-peak slice by its heat demand puts the symmetric counts at 0, 0.6, 7.5 and 9.0 per cent of study-area residential heat under the four scenarios respectively, the bound three of the four ceilings sit at or below, compared with 0, 5.1, 7.9 and 9.3 on the asymmetric accounting.</w:t>
       </w:r>
     </w:p>
     <w:p>
@@ -12531,27 +11918,13 @@
           <w:rFonts w:ascii="Times New Roman" w:hAnsi="Times New Roman"/>
           <w:sz w:val="24"/>
         </w:rPr>
-        <w:t xml:space="preserve">€30/MWh-e above the carbon-priced gas peaker at €256/MWh-e, so the typical</w:t>
-      </w:r>
-      <w:r>
-        <w:rPr>
-          <w:rFonts w:ascii="Times New Roman" w:hAnsi="Times New Roman"/>
-          <w:sz w:val="24"/>
-        </w:rPr>
-        <w:t xml:space="preserve"> </w:t>
-      </w:r>
-      <w:r>
-        <w:rPr>
-          <w:rFonts w:ascii="Times New Roman" w:hAnsi="Times New Roman"/>
-          <w:sz w:val="24"/>
-        </w:rPr>
       </w:r>
       <w:r>
         <w:rPr>
           <w:rFonts w:ascii="Times New Roman" w:hAnsi="Times New Roman" w:cs="Times New Roman"/>
           <w:sz w:val="24"/>
         </w:rPr>
-        <w:t xml:space="preserve">market does not undercut gas at all (Eq. (</w:t>
+        <w:t xml:space="preserve">€30/MWh-e above the carbon-priced gas peaker at €256/MWh-e, so gas remains the cheaper firm unit in the typical market (Eq. (</w:t>
       </w:r>
       <w:r>
         <w:rPr>
@@ -12711,35 +12084,7 @@
           <w:rFonts w:ascii="Times New Roman" w:hAnsi="Times New Roman"/>
           <w:sz w:val="24"/>
         </w:rPr>
-        <w:t xml:space="preserve">base-load ordering is not (Supplementary Section S1.3). On the evolving-efficiency series the medians close to €238</w:t>
-      </w:r>
-      <w:r>
-        <w:rPr>
-          <w:rFonts w:ascii="Times New Roman" w:hAnsi="Times New Roman"/>
-          <w:sz w:val="24"/>
-        </w:rPr>
-        <w:t xml:space="preserve"> </w:t>
-      </w:r>
-      <w:r>
-        <w:rPr>
-          <w:rFonts w:ascii="Times New Roman" w:hAnsi="Times New Roman"/>
-          <w:sz w:val="24"/>
-        </w:rPr>
-        <w:t xml:space="preserve">against €239/MWh-e and the undercut count rises to 15, or 8 without the backbone</w:t>
-      </w:r>
-      <w:r>
-        <w:rPr>
-          <w:rFonts w:ascii="Times New Roman" w:hAnsi="Times New Roman"/>
-          <w:sz w:val="24"/>
-        </w:rPr>
-        <w:t xml:space="preserve"> </w:t>
-      </w:r>
-      <w:r>
-        <w:rPr>
-          <w:rFonts w:ascii="Times New Roman" w:hAnsi="Times New Roman"/>
-          <w:sz w:val="24"/>
-        </w:rPr>
-        <w:t xml:space="preserve">discount, no longer confined to cavern geology. We count wins on the equal-efficiency series, which declines to hand hydrogen the better</w:t>
+        <w:t xml:space="preserve">base-load ordering is not (Supplementary Section S1.3). By contrast, on the evolving-efficiency series the medians close to €238 against €239/MWh-e and the undercut count rises to 15, or 8 without the backbone discount, no longer confined to cavern geology. We count wins on the equal-efficiency series, which declines to hand hydrogen the better</w:t>
       </w:r>
       <w:r>
         <w:rPr>
@@ -12977,7 +12322,7 @@
           <w:rFonts w:ascii="Times New Roman" w:hAnsi="Times New Roman"/>
           <w:sz w:val="24"/>
         </w:rPr>
-        <w:t xml:space="preserve">costs are Denmark’s, the capacity column the study-area 2050 fleet. The evolving series puts the two machines at €142 and €241/MWh-e, a different comparison from the medians above. Hydro carries no capacity figure because we hold only a whole-fleet series. Omitted from the rungs are 3 GW of coal, 421 GW of batteries and 195 GW of combined cycle. Batteries dispatch hourly with a carrying state of charge, so they shave the daily peak and deplete over a multi-day event; only the combined cycle counts as sustained firm capacity (Supplementary Section S2.4). Dispatchable rungs are model output.</w:t>
+        <w:t xml:space="preserve">costs are Denmark’s, the capacity column the study-area 2050 fleet. The evolving series puts the two machines at €142 and €241/MWh-e, a different comparison from the medians above. Hydro carries no capacity figure because we hold only a whole-fleet series. Omitted from the rungs are 3 GW of coal, 421 GW of batteries and 195 GW of combined cycle. Batteries deplete over a multi-day event, so only the combined cycle counts as sustained firm capacity (Supplementary Section S2.4). Dispatchable rungs are model output.</w:t>
       </w:r>
     </w:p>
     <w:p>
@@ -13086,7 +12431,7 @@
           <w:rFonts w:ascii="Times New Roman" w:hAnsi="Times New Roman"/>
           <w:sz w:val="24"/>
         </w:rPr>
-        <w:t xml:space="preserve">seven hydrogen holds on base load. The two share five. Belgium and</w:t>
+        <w:t xml:space="preserve">seven hydrogen holds on base load. Belgium and</w:t>
       </w:r>
       <w:r>
         <w:rPr>
@@ -13259,21 +12604,7 @@
           <w:rFonts w:ascii="Times New Roman" w:hAnsi="Times New Roman"/>
           <w:sz w:val="24"/>
         </w:rPr>
-        <w:t xml:space="preserve">on endowment and the base-load one partly on tax incidence. However, even the peaking win</w:t>
-      </w:r>
-      <w:r>
-        <w:rPr>
-          <w:rFonts w:ascii="Times New Roman" w:hAnsi="Times New Roman"/>
-          <w:sz w:val="24"/>
-        </w:rPr>
-        <w:t xml:space="preserve"> </w:t>
-      </w:r>
-      <w:r>
-        <w:rPr>
-          <w:rFonts w:ascii="Times New Roman" w:hAnsi="Times New Roman"/>
-          <w:sz w:val="24"/>
-        </w:rPr>
-        <w:t xml:space="preserve">does not pay for the plant.</w:t>
+        <w:t xml:space="preserve">on endowment and the base-load one partly on tax incidence. However, the peaking win covers only about 9 per cent of the plant’s annualised capital charge, because it runs about 139 hours a year.</w:t>
       </w:r>
     </w:p>
     <w:bookmarkStart w:id="39" w:name="fig:cavern"/>
@@ -14298,49 +13629,7 @@
           <w:rFonts w:ascii="Times New Roman" w:hAnsi="Times New Roman"/>
           <w:sz w:val="24"/>
         </w:rPr>
-        <w:t xml:space="preserve">The unit commitment cross-checks that dispatch at 160 full-load hours on a fleet 2.8 GW</w:t>
-      </w:r>
-      <w:r>
-        <w:rPr>
-          <w:rFonts w:ascii="Times New Roman" w:hAnsi="Times New Roman"/>
-          <w:sz w:val="24"/>
-        </w:rPr>
-        <w:t xml:space="preserve"> </w:t>
-      </w:r>
-      <w:r>
-        <w:rPr>
-          <w:rFonts w:ascii="Times New Roman" w:hAnsi="Times New Roman"/>
-          <w:sz w:val="24"/>
-        </w:rPr>
-        <w:t xml:space="preserve">larger, because ramp and minimum-output limits push residual load onto the peakers. We</w:t>
-      </w:r>
-      <w:r>
-        <w:rPr>
-          <w:rFonts w:ascii="Times New Roman" w:hAnsi="Times New Roman"/>
-          <w:sz w:val="24"/>
-        </w:rPr>
-        <w:t xml:space="preserve"> </w:t>
-      </w:r>
-      <w:r>
-        <w:rPr>
-          <w:rFonts w:ascii="Times New Roman" w:hAnsi="Times New Roman"/>
-          <w:sz w:val="24"/>
-        </w:rPr>
-        <w:t xml:space="preserve">quote 139 hours throughout, and the extra hours earn more rent, so the cross-check cuts</w:t>
-      </w:r>
-      <w:r>
-        <w:rPr>
-          <w:rFonts w:ascii="Times New Roman" w:hAnsi="Times New Roman"/>
-          <w:sz w:val="24"/>
-        </w:rPr>
-        <w:t xml:space="preserve"> </w:t>
-      </w:r>
-      <w:r>
-        <w:rPr>
-          <w:rFonts w:ascii="Times New Roman" w:hAnsi="Times New Roman"/>
-          <w:sz w:val="24"/>
-        </w:rPr>
-        <w:t xml:space="preserve">against the finding.</w:t>
+        <w:t xml:space="preserve">The unit commitment cross-check dispatches the fleet at 160 full-load hours on 2.8 GW more capacity, compared with the 139 hours quoted throughout, because ramp and minimum-output limits push residual load onto the peakers. However, the extra hours earn more rent, so the cross-check cuts against the finding.</w:t>
       </w:r>
     </w:p>
     <w:p>
@@ -14601,7 +13890,7 @@
           <w:rFonts w:ascii="Times New Roman" w:hAnsi="Times New Roman" w:cs="Times New Roman"/>
           <w:sz w:val="24"/>
         </w:rPr>
-        <w:t xml:space="preserve">peaker alone, the plant this section prices, and it finances itself in no market or scenario (Table </w:t>
+        <w:t xml:space="preserve">peaker alone, the plant this section prices, and its rent covers at most 40.0 per cent of its annualised capital charge (Table </w:t>
       </w:r>
       <w:r>
         <w:rPr>
@@ -14650,7 +13939,7 @@
           <w:rFonts w:ascii="Times New Roman" w:hAnsi="Times New Roman" w:cs="Times New Roman"/>
           <w:sz w:val="24"/>
         </w:rPr>
-        <w:t xml:space="preserve">. Adequacy is imposed by the sizing rule. The difficulty is paying for it.</w:t>
+        <w:t xml:space="preserve">. Adequacy is imposed by the sizing rule, leaving the difficulty as one of paying for the capacity.</w:t>
       </w:r>
     </w:p>
     <w:bookmarkStart w:id="41" w:name="tab:arenas_body"/>
@@ -16102,21 +15391,7 @@
           <w:rFonts w:ascii="Times New Roman" w:hAnsi="Times New Roman"/>
           <w:sz w:val="24"/>
         </w:rPr>
-        <w:t xml:space="preserve">not bite. Article 22(4) of the Electricity Regulation caps a mechanism’s payments at</w:t>
-      </w:r>
-      <w:r>
-        <w:rPr>
-          <w:rFonts w:ascii="Times New Roman" w:hAnsi="Times New Roman"/>
-          <w:sz w:val="24"/>
-        </w:rPr>
-        <w:t xml:space="preserve"> </w:t>
-      </w:r>
-      <w:r>
-        <w:rPr>
-          <w:rFonts w:ascii="Times New Roman" w:hAnsi="Times New Roman"/>
-          <w:sz w:val="24"/>
-        </w:rPr>
-        <w:t xml:space="preserve">550 gCO</w:t>
+        <w:t xml:space="preserve">not bite. Article 22(4) of the Electricity Regulation caps a mechanism’s payments at 550 gCO</w:t>
       </w:r>
       <w:r>
         <w:rPr>
@@ -16129,7 +15404,7 @@
           <w:rFonts w:ascii="Times New Roman" w:hAnsi="Times New Roman"/>
           <w:sz w:val="24"/>
         </w:rPr>
-        <w:t xml:space="preserve">/kWh and adds a 350 kgCO</w:t>
+        <w:t xml:space="preserve">/kWh-e and adds a 350 kgCO</w:t>
       </w:r>
       <w:r>
         <w:rPr>
@@ -16489,21 +15764,7 @@
           <w:rFonts w:ascii="Times New Roman" w:hAnsi="Times New Roman"/>
           <w:sz w:val="24"/>
         </w:rPr>
-        <w:t xml:space="preserve">floored at zero (Supplementary Section S2.4). Either way the peaking niche is a policy choice no</w:t>
-      </w:r>
-      <w:r>
-        <w:rPr>
-          <w:rFonts w:ascii="Times New Roman" w:hAnsi="Times New Roman"/>
-          <w:sz w:val="24"/>
-        </w:rPr>
-        <w:t xml:space="preserve"> </w:t>
-      </w:r>
-      <w:r>
-        <w:rPr>
-          <w:rFonts w:ascii="Times New Roman" w:hAnsi="Times New Roman"/>
-          <w:sz w:val="24"/>
-        </w:rPr>
-        <w:t xml:space="preserve">market delivers on its own. Fuel prices and tax incidence leave the arithmetic unchanged</w:t>
+        <w:t xml:space="preserve">floored at zero (Supplementary Section S2.4). Either way the peaking niche opens only where a standing payment of €31 to 63/kW-yr is in place. Fuel prices and tax incidence leave it unchanged</w:t>
       </w:r>
       <w:r>
         <w:rPr>
@@ -16546,7 +15807,7 @@
           <w:rFonts w:ascii="Times New Roman" w:hAnsi="Times New Roman"/>
           <w:sz w:val="24"/>
         </w:rPr>
-        <w:t xml:space="preserve">Least-cost cross-check and the binding carbon cap</w:t>
+        <w:t xml:space="preserve">Least-cost cross-check and the national carbon cap</w:t>
       </w:r>
     </w:p>
     <w:p>
@@ -16586,7 +15847,7 @@
           <w:rFonts w:ascii="Times New Roman" w:hAnsi="Times New Roman"/>
           <w:sz w:val="24"/>
         </w:rPr>
-        <w:t xml:space="preserve">(Section 2) asks what a cost minimiser would choose. It is silent on hydrogen. At the</w:t>
+        <w:t xml:space="preserve">(Section 2) asks what a cost minimiser would choose. At the</w:t>
       </w:r>
       <w:r>
         <w:rPr>
@@ -16615,21 +15876,7 @@
           <w:rFonts w:ascii="Times New Roman" w:hAnsi="Times New Roman"/>
           <w:sz w:val="24"/>
         </w:rPr>
-        <w:t xml:space="preserve">Ambition is cheap, since the discounted present-value system cost varies by</w:t>
-      </w:r>
-      <w:r>
-        <w:rPr>
-          <w:rFonts w:ascii="Times New Roman" w:hAnsi="Times New Roman"/>
-          <w:sz w:val="24"/>
-        </w:rPr>
-        <w:t xml:space="preserve"> </w:t>
-      </w:r>
-      <w:r>
-        <w:rPr>
-          <w:rFonts w:ascii="Times New Roman" w:hAnsi="Times New Roman"/>
-          <w:sz w:val="24"/>
-        </w:rPr>
-        <w:t xml:space="preserve">0.05 per cent between the</w:t>
+        <w:t xml:space="preserve">The discounted present-value system cost varies by only 0.05 per cent between the</w:t>
       </w:r>
       <w:r>
         <w:rPr>
@@ -16670,7 +15917,7 @@
           <w:rFonts w:ascii="Times New Roman" w:hAnsi="Times New Roman"/>
           <w:sz w:val="24"/>
         </w:rPr>
-        <w:t xml:space="preserve"> per cent caps. The carbon price does not do the work everywhere, since the cap binds in Cyprus, Croatia,</w:t>
+        <w:t xml:space="preserve"> per cent caps, so ambition is cheap in this program. The carbon price does not do the work everywhere, since the cap binds in Cyprus, Croatia,</w:t>
       </w:r>
       <w:r>
         <w:rPr>
@@ -16780,21 +16027,55 @@
           <w:rFonts w:ascii="Times New Roman" w:hAnsi="Times New Roman"/>
           <w:sz w:val="24"/>
         </w:rPr>
-        <w:t xml:space="preserve">Switzerland puts the two comparisons side by side more sharply than any other market,</w:t>
-      </w:r>
-      <w:r>
-        <w:rPr>
-          <w:rFonts w:ascii="Times New Roman" w:hAnsi="Times New Roman"/>
-          <w:sz w:val="24"/>
-        </w:rPr>
-        <w:t xml:space="preserve"> </w:t>
-      </w:r>
-      <w:r>
-        <w:rPr>
-          <w:rFonts w:ascii="Times New Roman" w:hAnsi="Times New Roman"/>
-          <w:sz w:val="24"/>
-        </w:rPr>
-        <w:t xml:space="preserve">and both close the same way. The Swiss heat-pump levelised cost falls to a 2050 band of</w:t>
+      </w:r>
+      <w:r>
+        <w:rPr>
+          <w:rFonts w:ascii="Times New Roman" w:hAnsi="Times New Roman" w:cs="Times New Roman"/>
+          <w:sz w:val="24"/>
+        </w:rPr>
+        <w:t xml:space="preserve">Fig. </w:t>
+      </w:r>
+      <w:r>
+        <w:rPr>
+          <w:rFonts w:ascii="Times New Roman" w:hAnsi="Times New Roman" w:cs="Times New Roman"/>
+          <w:sz w:val="24"/>
+        </w:rPr>
+        <w:fldChar w:fldCharType="begin"/>
+      </w:r>
+      <w:r>
+        <w:rPr>
+          <w:rFonts w:ascii="Times New Roman" w:hAnsi="Times New Roman" w:cs="Times New Roman"/>
+          <w:sz w:val="24"/>
+        </w:rPr>
+        <w:instrText xml:space="preserve"> REF fig_7 \h </w:instrText>
+      </w:r>
+      <w:r>
+        <w:rPr>
+          <w:rFonts w:ascii="Times New Roman" w:hAnsi="Times New Roman" w:cs="Times New Roman"/>
+          <w:sz w:val="24"/>
+        </w:rPr>
+        <w:fldChar w:fldCharType="separate"/>
+      </w:r>
+      <w:r>
+        <w:rPr>
+          <w:rFonts w:ascii="Times New Roman" w:hAnsi="Times New Roman" w:cs="Times New Roman"/>
+          <w:sz w:val="24"/>
+        </w:rPr>
+        <w:t xml:space="preserve">7</w:t>
+      </w:r>
+      <w:r>
+        <w:rPr>
+          <w:rFonts w:ascii="Times New Roman" w:hAnsi="Times New Roman" w:cs="Times New Roman"/>
+          <w:sz w:val="24"/>
+        </w:rPr>
+        <w:fldChar w:fldCharType="end"/>
+      </w:r>
+      <w:r>
+        <w:rPr>
+          <w:rFonts w:ascii="Times New Roman" w:hAnsi="Times New Roman" w:cs="Times New Roman"/>
+          <w:sz w:val="24"/>
+        </w:rPr>
+        <w:t xml:space="preserve"> presents the Swiss levelised cost of heat for 2025 and 2050 under Stated Policies, on the uncoupled arm. Switzerland puts the two comparisons side by side more sharply than any other market, and both close the same way. The Swiss heat-pump levelised cost falls to a 2050 band of</w:t>
       </w:r>
       <w:r>
         <w:rPr>
@@ -16822,76 +16103,7 @@
           <w:rFonts w:ascii="Times New Roman" w:hAnsi="Times New Roman"/>
           <w:sz w:val="24"/>
         </w:rPr>
-        <w:t xml:space="preserve">at about €165.9/MWh, so the best Swiss heat pump ends €5.6/MWh below the</w:t>
-      </w:r>
-      <w:r>
-        <w:rPr>
-          <w:rFonts w:ascii="Times New Roman" w:hAnsi="Times New Roman"/>
-          <w:sz w:val="24"/>
-        </w:rPr>
-        <w:t xml:space="preserve"> </w:t>
-      </w:r>
-      <w:r>
-        <w:rPr>
-          <w:rFonts w:ascii="Times New Roman" w:hAnsi="Times New Roman"/>
-          <w:sz w:val="24"/>
-        </w:rPr>
-      </w:r>
-      <w:r>
-        <w:rPr>
-          <w:rFonts w:ascii="Times New Roman" w:hAnsi="Times New Roman" w:cs="Times New Roman"/>
-          <w:sz w:val="24"/>
-        </w:rPr>
-        <w:t xml:space="preserve">hydrogen boiler (Fig. </w:t>
-      </w:r>
-      <w:r>
-        <w:rPr>
-          <w:rFonts w:ascii="Times New Roman" w:hAnsi="Times New Roman" w:cs="Times New Roman"/>
-          <w:sz w:val="24"/>
-        </w:rPr>
-        <w:fldChar w:fldCharType="begin"/>
-      </w:r>
-      <w:r>
-        <w:rPr>
-          <w:rFonts w:ascii="Times New Roman" w:hAnsi="Times New Roman" w:cs="Times New Roman"/>
-          <w:sz w:val="24"/>
-        </w:rPr>
-        <w:instrText xml:space="preserve"> REF fig_7 \h </w:instrText>
-      </w:r>
-      <w:r>
-        <w:rPr>
-          <w:rFonts w:ascii="Times New Roman" w:hAnsi="Times New Roman" w:cs="Times New Roman"/>
-          <w:sz w:val="24"/>
-        </w:rPr>
-        <w:fldChar w:fldCharType="separate"/>
-      </w:r>
-      <w:r>
-        <w:rPr>
-          <w:rFonts w:ascii="Times New Roman" w:hAnsi="Times New Roman" w:cs="Times New Roman"/>
-          <w:sz w:val="24"/>
-        </w:rPr>
-        <w:t xml:space="preserve">7</w:t>
-      </w:r>
-      <w:r>
-        <w:rPr>
-          <w:rFonts w:ascii="Times New Roman" w:hAnsi="Times New Roman" w:cs="Times New Roman"/>
-          <w:sz w:val="24"/>
-        </w:rPr>
-        <w:fldChar w:fldCharType="end"/>
-      </w:r>
-      <w:r>
-        <w:rPr>
-          <w:rFonts w:ascii="Times New Roman" w:hAnsi="Times New Roman" w:cs="Times New Roman"/>
-          <w:sz w:val="24"/>
-        </w:rPr>
-        <w:t xml:space="preserve">)</w:t>
-      </w:r>
-      <w:r>
-        <w:rPr>
-          <w:rFonts w:ascii="Times New Roman" w:hAnsi="Times New Roman" w:cs="Times New Roman"/>
-          <w:sz w:val="24"/>
-        </w:rPr>
-        <w:t xml:space="preserve">. Swiss retail electricity is expensive and</w:t>
+        <w:t xml:space="preserve">at about €165.9/MWh, so the best Swiss heat pump ends €5.6/MWh below the hydrogen boiler. Swiss retail electricity is expensive and</w:t>
       </w:r>
       <w:r>
         <w:rPr>
@@ -17280,49 +16492,7 @@
           <w:rFonts w:ascii="Times New Roman" w:hAnsi="Times New Roman"/>
           <w:sz w:val="24"/>
         </w:rPr>
-        <w:t xml:space="preserve">the uncoupled arm. Pale-filled bars are 2025, solid 2050; every bar is labelled.</w:t>
-      </w:r>
-      <w:r>
-        <w:rPr>
-          <w:rFonts w:ascii="Times New Roman" w:hAnsi="Times New Roman"/>
-          <w:sz w:val="24"/>
-        </w:rPr>
-        <w:t xml:space="preserve"> </w:t>
-      </w:r>
-      <w:r>
-        <w:rPr>
-          <w:rFonts w:ascii="Times New Roman" w:hAnsi="Times New Roman"/>
-          <w:sz w:val="24"/>
-        </w:rPr>
-        <w:t xml:space="preserve">Switzerland has no salt caverns and so pays the higher seasonal storage rate. Not</w:t>
-      </w:r>
-      <w:r>
-        <w:rPr>
-          <w:rFonts w:ascii="Times New Roman" w:hAnsi="Times New Roman"/>
-          <w:sz w:val="24"/>
-        </w:rPr>
-        <w:t xml:space="preserve"> </w:t>
-      </w:r>
-      <w:r>
-        <w:rPr>
-          <w:rFonts w:ascii="Times New Roman" w:hAnsi="Times New Roman"/>
-          <w:sz w:val="24"/>
-        </w:rPr>
-        <w:t xml:space="preserve">crediting the national reservoir fleet leaves the best heat pump €5.6/MWh below</w:t>
-      </w:r>
-      <w:r>
-        <w:rPr>
-          <w:rFonts w:ascii="Times New Roman" w:hAnsi="Times New Roman"/>
-          <w:sz w:val="24"/>
-        </w:rPr>
-        <w:t xml:space="preserve"> </w:t>
-      </w:r>
-      <w:r>
-        <w:rPr>
-          <w:rFonts w:ascii="Times New Roman" w:hAnsi="Times New Roman"/>
-          <w:sz w:val="24"/>
-        </w:rPr>
-        <w:t xml:space="preserve">the hydrogen boiler; crediting it widens the gap to €9.6/MWh.</w:t>
+        <w:t xml:space="preserve">the uncoupled arm. Pale-filled bars are 2025, solid 2050; every bar is labelled. Switzerland has no salt caverns and so pays the higher seasonal storage rate.</w:t>
       </w:r>
     </w:p>
     <w:bookmarkEnd w:id="47"/>
@@ -17335,77 +16505,7 @@
           <w:rFonts w:ascii="Times New Roman" w:hAnsi="Times New Roman"/>
           <w:sz w:val="24"/>
         </w:rPr>
-        <w:t xml:space="preserve">A win in one arena does not carry to another, so what the three tests establish together</w:t>
-      </w:r>
-      <w:r>
-        <w:rPr>
-          <w:rFonts w:ascii="Times New Roman" w:hAnsi="Times New Roman"/>
-          <w:sz w:val="24"/>
-        </w:rPr>
-        <w:t xml:space="preserve"> </w:t>
-      </w:r>
-      <w:r>
-        <w:rPr>
-          <w:rFonts w:ascii="Times New Roman" w:hAnsi="Times New Roman"/>
-          <w:sz w:val="24"/>
-        </w:rPr>
-        <w:t xml:space="preserve">is the scope of hydrogen’s role rather than a single verdict. The base-load market count</w:t>
-      </w:r>
-      <w:r>
-        <w:rPr>
-          <w:rFonts w:ascii="Times New Roman" w:hAnsi="Times New Roman"/>
-          <w:sz w:val="24"/>
-        </w:rPr>
-        <w:t xml:space="preserve"> </w:t>
-      </w:r>
-      <w:r>
-        <w:rPr>
-          <w:rFonts w:ascii="Times New Roman" w:hAnsi="Times New Roman"/>
-          <w:sz w:val="24"/>
-        </w:rPr>
-        <w:t xml:space="preserve">is the least robust of the three. It moves from 13 to 29 markets across the hydrogen</w:t>
-      </w:r>
-      <w:r>
-        <w:rPr>
-          <w:rFonts w:ascii="Times New Roman" w:hAnsi="Times New Roman"/>
-          <w:sz w:val="24"/>
-        </w:rPr>
-        <w:t xml:space="preserve"> </w:t>
-      </w:r>
-      <w:r>
-        <w:rPr>
-          <w:rFonts w:ascii="Times New Roman" w:hAnsi="Times New Roman"/>
-          <w:sz w:val="24"/>
-        </w:rPr>
-        <w:t xml:space="preserve">price paths we sample, and it turns in part on a fiscal asymmetry that policy could</w:t>
-      </w:r>
-      <w:r>
-        <w:rPr>
-          <w:rFonts w:ascii="Times New Roman" w:hAnsi="Times New Roman"/>
-          <w:sz w:val="24"/>
-        </w:rPr>
-        <w:t xml:space="preserve"> </w:t>
-      </w:r>
-      <w:r>
-        <w:rPr>
-          <w:rFonts w:ascii="Times New Roman" w:hAnsi="Times New Roman"/>
-          <w:sz w:val="24"/>
-        </w:rPr>
-        <w:t xml:space="preserve">remove. The capital-recovery result is the most robust. It rests on the arithmetic of a</w:t>
-      </w:r>
-      <w:r>
-        <w:rPr>
-          <w:rFonts w:ascii="Times New Roman" w:hAnsi="Times New Roman"/>
-          <w:sz w:val="24"/>
-        </w:rPr>
-        <w:t xml:space="preserve"> </w:t>
-      </w:r>
-      <w:r>
-        <w:rPr>
-          <w:rFonts w:ascii="Times New Roman" w:hAnsi="Times New Roman"/>
-          <w:sz w:val="24"/>
-        </w:rPr>
-        <w:t xml:space="preserve">plant that runs about 139 hours a year, which no efficiency convention disturbs, whereas</w:t>
+        <w:t xml:space="preserve">A win in one arena does not carry to another, so the three tests together establish the scope of hydrogen’s role rather than a single verdict. The base-load market count is the least robust of the three, ranging from 13 to 29 markets across the hydrogen price paths sampled. That sensitivity turns in part on a fiscal asymmetry that policy could remove. The capital-recovery result is the most robust, resting on the arithmetic of a plant that runs about 139 hours a year, which no efficiency convention disturbs, whereas</w:t>
       </w:r>
       <w:r>
         <w:rPr>
@@ -17517,49 +16617,7 @@
           <w:rFonts w:ascii="Times New Roman" w:hAnsi="Times New Roman"/>
           <w:sz w:val="24"/>
         </w:rPr>
-        <w:t xml:space="preserve">This study screens Europe’s building-heat choice across 29 markets to 2050, pricing</w:t>
-      </w:r>
-      <w:r>
-        <w:rPr>
-          <w:rFonts w:ascii="Times New Roman" w:hAnsi="Times New Roman"/>
-          <w:sz w:val="24"/>
-        </w:rPr>
-        <w:t xml:space="preserve"> </w:t>
-      </w:r>
-      <w:r>
-        <w:rPr>
-          <w:rFonts w:ascii="Times New Roman" w:hAnsi="Times New Roman"/>
-          <w:sz w:val="24"/>
-        </w:rPr>
-        <w:t xml:space="preserve">hydrogen as a system operator would. The three tests point the same way about hydrogen’s</w:t>
-      </w:r>
-      <w:r>
-        <w:rPr>
-          <w:rFonts w:ascii="Times New Roman" w:hAnsi="Times New Roman"/>
-          <w:sz w:val="24"/>
-        </w:rPr>
-        <w:t xml:space="preserve"> </w:t>
-      </w:r>
-      <w:r>
-        <w:rPr>
-          <w:rFonts w:ascii="Times New Roman" w:hAnsi="Times New Roman"/>
-          <w:sz w:val="24"/>
-        </w:rPr>
-        <w:t xml:space="preserve">scope, though all three price it through one storage parameter, so the agreement</w:t>
-      </w:r>
-      <w:r>
-        <w:rPr>
-          <w:rFonts w:ascii="Times New Roman" w:hAnsi="Times New Roman"/>
-          <w:sz w:val="24"/>
-        </w:rPr>
-        <w:t xml:space="preserve"> </w:t>
-      </w:r>
-      <w:r>
-        <w:rPr>
-          <w:rFonts w:ascii="Times New Roman" w:hAnsi="Times New Roman"/>
-          <w:sz w:val="24"/>
-        </w:rPr>
-        <w:t xml:space="preserve">corroborates less than it suggests. Four findings follow.</w:t>
+        <w:t xml:space="preserve">This study screens Europe’s building-heat choice across 29 markets to 2050, pricing hydrogen as a system operator does. The three tests point the same way about hydrogen’s scope, though all three price it through one storage parameter, €1.5/kg with salt caverns and €3.0/kg without, so the agreement is less independent than three tests would suggest. Holding it common is what makes the three comparable. Four findings follow.</w:t>
       </w:r>
     </w:p>
     <w:p>
@@ -17653,70 +16711,56 @@
           <w:rFonts w:ascii="Times New Roman" w:hAnsi="Times New Roman"/>
           <w:sz w:val="24"/>
         </w:rPr>
-        <w:t xml:space="preserve">(2) The seven markets hydrogen holds on base load are the paper’s least robust count. The</w:t>
-      </w:r>
-      <w:r>
-        <w:rPr>
-          <w:rFonts w:ascii="Times New Roman" w:hAnsi="Times New Roman"/>
-          <w:sz w:val="24"/>
-        </w:rPr>
-        <w:t xml:space="preserve"> </w:t>
-      </w:r>
-      <w:r>
-        <w:rPr>
-          <w:rFonts w:ascii="Times New Roman" w:hAnsi="Times New Roman"/>
-          <w:sz w:val="24"/>
-        </w:rPr>
-        <w:t xml:space="preserve">heat-pump count behind them runs from 13 on a rapid hydrogen cost decline to 29 if hydrogen</w:t>
-      </w:r>
-      <w:r>
-        <w:rPr>
-          <w:rFonts w:ascii="Times New Roman" w:hAnsi="Times New Roman"/>
-          <w:sz w:val="24"/>
-        </w:rPr>
-        <w:t xml:space="preserve"> </w:t>
-      </w:r>
-      <w:r>
-        <w:rPr>
-          <w:rFonts w:ascii="Times New Roman" w:hAnsi="Times New Roman"/>
-          <w:sz w:val="24"/>
-        </w:rPr>
-        <w:t xml:space="preserve">costs stall, and pricing the molecule blue at the €81/MWh route closes all seven</w:t>
-      </w:r>
-      <w:r>
-        <w:rPr>
-          <w:rFonts w:ascii="Times New Roman" w:hAnsi="Times New Roman"/>
-          <w:sz w:val="24"/>
-        </w:rPr>
-        <w:t xml:space="preserve"> </w:t>
-      </w:r>
-      <w:r>
-        <w:rPr>
-          <w:rFonts w:ascii="Times New Roman" w:hAnsi="Times New Roman"/>
-          <w:sz w:val="24"/>
-        </w:rPr>
-        <w:t xml:space="preserve">[61], [62]</w:t>
-      </w:r>
-      <w:r>
-        <w:rPr>
-          <w:rFonts w:ascii="Times New Roman" w:hAnsi="Times New Roman"/>
-          <w:sz w:val="24"/>
-        </w:rPr>
-        <w:t xml:space="preserve">. Levelling the carriers’ fiscal treatment would move</w:t>
-      </w:r>
-      <w:r>
-        <w:rPr>
-          <w:rFonts w:ascii="Times New Roman" w:hAnsi="Times New Roman"/>
-          <w:sz w:val="24"/>
-        </w:rPr>
-        <w:t xml:space="preserve"> </w:t>
-      </w:r>
-      <w:r>
-        <w:rPr>
-          <w:rFonts w:ascii="Times New Roman" w:hAnsi="Times New Roman"/>
-          <w:sz w:val="24"/>
-        </w:rPr>
-        <w:t xml:space="preserve">the comparison the same way by an amount we do not size.</w:t>
+        <w:t xml:space="preserve">(2) The seven markets hydrogen holds on base load are the paper’s least robust count. The count behind them runs from 13 to 29 across the hydrogen price paths sampled, and Dickel</w:t>
+      </w:r>
+      <w:r>
+        <w:rPr>
+          <w:rFonts w:ascii="Times New Roman" w:hAnsi="Times New Roman"/>
+          <w:sz w:val="24"/>
+        </w:rPr>
+        <w:t xml:space="preserve"> </w:t>
+      </w:r>
+      <w:r>
+        <w:rPr>
+          <w:rFonts w:ascii="Times New Roman" w:hAnsi="Times New Roman"/>
+          <w:sz w:val="24"/>
+        </w:rPr>
+        <w:t xml:space="preserve">[62]</w:t>
+      </w:r>
+      <w:r>
+        <w:rPr>
+          <w:rFonts w:ascii="Times New Roman" w:hAnsi="Times New Roman"/>
+          <w:sz w:val="24"/>
+        </w:rPr>
+        <w:t xml:space="preserve"> </w:t>
+      </w:r>
+      <w:r>
+        <w:rPr>
+          <w:rFonts w:ascii="Times New Roman" w:hAnsi="Times New Roman"/>
+          <w:sz w:val="24"/>
+        </w:rPr>
+        <w:t xml:space="preserve">concludes that the hydrogen realistically supplied to heat would be blue, at about €81/MWh on the route priced here</w:t>
+      </w:r>
+      <w:r>
+        <w:rPr>
+          <w:rFonts w:ascii="Times New Roman" w:hAnsi="Times New Roman"/>
+          <w:sz w:val="24"/>
+        </w:rPr>
+        <w:t xml:space="preserve"> </w:t>
+      </w:r>
+      <w:r>
+        <w:rPr>
+          <w:rFonts w:ascii="Times New Roman" w:hAnsi="Times New Roman"/>
+          <w:sz w:val="24"/>
+        </w:rPr>
+        <w:t xml:space="preserve">[61]</w:t>
+      </w:r>
+      <w:r>
+        <w:rPr>
+          <w:rFonts w:ascii="Times New Roman" w:hAnsi="Times New Roman"/>
+          <w:sz w:val="24"/>
+        </w:rPr>
+        <w:t xml:space="preserve">, which closes all seven. Levelling the carriers’ fiscal treatment would move the comparison the same way, by an amount beyond the scope of this study.</w:t>
       </w:r>
     </w:p>
     <w:p>
@@ -17728,49 +16772,21 @@
           <w:rFonts w:ascii="Times New Roman" w:hAnsi="Times New Roman"/>
           <w:sz w:val="24"/>
         </w:rPr>
-        <w:t xml:space="preserve">(3) Repriced on short-run marginal cost, on the high carbon path and the equal-efficiency</w:t>
-      </w:r>
-      <w:r>
-        <w:rPr>
-          <w:rFonts w:ascii="Times New Roman" w:hAnsi="Times New Roman"/>
-          <w:sz w:val="24"/>
-        </w:rPr>
-        <w:t xml:space="preserve"> </w:t>
-      </w:r>
-      <w:r>
-        <w:rPr>
-          <w:rFonts w:ascii="Times New Roman" w:hAnsi="Times New Roman"/>
-          <w:sz w:val="24"/>
-        </w:rPr>
-        <w:t xml:space="preserve">series, hydrogen wins the power peak in a different seven. All seven are salt-cavern</w:t>
-      </w:r>
-      <w:r>
-        <w:rPr>
-          <w:rFonts w:ascii="Times New Roman" w:hAnsi="Times New Roman"/>
-          <w:sz w:val="24"/>
-        </w:rPr>
-        <w:t xml:space="preserve"> </w:t>
-      </w:r>
-      <w:r>
-        <w:rPr>
-          <w:rFonts w:ascii="Times New Roman" w:hAnsi="Times New Roman"/>
-          <w:sz w:val="24"/>
-        </w:rPr>
-        <w:t xml:space="preserve">markets on a binary geology screen, and alternative cavern definitions move the count to</w:t>
-      </w:r>
-      <w:r>
-        <w:rPr>
-          <w:rFonts w:ascii="Times New Roman" w:hAnsi="Times New Roman"/>
-          <w:sz w:val="24"/>
-        </w:rPr>
-        <w:t xml:space="preserve"> </w:t>
-      </w:r>
-      <w:r>
-        <w:rPr>
-          <w:rFonts w:ascii="Times New Roman" w:hAnsi="Times New Roman"/>
-          <w:sz w:val="24"/>
-        </w:rPr>
-        <w:t xml:space="preserve">six or nine, so this is a screening result rather than a physical one. The</w:t>
+        <w:t xml:space="preserve">(3) Repriced on SRMC, on the high carbon path and the equal-efficiency</w:t>
+      </w:r>
+      <w:r>
+        <w:rPr>
+          <w:rFonts w:ascii="Times New Roman" w:hAnsi="Times New Roman"/>
+          <w:sz w:val="24"/>
+        </w:rPr>
+        <w:t xml:space="preserve"> </w:t>
+      </w:r>
+      <w:r>
+        <w:rPr>
+          <w:rFonts w:ascii="Times New Roman" w:hAnsi="Times New Roman"/>
+          <w:sz w:val="24"/>
+        </w:rPr>
+        <w:t xml:space="preserve">series, hydrogen wins the power peak in a different seven. All seven are salt-cavern markets on a binary geology screen, and alternative definitions give six or nine, so the count is a screening result. The</w:t>
       </w:r>
       <w:r>
         <w:rPr>
@@ -17840,7 +16856,7 @@
           <w:rFonts w:ascii="Times New Roman" w:hAnsi="Times New Roman"/>
           <w:sz w:val="24"/>
         </w:rPr>
-        <w:t xml:space="preserve">gap. All of this rests on the single constructed weather year of Section 2.</w:t>
+        <w:t xml:space="preserve">gap.</w:t>
       </w:r>
     </w:p>
     <w:p>
@@ -17852,21 +16868,7 @@
           <w:rFonts w:ascii="Times New Roman" w:hAnsi="Times New Roman"/>
           <w:sz w:val="24"/>
         </w:rPr>
-        <w:t xml:space="preserve">(4) Policy ambition sets the emissions outcome. From a 2025 baseline of about</w:t>
-      </w:r>
-      <w:r>
-        <w:rPr>
-          <w:rFonts w:ascii="Times New Roman" w:hAnsi="Times New Roman"/>
-          <w:sz w:val="24"/>
-        </w:rPr>
-        <w:t xml:space="preserve"> </w:t>
-      </w:r>
-      <w:r>
-        <w:rPr>
-          <w:rFonts w:ascii="Times New Roman" w:hAnsi="Times New Roman"/>
-          <w:sz w:val="24"/>
-        </w:rPr>
-        <w:t xml:space="preserve">644 MtCO</w:t>
+        <w:t xml:space="preserve">(4) Policy ambition sets the emissions outcome, the four scenarios reaching 352, 231, 10 and 123 MtCO</w:t>
       </w:r>
       <w:r>
         <w:rPr>
@@ -17886,7 +16888,7 @@
           <w:rFonts w:ascii="Times New Roman" w:hAnsi="Times New Roman"/>
           <w:sz w:val="24"/>
         </w:rPr>
-        <w:t xml:space="preserve">the four scenarios reach 352, 231, 10 and 123 MtCO</w:t>
+        <w:t xml:space="preserve">by 2050 from a 2025 baseline of about 644 MtCO</w:t>
       </w:r>
       <w:r>
         <w:rPr>
@@ -17899,28 +16901,7 @@
           <w:rFonts w:ascii="Times New Roman" w:hAnsi="Times New Roman"/>
           <w:sz w:val="24"/>
         </w:rPr>
-        <w:t xml:space="preserve"> </w:t>
-      </w:r>
-      <w:r>
-        <w:rPr>
-          <w:rFonts w:ascii="Times New Roman" w:hAnsi="Times New Roman"/>
-          <w:sz w:val="24"/>
-        </w:rPr>
-        <w:t xml:space="preserve">by 2050, which the</w:t>
-      </w:r>
-      <w:r>
-        <w:rPr>
-          <w:rFonts w:ascii="Times New Roman" w:hAnsi="Times New Roman"/>
-          <w:sz w:val="24"/>
-        </w:rPr>
-        <w:t xml:space="preserve"> </w:t>
-      </w:r>
-      <w:r>
-        <w:rPr>
-          <w:rFonts w:ascii="Times New Roman" w:hAnsi="Times New Roman"/>
-          <w:sz w:val="24"/>
-        </w:rPr>
-        <w:t xml:space="preserve">fossil-phaseout lever leads.</w:t>
+        <w:t xml:space="preserve">, a spread the fossil-phaseout lever leads. The heat-pump share climbs from 29 to 49 per cent across the four, district heat reaches 31 per cent at about €96.5/MWh in the deep pathway, and the dispatch screen supports hydrogen at 0, 0.6, 7.5 and 9.0 per cent of useful heat.</w:t>
       </w:r>
     </w:p>
     <w:bookmarkEnd w:id="50"/>
@@ -17989,21 +16970,7 @@
           <w:rFonts w:ascii="Times New Roman" w:hAnsi="Times New Roman"/>
           <w:sz w:val="24"/>
         </w:rPr>
-        <w:t xml:space="preserve">€99/MWh in Malta and €88 in Cyprus. Where hydrogen leads, margins are narrow enough that installer capacity, upfront</w:t>
-      </w:r>
-      <w:r>
-        <w:rPr>
-          <w:rFonts w:ascii="Times New Roman" w:hAnsi="Times New Roman"/>
-          <w:sz w:val="24"/>
-        </w:rPr>
-        <w:t xml:space="preserve"> </w:t>
-      </w:r>
-      <w:r>
-        <w:rPr>
-          <w:rFonts w:ascii="Times New Roman" w:hAnsi="Times New Roman"/>
-          <w:sz w:val="24"/>
-        </w:rPr>
-        <w:t xml:space="preserve">finance and retail electricity taxation decide the outcome. (2) Passing ETS2 through to end</w:t>
+        <w:t xml:space="preserve">€99/MWh in Malta and €88 in Cyprus. (2) Passing ETS2 through to end</w:t>
       </w:r>
       <w:r>
         <w:rPr>
@@ -18051,7 +17018,7 @@
           <w:rFonts w:ascii="Times New Roman" w:hAnsi="Times New Roman"/>
           <w:sz w:val="24"/>
         </w:rPr>
-        <w:t xml:space="preserve">quantified above, which social protection can leave intact rather than suppress.</w:t>
+        <w:t xml:space="preserve">quantified above, which social protection can leave intact.</w:t>
       </w:r>
     </w:p>
     <w:p>
@@ -18063,35 +17030,7 @@
           <w:rFonts w:ascii="Times New Roman" w:hAnsi="Times New Roman"/>
           <w:sz w:val="24"/>
         </w:rPr>
-        <w:t xml:space="preserve">(3) Where a hydrogen peaker is wanted, no private investor is made whole and a</w:t>
-      </w:r>
-      <w:r>
-        <w:rPr>
-          <w:rFonts w:ascii="Times New Roman" w:hAnsi="Times New Roman"/>
-          <w:sz w:val="24"/>
-        </w:rPr>
-        <w:t xml:space="preserve"> </w:t>
-      </w:r>
-      <w:r>
-        <w:rPr>
-          <w:rFonts w:ascii="Times New Roman" w:hAnsi="Times New Roman"/>
-          <w:sz w:val="24"/>
-        </w:rPr>
-        <w:t xml:space="preserve">technology-neutral mechanism procures unabated gas at the capex assumed here,</w:t>
-      </w:r>
-      <w:r>
-        <w:rPr>
-          <w:rFonts w:ascii="Times New Roman" w:hAnsi="Times New Roman"/>
-          <w:sz w:val="24"/>
-        </w:rPr>
-        <w:t xml:space="preserve"> </w:t>
-      </w:r>
-      <w:r>
-        <w:rPr>
-          <w:rFonts w:ascii="Times New Roman" w:hAnsi="Times New Roman"/>
-          <w:sz w:val="24"/>
-        </w:rPr>
-        <w:t xml:space="preserve">so a payment conditioned on emissions is what selects hydrogen. Conditioning costs about</w:t>
+        <w:t xml:space="preserve">(3) Where a hydrogen peaker is wanted, no private investor is made whole and a technology-neutral mechanism procures unabated gas at the capex assumed here, so a payment conditioned on emissions is what selects hydrogen. Those figures allow a capacity-mechanism designer to evaluate what an emissions condition buys against a technology-neutral auction at the same capital cost. Conditioning costs about</w:t>
       </w:r>
       <w:r>
         <w:rPr>
@@ -18139,21 +17078,7 @@
           <w:rFonts w:ascii="Times New Roman" w:hAnsi="Times New Roman"/>
           <w:sz w:val="24"/>
         </w:rPr>
-        <w:t xml:space="preserve">price the gas plant already pays, a figure that inherits</w:t>
-      </w:r>
-      <w:r>
-        <w:rPr>
-          <w:rFonts w:ascii="Times New Roman" w:hAnsi="Times New Roman"/>
-          <w:sz w:val="24"/>
-        </w:rPr>
-        <w:t xml:space="preserve"> </w:t>
-      </w:r>
-      <w:r>
-        <w:rPr>
-          <w:rFonts w:ascii="Times New Roman" w:hAnsi="Times New Roman"/>
-          <w:sz w:val="24"/>
-        </w:rPr>
-        <w:t xml:space="preserve">the turbine capital cost, the full-load hours and the scarcity rent. The technology-neutral</w:t>
+        <w:t xml:space="preserve">price the gas plant already pays. The technology-neutral</w:t>
       </w:r>
       <w:r>
         <w:rPr>
@@ -18235,35 +17160,7 @@
           <w:rFonts w:ascii="Times New Roman" w:hAnsi="Times New Roman"/>
           <w:sz w:val="24"/>
         </w:rPr>
-        <w:t xml:space="preserve">markets where the cap binds at 2050, and three more that bind earlier, are where a</w:t>
-      </w:r>
-      <w:r>
-        <w:rPr>
-          <w:rFonts w:ascii="Times New Roman" w:hAnsi="Times New Roman"/>
-          <w:sz w:val="24"/>
-        </w:rPr>
-        <w:t xml:space="preserve"> </w:t>
-      </w:r>
-      <w:r>
-        <w:rPr>
-          <w:rFonts w:ascii="Times New Roman" w:hAnsi="Times New Roman"/>
-          <w:sz w:val="24"/>
-        </w:rPr>
-        <w:t xml:space="preserve">complementary instrument bites. The coal-grid Eastern European markets are the clearest</w:t>
-      </w:r>
-      <w:r>
-        <w:rPr>
-          <w:rFonts w:ascii="Times New Roman" w:hAnsi="Times New Roman"/>
-          <w:sz w:val="24"/>
-        </w:rPr>
-        <w:t xml:space="preserve"> </w:t>
-      </w:r>
-      <w:r>
-        <w:rPr>
-          <w:rFonts w:ascii="Times New Roman" w:hAnsi="Times New Roman"/>
-          <w:sz w:val="24"/>
-        </w:rPr>
-        <w:t xml:space="preserve">case, since heat pumps lead there while the grid is still carbon-intensive.</w:t>
+        <w:t xml:space="preserve">markets where the cap binds at 2050, and three more that bind earlier, need a complementary instrument.</w:t>
       </w:r>
     </w:p>
     <w:bookmarkEnd w:id="51"/>
@@ -18422,56 +17319,56 @@
           <w:rFonts w:ascii="Times New Roman" w:hAnsi="Times New Roman"/>
           <w:sz w:val="24"/>
         </w:rPr>
-        <w:t xml:space="preserve">two days giving 254 GW and ten days 302 GW. An adequacy assessment would run thirty or</w:t>
-      </w:r>
-      <w:r>
-        <w:rPr>
-          <w:rFonts w:ascii="Times New Roman" w:hAnsi="Times New Roman"/>
-          <w:sz w:val="24"/>
-        </w:rPr>
-        <w:t xml:space="preserve"> </w:t>
-      </w:r>
-      <w:r>
-        <w:rPr>
-          <w:rFonts w:ascii="Times New Roman" w:hAnsi="Times New Roman"/>
-          <w:sz w:val="24"/>
-        </w:rPr>
-        <w:t xml:space="preserve">more recorded weather years and derive the correlation from data</w:t>
-      </w:r>
-      <w:r>
-        <w:rPr>
-          <w:rFonts w:ascii="Times New Roman" w:hAnsi="Times New Roman"/>
-          <w:sz w:val="24"/>
-        </w:rPr>
-        <w:t xml:space="preserve"> </w:t>
-      </w:r>
-      <w:r>
-        <w:rPr>
-          <w:rFonts w:ascii="Times New Roman" w:hAnsi="Times New Roman"/>
-          <w:sz w:val="24"/>
-        </w:rPr>
-        <w:t xml:space="preserve">[68], [69], [70]</w:t>
-      </w:r>
-      <w:r>
-        <w:rPr>
-          <w:rFonts w:ascii="Times New Roman" w:hAnsi="Times New Roman"/>
-          <w:sz w:val="24"/>
-        </w:rPr>
-        <w:t xml:space="preserve">, and this study does</w:t>
-      </w:r>
-      <w:r>
-        <w:rPr>
-          <w:rFonts w:ascii="Times New Roman" w:hAnsi="Times New Roman"/>
-          <w:sz w:val="24"/>
-        </w:rPr>
-        <w:t xml:space="preserve"> </w:t>
-      </w:r>
-      <w:r>
-        <w:rPr>
-          <w:rFonts w:ascii="Times New Roman" w:hAnsi="Times New Roman"/>
-          <w:sz w:val="24"/>
-        </w:rPr>
-        <w:t xml:space="preserve">neither.</w:t>
+        <w:t xml:space="preserve">two days giving 254 GW and ten days 302 GW. An adequacy assessment would run thirty or more recorded weather years and derive the correlation from data, as Kittel</w:t>
+      </w:r>
+      <w:r>
+        <w:rPr>
+          <w:rFonts w:ascii="Times New Roman" w:hAnsi="Times New Roman"/>
+          <w:sz w:val="24"/>
+        </w:rPr>
+        <w:t xml:space="preserve"> </w:t>
+      </w:r>
+      <w:r>
+        <w:rPr>
+          <w:rFonts w:ascii="Times New Roman" w:hAnsi="Times New Roman"/>
+          <w:sz w:val="24"/>
+        </w:rPr>
+        <w:t xml:space="preserve">[68]</w:t>
+      </w:r>
+      <w:r>
+        <w:rPr>
+          <w:rFonts w:ascii="Times New Roman" w:hAnsi="Times New Roman"/>
+          <w:sz w:val="24"/>
+        </w:rPr>
+        <w:t xml:space="preserve"> </w:t>
+      </w:r>
+      <w:r>
+        <w:rPr>
+          <w:rFonts w:ascii="Times New Roman" w:hAnsi="Times New Roman"/>
+          <w:sz w:val="24"/>
+        </w:rPr>
+        <w:t xml:space="preserve">does for European renewable droughts</w:t>
+      </w:r>
+      <w:r>
+        <w:rPr>
+          <w:rFonts w:ascii="Times New Roman" w:hAnsi="Times New Roman"/>
+          <w:sz w:val="24"/>
+        </w:rPr>
+        <w:t xml:space="preserve"> </w:t>
+      </w:r>
+      <w:r>
+        <w:rPr>
+          <w:rFonts w:ascii="Times New Roman" w:hAnsi="Times New Roman"/>
+          <w:sz w:val="24"/>
+        </w:rPr>
+        <w:t xml:space="preserve">[69], [70]</w:t>
+      </w:r>
+      <w:r>
+        <w:rPr>
+          <w:rFonts w:ascii="Times New Roman" w:hAnsi="Times New Roman"/>
+          <w:sz w:val="24"/>
+        </w:rPr>
+        <w:t xml:space="preserve">, which is beyond a single constructed year. Nonetheless, the recovery shortfall survives every weather variant tested, so that finding does not rest on the construction.</w:t>
       </w:r>
     </w:p>
     <w:p>
@@ -18511,21 +17408,7 @@
           <w:rFonts w:ascii="Times New Roman" w:hAnsi="Times New Roman"/>
           <w:sz w:val="24"/>
         </w:rPr>
-        <w:t xml:space="preserve">cross-sector capacity value a hydrogen turbine might capture. That last could still shift</w:t>
-      </w:r>
-      <w:r>
-        <w:rPr>
-          <w:rFonts w:ascii="Times New Roman" w:hAnsi="Times New Roman"/>
-          <w:sz w:val="24"/>
-        </w:rPr>
-        <w:t xml:space="preserve"> </w:t>
-      </w:r>
-      <w:r>
-        <w:rPr>
-          <w:rFonts w:ascii="Times New Roman" w:hAnsi="Times New Roman"/>
-          <w:sz w:val="24"/>
-        </w:rPr>
-        <w:t xml:space="preserve">the verdict where cheap hydrogen, cavern geology and cross-sector demand coincide.</w:t>
+        <w:t xml:space="preserve">cross-sector capacity value a hydrogen turbine might capture.</w:t>
       </w:r>
     </w:p>
     <w:bookmarkEnd w:id="52"/>
@@ -24310,7 +23193,7 @@
       </w:hyperlink>
     </w:p>
     <w:bookmarkEnd w:id="160"/>
-    <w:bookmarkStart w:id="162" w:name="ref-EuropeanCommission2018LTS"/>
+    <w:bookmarkStart w:id="162" w:name="ref-Lord2014GeologicStorage"/>
     <w:p>
       <w:pPr>
         <w:pStyle w:val="Bibliography"/>
@@ -24341,6 +23224,194 @@
           <w:rFonts w:ascii="Times New Roman" w:hAnsi="Times New Roman"/>
           <w:sz w:val="24"/>
         </w:rPr>
+        <w:t xml:space="preserve">A. S. Lord, P. H. Kobos, and D. J. Borns,</w:t>
+      </w:r>
+      <w:r>
+        <w:rPr>
+          <w:rFonts w:ascii="Times New Roman" w:hAnsi="Times New Roman"/>
+          <w:sz w:val="24"/>
+        </w:rPr>
+        <w:t xml:space="preserve"> </w:t>
+      </w:r>
+      <w:r>
+        <w:rPr>
+          <w:rFonts w:ascii="Times New Roman" w:hAnsi="Times New Roman"/>
+          <w:sz w:val="24"/>
+        </w:rPr>
+        <w:t xml:space="preserve">“Geologic storage of hydrogen: Scaling up to meet city transportation demands,”</w:t>
+      </w:r>
+      <w:r>
+        <w:rPr>
+          <w:rFonts w:ascii="Times New Roman" w:hAnsi="Times New Roman"/>
+          <w:sz w:val="24"/>
+        </w:rPr>
+        <w:t xml:space="preserve"> </w:t>
+      </w:r>
+      <w:r>
+        <w:rPr>
+          <w:rFonts w:ascii="Times New Roman" w:hAnsi="Times New Roman"/>
+          <w:i/>
+          <w:iCs/>
+          <w:sz w:val="24"/>
+        </w:rPr>
+        <w:t xml:space="preserve">International Journal of Hydrogen Energy</w:t>
+      </w:r>
+      <w:r>
+        <w:rPr>
+          <w:rFonts w:ascii="Times New Roman" w:hAnsi="Times New Roman"/>
+          <w:sz w:val="24"/>
+        </w:rPr>
+        <w:t xml:space="preserve">, vol. 39, no. 28, pp. 15570–15582, 2014, doi:</w:t>
+      </w:r>
+      <w:r>
+        <w:rPr>
+          <w:rFonts w:ascii="Times New Roman" w:hAnsi="Times New Roman"/>
+          <w:sz w:val="24"/>
+        </w:rPr>
+        <w:t xml:space="preserve"> </w:t>
+      </w:r>
+      <w:hyperlink r:id="rId161">
+        <w:r>
+          <w:rPr>
+            <w:rStyle w:val="Hyperlink"/>
+          </w:rPr>
+          <w:t xml:space="preserve">10.1016/j.ijhydene.2014.07.121</w:t>
+        </w:r>
+      </w:hyperlink>
+      <w:r>
+        <w:rPr>
+          <w:rFonts w:ascii="Times New Roman" w:hAnsi="Times New Roman"/>
+          <w:sz w:val="24"/>
+        </w:rPr>
+        <w:t xml:space="preserve">.</w:t>
+      </w:r>
+    </w:p>
+    <w:bookmarkEnd w:id="162"/>
+    <w:bookmarkStart w:id="164" w:name="ref-Papadias2021BulkStorage"/>
+    <w:p>
+      <w:pPr>
+        <w:pStyle w:val="Bibliography"/>
+      </w:pPr>
+      <w:r>
+        <w:rPr>
+          <w:rFonts w:ascii="Times New Roman" w:hAnsi="Times New Roman"/>
+          <w:sz w:val="24"/>
+        </w:rPr>
+        <w:t xml:space="preserve">[56]</w:t>
+      </w:r>
+      <w:r>
+        <w:rPr>
+          <w:rFonts w:ascii="Times New Roman" w:hAnsi="Times New Roman"/>
+          <w:sz w:val="24"/>
+        </w:rPr>
+        <w:t xml:space="preserve"> </w:t>
+      </w:r>
+      <w:r>
+        <w:rPr>
+          <w:rFonts w:ascii="Times New Roman" w:hAnsi="Times New Roman"/>
+          <w:sz w:val="24"/>
+        </w:rPr>
+        <w:t xml:space="preserve">	</w:t>
+      </w:r>
+      <w:r>
+        <w:rPr>
+          <w:rFonts w:ascii="Times New Roman" w:hAnsi="Times New Roman"/>
+          <w:sz w:val="24"/>
+        </w:rPr>
+        <w:t xml:space="preserve">D. D. Papadias and R. K. Ahluwalia,</w:t>
+      </w:r>
+      <w:r>
+        <w:rPr>
+          <w:rFonts w:ascii="Times New Roman" w:hAnsi="Times New Roman"/>
+          <w:sz w:val="24"/>
+        </w:rPr>
+        <w:t xml:space="preserve"> </w:t>
+      </w:r>
+      <w:r>
+        <w:rPr>
+          <w:rFonts w:ascii="Times New Roman" w:hAnsi="Times New Roman"/>
+          <w:sz w:val="24"/>
+        </w:rPr>
+        <w:t xml:space="preserve">“Bulk storage of hydrogen,”</w:t>
+      </w:r>
+      <w:r>
+        <w:rPr>
+          <w:rFonts w:ascii="Times New Roman" w:hAnsi="Times New Roman"/>
+          <w:sz w:val="24"/>
+        </w:rPr>
+        <w:t xml:space="preserve"> </w:t>
+      </w:r>
+      <w:r>
+        <w:rPr>
+          <w:rFonts w:ascii="Times New Roman" w:hAnsi="Times New Roman"/>
+          <w:i/>
+          <w:iCs/>
+          <w:sz w:val="24"/>
+        </w:rPr>
+        <w:t xml:space="preserve">International Journal of Hydrogen Energy</w:t>
+      </w:r>
+      <w:r>
+        <w:rPr>
+          <w:rFonts w:ascii="Times New Roman" w:hAnsi="Times New Roman"/>
+          <w:sz w:val="24"/>
+        </w:rPr>
+        <w:t xml:space="preserve">, vol. 46, no. 70, pp. 34527–34541, 2021, doi:</w:t>
+      </w:r>
+      <w:r>
+        <w:rPr>
+          <w:rFonts w:ascii="Times New Roman" w:hAnsi="Times New Roman"/>
+          <w:sz w:val="24"/>
+        </w:rPr>
+        <w:t xml:space="preserve"> </w:t>
+      </w:r>
+      <w:hyperlink r:id="rId163">
+        <w:r>
+          <w:rPr>
+            <w:rStyle w:val="Hyperlink"/>
+          </w:rPr>
+          <w:t xml:space="preserve">10.1016/j.ijhydene.2021.08.028</w:t>
+        </w:r>
+      </w:hyperlink>
+      <w:r>
+        <w:rPr>
+          <w:rFonts w:ascii="Times New Roman" w:hAnsi="Times New Roman"/>
+          <w:sz w:val="24"/>
+        </w:rPr>
+        <w:t xml:space="preserve">.</w:t>
+      </w:r>
+    </w:p>
+    <w:bookmarkEnd w:id="164"/>
+    <w:bookmarkStart w:id="166" w:name="ref-EuropeanCommission2018LTS"/>
+    <w:p>
+      <w:pPr>
+        <w:pStyle w:val="Bibliography"/>
+      </w:pPr>
+      <w:r>
+        <w:rPr>
+          <w:rFonts w:ascii="Times New Roman" w:hAnsi="Times New Roman"/>
+          <w:sz w:val="24"/>
+        </w:rPr>
+        <w:t xml:space="preserve">[57]</w:t>
+      </w:r>
+      <w:r>
+        <w:rPr>
+          <w:rFonts w:ascii="Times New Roman" w:hAnsi="Times New Roman"/>
+          <w:sz w:val="24"/>
+        </w:rPr>
+        <w:t xml:space="preserve"> </w:t>
+      </w:r>
+      <w:r>
+        <w:rPr>
+          <w:rFonts w:ascii="Times New Roman" w:hAnsi="Times New Roman"/>
+          <w:sz w:val="24"/>
+        </w:rPr>
+        <w:t xml:space="preserve">	</w:t>
+      </w:r>
+      <w:r>
+        <w:rPr>
+          <w:rFonts w:ascii="Times New Roman" w:hAnsi="Times New Roman"/>
+          <w:sz w:val="24"/>
+        </w:rPr>
         <w:t xml:space="preserve">European Commission,</w:t>
       </w:r>
       <w:r>
@@ -24392,7 +23463,7 @@
         </w:rPr>
         <w:t xml:space="preserve"> </w:t>
       </w:r>
-      <w:hyperlink r:id="rId161">
+      <w:hyperlink r:id="rId165">
         <w:r>
           <w:rPr>
             <w:rStyle w:val="Hyperlink"/>
@@ -24401,8 +23472,8 @@
         </w:r>
       </w:hyperlink>
     </w:p>
-    <w:bookmarkEnd w:id="162"/>
-    <w:bookmarkStart w:id="164" w:name="ref-IEA2023NZE"/>
+    <w:bookmarkEnd w:id="166"/>
+    <w:bookmarkStart w:id="168" w:name="ref-IEA2023NZE"/>
     <w:p>
       <w:pPr>
         <w:pStyle w:val="Bibliography"/>
@@ -24412,7 +23483,7 @@
           <w:rFonts w:ascii="Times New Roman" w:hAnsi="Times New Roman"/>
           <w:sz w:val="24"/>
         </w:rPr>
-        <w:t xml:space="preserve">[56]</w:t>
+        <w:t xml:space="preserve">[58]</w:t>
       </w:r>
       <w:r>
         <w:rPr>
@@ -24498,7 +23569,7 @@
         </w:rPr>
         <w:t xml:space="preserve"> </w:t>
       </w:r>
-      <w:hyperlink r:id="rId163">
+      <w:hyperlink r:id="rId167">
         <w:r>
           <w:rPr>
             <w:rStyle w:val="Hyperlink"/>
@@ -24507,8 +23578,8 @@
         </w:r>
       </w:hyperlink>
     </w:p>
-    <w:bookmarkEnd w:id="164"/>
-    <w:bookmarkStart w:id="166" w:name="ref-EHPA2023scop"/>
+    <w:bookmarkEnd w:id="168"/>
+    <w:bookmarkStart w:id="170" w:name="ref-EHPA2023scop"/>
     <w:p>
       <w:pPr>
         <w:pStyle w:val="Bibliography"/>
@@ -24518,7 +23589,7 @@
           <w:rFonts w:ascii="Times New Roman" w:hAnsi="Times New Roman"/>
           <w:sz w:val="24"/>
         </w:rPr>
-        <w:t xml:space="preserve">[57]</w:t>
+        <w:t xml:space="preserve">[59]</w:t>
       </w:r>
       <w:r>
         <w:rPr>
@@ -24576,7 +23647,7 @@
         </w:rPr>
         <w:t xml:space="preserve"> </w:t>
       </w:r>
-      <w:hyperlink r:id="rId165">
+      <w:hyperlink r:id="rId169">
         <w:r>
           <w:rPr>
             <w:rStyle w:val="Hyperlink"/>
@@ -24584,194 +23655,6 @@
           <w:t xml:space="preserve">https://www.ehpa.org/market-data/</w:t>
         </w:r>
       </w:hyperlink>
-    </w:p>
-    <w:bookmarkEnd w:id="166"/>
-    <w:bookmarkStart w:id="168" w:name="ref-Lord2014GeologicStorage"/>
-    <w:p>
-      <w:pPr>
-        <w:pStyle w:val="Bibliography"/>
-      </w:pPr>
-      <w:r>
-        <w:rPr>
-          <w:rFonts w:ascii="Times New Roman" w:hAnsi="Times New Roman"/>
-          <w:sz w:val="24"/>
-        </w:rPr>
-        <w:t xml:space="preserve">[58]</w:t>
-      </w:r>
-      <w:r>
-        <w:rPr>
-          <w:rFonts w:ascii="Times New Roman" w:hAnsi="Times New Roman"/>
-          <w:sz w:val="24"/>
-        </w:rPr>
-        <w:t xml:space="preserve"> </w:t>
-      </w:r>
-      <w:r>
-        <w:rPr>
-          <w:rFonts w:ascii="Times New Roman" w:hAnsi="Times New Roman"/>
-          <w:sz w:val="24"/>
-        </w:rPr>
-        <w:t xml:space="preserve">	</w:t>
-      </w:r>
-      <w:r>
-        <w:rPr>
-          <w:rFonts w:ascii="Times New Roman" w:hAnsi="Times New Roman"/>
-          <w:sz w:val="24"/>
-        </w:rPr>
-        <w:t xml:space="preserve">A. S. Lord, P. H. Kobos, and D. J. Borns,</w:t>
-      </w:r>
-      <w:r>
-        <w:rPr>
-          <w:rFonts w:ascii="Times New Roman" w:hAnsi="Times New Roman"/>
-          <w:sz w:val="24"/>
-        </w:rPr>
-        <w:t xml:space="preserve"> </w:t>
-      </w:r>
-      <w:r>
-        <w:rPr>
-          <w:rFonts w:ascii="Times New Roman" w:hAnsi="Times New Roman"/>
-          <w:sz w:val="24"/>
-        </w:rPr>
-        <w:t xml:space="preserve">“Geologic storage of hydrogen: Scaling up to meet city transportation demands,”</w:t>
-      </w:r>
-      <w:r>
-        <w:rPr>
-          <w:rFonts w:ascii="Times New Roman" w:hAnsi="Times New Roman"/>
-          <w:sz w:val="24"/>
-        </w:rPr>
-        <w:t xml:space="preserve"> </w:t>
-      </w:r>
-      <w:r>
-        <w:rPr>
-          <w:rFonts w:ascii="Times New Roman" w:hAnsi="Times New Roman"/>
-          <w:i/>
-          <w:iCs/>
-          <w:sz w:val="24"/>
-        </w:rPr>
-        <w:t xml:space="preserve">International Journal of Hydrogen Energy</w:t>
-      </w:r>
-      <w:r>
-        <w:rPr>
-          <w:rFonts w:ascii="Times New Roman" w:hAnsi="Times New Roman"/>
-          <w:sz w:val="24"/>
-        </w:rPr>
-        <w:t xml:space="preserve">, vol. 39, no. 28, pp. 15570–15582, 2014, doi:</w:t>
-      </w:r>
-      <w:r>
-        <w:rPr>
-          <w:rFonts w:ascii="Times New Roman" w:hAnsi="Times New Roman"/>
-          <w:sz w:val="24"/>
-        </w:rPr>
-        <w:t xml:space="preserve"> </w:t>
-      </w:r>
-      <w:hyperlink r:id="rId167">
-        <w:r>
-          <w:rPr>
-            <w:rStyle w:val="Hyperlink"/>
-          </w:rPr>
-          <w:t xml:space="preserve">10.1016/j.ijhydene.2014.07.121</w:t>
-        </w:r>
-      </w:hyperlink>
-      <w:r>
-        <w:rPr>
-          <w:rFonts w:ascii="Times New Roman" w:hAnsi="Times New Roman"/>
-          <w:sz w:val="24"/>
-        </w:rPr>
-        <w:t xml:space="preserve">.</w:t>
-      </w:r>
-    </w:p>
-    <w:bookmarkEnd w:id="168"/>
-    <w:bookmarkStart w:id="170" w:name="ref-Papadias2021BulkStorage"/>
-    <w:p>
-      <w:pPr>
-        <w:pStyle w:val="Bibliography"/>
-      </w:pPr>
-      <w:r>
-        <w:rPr>
-          <w:rFonts w:ascii="Times New Roman" w:hAnsi="Times New Roman"/>
-          <w:sz w:val="24"/>
-        </w:rPr>
-        <w:t xml:space="preserve">[59]</w:t>
-      </w:r>
-      <w:r>
-        <w:rPr>
-          <w:rFonts w:ascii="Times New Roman" w:hAnsi="Times New Roman"/>
-          <w:sz w:val="24"/>
-        </w:rPr>
-        <w:t xml:space="preserve"> </w:t>
-      </w:r>
-      <w:r>
-        <w:rPr>
-          <w:rFonts w:ascii="Times New Roman" w:hAnsi="Times New Roman"/>
-          <w:sz w:val="24"/>
-        </w:rPr>
-        <w:t xml:space="preserve">	</w:t>
-      </w:r>
-      <w:r>
-        <w:rPr>
-          <w:rFonts w:ascii="Times New Roman" w:hAnsi="Times New Roman"/>
-          <w:sz w:val="24"/>
-        </w:rPr>
-        <w:t xml:space="preserve">D. D. Papadias and R. K. Ahluwalia,</w:t>
-      </w:r>
-      <w:r>
-        <w:rPr>
-          <w:rFonts w:ascii="Times New Roman" w:hAnsi="Times New Roman"/>
-          <w:sz w:val="24"/>
-        </w:rPr>
-        <w:t xml:space="preserve"> </w:t>
-      </w:r>
-      <w:r>
-        <w:rPr>
-          <w:rFonts w:ascii="Times New Roman" w:hAnsi="Times New Roman"/>
-          <w:sz w:val="24"/>
-        </w:rPr>
-        <w:t xml:space="preserve">“Bulk storage of hydrogen,”</w:t>
-      </w:r>
-      <w:r>
-        <w:rPr>
-          <w:rFonts w:ascii="Times New Roman" w:hAnsi="Times New Roman"/>
-          <w:sz w:val="24"/>
-        </w:rPr>
-        <w:t xml:space="preserve"> </w:t>
-      </w:r>
-      <w:r>
-        <w:rPr>
-          <w:rFonts w:ascii="Times New Roman" w:hAnsi="Times New Roman"/>
-          <w:i/>
-          <w:iCs/>
-          <w:sz w:val="24"/>
-        </w:rPr>
-        <w:t xml:space="preserve">International Journal of Hydrogen Energy</w:t>
-      </w:r>
-      <w:r>
-        <w:rPr>
-          <w:rFonts w:ascii="Times New Roman" w:hAnsi="Times New Roman"/>
-          <w:sz w:val="24"/>
-        </w:rPr>
-        <w:t xml:space="preserve">, vol. 46, no. 70, pp. 34527–34541, 2021, doi:</w:t>
-      </w:r>
-      <w:r>
-        <w:rPr>
-          <w:rFonts w:ascii="Times New Roman" w:hAnsi="Times New Roman"/>
-          <w:sz w:val="24"/>
-        </w:rPr>
-        <w:t xml:space="preserve"> </w:t>
-      </w:r>
-      <w:hyperlink r:id="rId169">
-        <w:r>
-          <w:rPr>
-            <w:rStyle w:val="Hyperlink"/>
-          </w:rPr>
-          <w:t xml:space="preserve">10.1016/j.ijhydene.2021.08.028</w:t>
-        </w:r>
-      </w:hyperlink>
-      <w:r>
-        <w:rPr>
-          <w:rFonts w:ascii="Times New Roman" w:hAnsi="Times New Roman"/>
-          <w:sz w:val="24"/>
-        </w:rPr>
-        <w:t xml:space="preserve">.</w:t>
-      </w:r>
     </w:p>
     <w:bookmarkEnd w:id="170"/>
     <w:bookmarkStart w:id="172" w:name="ref-Talukdar2024UHSEurope"/>
@@ -25529,7 +24412,7 @@
       </w:hyperlink>
     </w:p>
     <w:bookmarkEnd w:id="185"/>
-    <w:bookmarkStart w:id="187" w:name="ref-Staffell2016Wind"/>
+    <w:bookmarkStart w:id="187" w:name="ref-Kittel2026Dunkelflaute"/>
     <w:p>
       <w:pPr>
         <w:pStyle w:val="Bibliography"/>
@@ -25560,21 +24443,70 @@
           <w:rFonts w:ascii="Times New Roman" w:hAnsi="Times New Roman"/>
           <w:sz w:val="24"/>
         </w:rPr>
-        <w:t xml:space="preserve">I. Staffell and S. Pfenninger,</w:t>
-      </w:r>
-      <w:r>
-        <w:rPr>
-          <w:rFonts w:ascii="Times New Roman" w:hAnsi="Times New Roman"/>
-          <w:sz w:val="24"/>
-        </w:rPr>
-        <w:t xml:space="preserve"> </w:t>
-      </w:r>
-      <w:r>
-        <w:rPr>
-          <w:rFonts w:ascii="Times New Roman" w:hAnsi="Times New Roman"/>
-          <w:sz w:val="24"/>
-        </w:rPr>
-        <w:t xml:space="preserve">“Using bias-corrected reanalysis to simulate current and future wind power output,”</w:t>
+        <w:t xml:space="preserve">M. Kittel, A. Roth, and W.-P. Schill,</w:t>
+      </w:r>
+      <w:r>
+        <w:rPr>
+          <w:rFonts w:ascii="Times New Roman" w:hAnsi="Times New Roman"/>
+          <w:sz w:val="24"/>
+        </w:rPr>
+        <w:t xml:space="preserve"> </w:t>
+      </w:r>
+      <w:r>
+        <w:rPr>
+          <w:rFonts w:ascii="Times New Roman" w:hAnsi="Times New Roman"/>
+          <w:sz w:val="24"/>
+        </w:rPr>
+        <w:t xml:space="preserve">“Long-duration electricity storage needs for coping with</w:t>
+      </w:r>
+      <w:r>
+        <w:rPr>
+          <w:rFonts w:ascii="Times New Roman" w:hAnsi="Times New Roman"/>
+          <w:sz w:val="24"/>
+        </w:rPr>
+        <w:t xml:space="preserve"> </w:t>
+      </w:r>
+      <w:r>
+        <w:rPr>
+          <w:rFonts w:ascii="Times New Roman" w:hAnsi="Times New Roman"/>
+          <w:sz w:val="24"/>
+        </w:rPr>
+        <w:t xml:space="preserve">Dunkelflaute</w:t>
+      </w:r>
+      <w:r>
+        <w:rPr>
+          <w:rFonts w:ascii="Times New Roman" w:hAnsi="Times New Roman"/>
+          <w:sz w:val="24"/>
+        </w:rPr>
+        <w:t xml:space="preserve"> </w:t>
+      </w:r>
+      <w:r>
+        <w:rPr>
+          <w:rFonts w:ascii="Times New Roman" w:hAnsi="Times New Roman"/>
+          <w:sz w:val="24"/>
+        </w:rPr>
+        <w:t xml:space="preserve">events in</w:t>
+      </w:r>
+      <w:r>
+        <w:rPr>
+          <w:rFonts w:ascii="Times New Roman" w:hAnsi="Times New Roman"/>
+          <w:sz w:val="24"/>
+        </w:rPr>
+        <w:t xml:space="preserve"> </w:t>
+      </w:r>
+      <w:r>
+        <w:rPr>
+          <w:rFonts w:ascii="Times New Roman" w:hAnsi="Times New Roman"/>
+          <w:sz w:val="24"/>
+        </w:rPr>
+        <w:t xml:space="preserve">Europe</w:t>
+      </w:r>
+      <w:r>
+        <w:rPr>
+          <w:rFonts w:ascii="Times New Roman" w:hAnsi="Times New Roman"/>
+          <w:sz w:val="24"/>
+        </w:rPr>
+        <w:t xml:space="preserve">,”</w:t>
       </w:r>
       <w:r>
         <w:rPr>
@@ -25590,6 +24522,100 @@
           <w:iCs/>
           <w:sz w:val="24"/>
         </w:rPr>
+        <w:t xml:space="preserve">Nature Communications</w:t>
+      </w:r>
+      <w:r>
+        <w:rPr>
+          <w:rFonts w:ascii="Times New Roman" w:hAnsi="Times New Roman"/>
+          <w:sz w:val="24"/>
+        </w:rPr>
+        <w:t xml:space="preserve">, vol. 17, p. 4210, 2026, doi:</w:t>
+      </w:r>
+      <w:r>
+        <w:rPr>
+          <w:rFonts w:ascii="Times New Roman" w:hAnsi="Times New Roman"/>
+          <w:sz w:val="24"/>
+        </w:rPr>
+        <w:t xml:space="preserve"> </w:t>
+      </w:r>
+      <w:hyperlink r:id="rId186">
+        <w:r>
+          <w:rPr>
+            <w:rStyle w:val="Hyperlink"/>
+          </w:rPr>
+          <w:t xml:space="preserve">10.1038/s41467-026-72681-5</w:t>
+        </w:r>
+      </w:hyperlink>
+      <w:r>
+        <w:rPr>
+          <w:rFonts w:ascii="Times New Roman" w:hAnsi="Times New Roman"/>
+          <w:sz w:val="24"/>
+        </w:rPr>
+        <w:t xml:space="preserve">.</w:t>
+      </w:r>
+    </w:p>
+    <w:bookmarkEnd w:id="187"/>
+    <w:bookmarkStart w:id="189" w:name="ref-Staffell2016Wind"/>
+    <w:p>
+      <w:pPr>
+        <w:pStyle w:val="Bibliography"/>
+      </w:pPr>
+      <w:r>
+        <w:rPr>
+          <w:rFonts w:ascii="Times New Roman" w:hAnsi="Times New Roman"/>
+          <w:sz w:val="24"/>
+        </w:rPr>
+        <w:t xml:space="preserve">[69]</w:t>
+      </w:r>
+      <w:r>
+        <w:rPr>
+          <w:rFonts w:ascii="Times New Roman" w:hAnsi="Times New Roman"/>
+          <w:sz w:val="24"/>
+        </w:rPr>
+        <w:t xml:space="preserve"> </w:t>
+      </w:r>
+      <w:r>
+        <w:rPr>
+          <w:rFonts w:ascii="Times New Roman" w:hAnsi="Times New Roman"/>
+          <w:sz w:val="24"/>
+        </w:rPr>
+        <w:t xml:space="preserve">	</w:t>
+      </w:r>
+      <w:r>
+        <w:rPr>
+          <w:rFonts w:ascii="Times New Roman" w:hAnsi="Times New Roman"/>
+          <w:sz w:val="24"/>
+        </w:rPr>
+        <w:t xml:space="preserve">I. Staffell and S. Pfenninger,</w:t>
+      </w:r>
+      <w:r>
+        <w:rPr>
+          <w:rFonts w:ascii="Times New Roman" w:hAnsi="Times New Roman"/>
+          <w:sz w:val="24"/>
+        </w:rPr>
+        <w:t xml:space="preserve"> </w:t>
+      </w:r>
+      <w:r>
+        <w:rPr>
+          <w:rFonts w:ascii="Times New Roman" w:hAnsi="Times New Roman"/>
+          <w:sz w:val="24"/>
+        </w:rPr>
+        <w:t xml:space="preserve">“Using bias-corrected reanalysis to simulate current and future wind power output,”</w:t>
+      </w:r>
+      <w:r>
+        <w:rPr>
+          <w:rFonts w:ascii="Times New Roman" w:hAnsi="Times New Roman"/>
+          <w:sz w:val="24"/>
+        </w:rPr>
+        <w:t xml:space="preserve"> </w:t>
+      </w:r>
+      <w:r>
+        <w:rPr>
+          <w:rFonts w:ascii="Times New Roman" w:hAnsi="Times New Roman"/>
+          <w:i/>
+          <w:iCs/>
+          <w:sz w:val="24"/>
+        </w:rPr>
         <w:t xml:space="preserve">Energy</w:t>
       </w:r>
       <w:r>
@@ -25606,7 +24632,7 @@
         </w:rPr>
         <w:t xml:space="preserve"> </w:t>
       </w:r>
-      <w:hyperlink r:id="rId186">
+      <w:hyperlink r:id="rId188">
         <w:r>
           <w:rPr>
             <w:rStyle w:val="Hyperlink"/>
@@ -25622,8 +24648,8 @@
         <w:t xml:space="preserve">.</w:t>
       </w:r>
     </w:p>
-    <w:bookmarkEnd w:id="187"/>
-    <w:bookmarkStart w:id="189" w:name="ref-Pfenninger2016Solar"/>
+    <w:bookmarkEnd w:id="189"/>
+    <w:bookmarkStart w:id="191" w:name="ref-Pfenninger2016Solar"/>
     <w:p>
       <w:pPr>
         <w:pStyle w:val="Bibliography"/>
@@ -25633,7 +24659,7 @@
           <w:rFonts w:ascii="Times New Roman" w:hAnsi="Times New Roman"/>
           <w:sz w:val="24"/>
         </w:rPr>
-        <w:t xml:space="preserve">[69]</w:t>
+        <w:t xml:space="preserve">[70]</w:t>
       </w:r>
       <w:r>
         <w:rPr>
@@ -25742,155 +24768,12 @@
         </w:rPr>
         <w:t xml:space="preserve"> </w:t>
       </w:r>
-      <w:hyperlink r:id="rId188">
+      <w:hyperlink r:id="rId190">
         <w:r>
           <w:rPr>
             <w:rStyle w:val="Hyperlink"/>
           </w:rPr>
           <w:t xml:space="preserve">10.1016/j.energy.2016.08.060</w:t>
-        </w:r>
-      </w:hyperlink>
-      <w:r>
-        <w:rPr>
-          <w:rFonts w:ascii="Times New Roman" w:hAnsi="Times New Roman"/>
-          <w:sz w:val="24"/>
-        </w:rPr>
-        <w:t xml:space="preserve">.</w:t>
-      </w:r>
-    </w:p>
-    <w:bookmarkEnd w:id="189"/>
-    <w:bookmarkStart w:id="191" w:name="ref-Kittel2026Dunkelflaute"/>
-    <w:p>
-      <w:pPr>
-        <w:pStyle w:val="Bibliography"/>
-      </w:pPr>
-      <w:r>
-        <w:rPr>
-          <w:rFonts w:ascii="Times New Roman" w:hAnsi="Times New Roman"/>
-          <w:sz w:val="24"/>
-        </w:rPr>
-        <w:t xml:space="preserve">[70]</w:t>
-      </w:r>
-      <w:r>
-        <w:rPr>
-          <w:rFonts w:ascii="Times New Roman" w:hAnsi="Times New Roman"/>
-          <w:sz w:val="24"/>
-        </w:rPr>
-        <w:t xml:space="preserve"> </w:t>
-      </w:r>
-      <w:r>
-        <w:rPr>
-          <w:rFonts w:ascii="Times New Roman" w:hAnsi="Times New Roman"/>
-          <w:sz w:val="24"/>
-        </w:rPr>
-        <w:t xml:space="preserve">	</w:t>
-      </w:r>
-      <w:r>
-        <w:rPr>
-          <w:rFonts w:ascii="Times New Roman" w:hAnsi="Times New Roman"/>
-          <w:sz w:val="24"/>
-        </w:rPr>
-        <w:t xml:space="preserve">M. Kittel, A. Roth, and W.-P. Schill,</w:t>
-      </w:r>
-      <w:r>
-        <w:rPr>
-          <w:rFonts w:ascii="Times New Roman" w:hAnsi="Times New Roman"/>
-          <w:sz w:val="24"/>
-        </w:rPr>
-        <w:t xml:space="preserve"> </w:t>
-      </w:r>
-      <w:r>
-        <w:rPr>
-          <w:rFonts w:ascii="Times New Roman" w:hAnsi="Times New Roman"/>
-          <w:sz w:val="24"/>
-        </w:rPr>
-        <w:t xml:space="preserve">“Long-duration electricity storage needs for coping with</w:t>
-      </w:r>
-      <w:r>
-        <w:rPr>
-          <w:rFonts w:ascii="Times New Roman" w:hAnsi="Times New Roman"/>
-          <w:sz w:val="24"/>
-        </w:rPr>
-        <w:t xml:space="preserve"> </w:t>
-      </w:r>
-      <w:r>
-        <w:rPr>
-          <w:rFonts w:ascii="Times New Roman" w:hAnsi="Times New Roman"/>
-          <w:sz w:val="24"/>
-        </w:rPr>
-        <w:t xml:space="preserve">Dunkelflaute</w:t>
-      </w:r>
-      <w:r>
-        <w:rPr>
-          <w:rFonts w:ascii="Times New Roman" w:hAnsi="Times New Roman"/>
-          <w:sz w:val="24"/>
-        </w:rPr>
-        <w:t xml:space="preserve"> </w:t>
-      </w:r>
-      <w:r>
-        <w:rPr>
-          <w:rFonts w:ascii="Times New Roman" w:hAnsi="Times New Roman"/>
-          <w:sz w:val="24"/>
-        </w:rPr>
-        <w:t xml:space="preserve">events in</w:t>
-      </w:r>
-      <w:r>
-        <w:rPr>
-          <w:rFonts w:ascii="Times New Roman" w:hAnsi="Times New Roman"/>
-          <w:sz w:val="24"/>
-        </w:rPr>
-        <w:t xml:space="preserve"> </w:t>
-      </w:r>
-      <w:r>
-        <w:rPr>
-          <w:rFonts w:ascii="Times New Roman" w:hAnsi="Times New Roman"/>
-          <w:sz w:val="24"/>
-        </w:rPr>
-        <w:t xml:space="preserve">Europe</w:t>
-      </w:r>
-      <w:r>
-        <w:rPr>
-          <w:rFonts w:ascii="Times New Roman" w:hAnsi="Times New Roman"/>
-          <w:sz w:val="24"/>
-        </w:rPr>
-        <w:t xml:space="preserve">,”</w:t>
-      </w:r>
-      <w:r>
-        <w:rPr>
-          <w:rFonts w:ascii="Times New Roman" w:hAnsi="Times New Roman"/>
-          <w:sz w:val="24"/>
-        </w:rPr>
-        <w:t xml:space="preserve"> </w:t>
-      </w:r>
-      <w:r>
-        <w:rPr>
-          <w:rFonts w:ascii="Times New Roman" w:hAnsi="Times New Roman"/>
-          <w:i/>
-          <w:iCs/>
-          <w:sz w:val="24"/>
-        </w:rPr>
-        <w:t xml:space="preserve">Nature Communications</w:t>
-      </w:r>
-      <w:r>
-        <w:rPr>
-          <w:rFonts w:ascii="Times New Roman" w:hAnsi="Times New Roman"/>
-          <w:sz w:val="24"/>
-        </w:rPr>
-        <w:t xml:space="preserve">, vol. 17, p. 4210, 2026, doi:</w:t>
-      </w:r>
-      <w:r>
-        <w:rPr>
-          <w:rFonts w:ascii="Times New Roman" w:hAnsi="Times New Roman"/>
-          <w:sz w:val="24"/>
-        </w:rPr>
-        <w:t xml:space="preserve"> </w:t>
-      </w:r>
-      <w:hyperlink r:id="rId190">
-        <w:r>
-          <w:rPr>
-            <w:rStyle w:val="Hyperlink"/>
-          </w:rPr>
-          <w:t xml:space="preserve">10.1038/s41467-026-72681-5</w:t>
         </w:r>
       </w:hyperlink>
       <w:r>

--- a/paper/ae_submission/V5/Hydrogen_residential_heating_V5.docx
+++ b/paper/ae_submission/V5/Hydrogen_residential_heating_V5.docx
@@ -352,7 +352,7 @@
           <w:i w:val="0"/>
           <w:sz w:val="24"/>
         </w:rPr>
-        <w:t>Continental models report hydrogen's role in building heat at national resolution, whereas building-stock assessments fix its share exogenously. Neither gives a peaker's standalone capital-recovery position by market. We bound that share from the winter-peak dispatch, test each scenario's setting against it across district heat and power, and charge each carrier its last mile on levelised cost, in a bottom-up model of 29 markets over 200 Monte Carlo draws per scenario. Four findings follow. On 2050 base-load levelised cost the best heat pump delivers €118.5/MWh against €122.8 for a hydrogen boiler and €132.7 for gas, beating hydrogen in 22 of 29 markets on the pro-rata firm-capacity basis and 19 then 17 on cost causation. That count is the least robust result, spanning 13 to 29 across the hydrogen price paths, and two assumptions favour hydrogen, taxed retail electricity near €209/MWh against €50/MWh delivered, and a green price where blue costs €81/MWh. On short-run marginal cost, on the high carbon path and the equal-efficiency series, hydrogen wins the winter power peak in a different seven, all salt-cavern markets. No market recovers that peaker's capital from energy-only rents, about 9 per cent of its annualised charge capacity-weighted, so at €600/kW a technology-neutral payment procures gas and selecting hydrogen needs an emissions-conditioned payment, about €172/tCO₂ of displaced gas generation, above the carbon price gas already pays. 2050 residential-heating emissions span 10 to 352 MtCO₂ from 644. The power-sector results rest on one constructed weather year and are a screening exercise, not an adequacy assessment.</w:t>
+        <w:t>Hydrogen for European residential heating is usually assessed at national resolution or imposed as an adoption share, and neither approach tests whether peak-serving assets recover capital market by market. We reconstruct heat demand across 1,369 NUTS3 regions in 29 markets, aggregating to the country before each test, over 200 draws per scenario. Four policy scenarios impose exogenous hydrogen-adoption settings, which we compare with separately derived winter-peak dispatch support. Hydrogen is tested in three roles: annual levelised cost, cold-snap dispatch across buildings, district heat and power, and peaker capital recovery. Each carrier pays its own last mile. At central 2050 parameters the best heat pump delivers at €118.5/MWh against €122.8 for a hydrogen boiler and €132.7 for gas, beating hydrogen in 22 of 29 markets on the pro-rata firm-capacity basis, 19 then 17 on cost causation, and varying from 13 to 29 across the hydrogen price paths. On the high carbon path and equal-efficiency series, hydrogen undercuts gas at the power peak in a different seven, all salt-cavern markets. No modelled market reaches full peaker capital recovery over the €30 to 120/MWh scarcity premiums tested, and capacity-weighted recovery among the five that build is about 9%. With the hydrogen-ready turbine at €600/kW, technology-neutral support favours gas, and selecting hydrogen needs an emissions-conditioned premium of about €172/tCO₂ of displaced gas. Operational residential-heating emissions fall from 644 MtCO₂ in 2025 to between 10 and 352 by 2050. Power-sector quantities rest on one constructed weather year and are screening results, not adequacy estimates.</w:t>
       </w:r>
     </w:p>
     <w:p>
@@ -4164,7 +4164,7 @@
           <w:rFonts w:ascii="Times New Roman" w:hAnsi="Times New Roman"/>
           <w:sz w:val="24"/>
         </w:rPr>
-        <w:t xml:space="preserve">Against those strands, this paper adds a quantity each leaves out. The review literature</w:t>
+        <w:t xml:space="preserve">This study therefore asks under what conditions, and where, decarbonised hydrogen is competitive against heat-pump electrification in the buildings of the EU-27, the United Kingdom and Switzerland by 2050. Against those strands it adds a quantity each leaves out. The review literature</w:t>
       </w:r>
       <w:r>
         <w:rPr>
@@ -4469,82 +4469,49 @@
           <w:rFonts w:ascii="Times New Roman" w:hAnsi="Times New Roman"/>
           <w:sz w:val="24"/>
         </w:rPr>
-        <w:t xml:space="preserve">and the hydrogen boiler in 22. Cheap storage widens those margins without selecting them, since five of the seven still hold when repriced at the non-cavern rate</w:t>
-      </w:r>
-      <w:r>
-        <w:rPr>
-          <w:rFonts w:ascii="Times New Roman" w:hAnsi="Times New Roman"/>
-          <w:sz w:val="24"/>
-        </w:rPr>
-        <w:t xml:space="preserve"> </w:t>
-      </w:r>
-      <w:r>
-        <w:rPr>
-          <w:rFonts w:ascii="Times New Roman" w:hAnsi="Times New Roman"/>
-          <w:sz w:val="24"/>
-        </w:rPr>
-        <w:t xml:space="preserve">[38]</w:t>
-      </w:r>
-      <w:r>
-        <w:rPr>
-          <w:rFonts w:ascii="Times New Roman" w:hAnsi="Times New Roman"/>
-          <w:sz w:val="24"/>
-        </w:rPr>
-        <w:t xml:space="preserve">. Repriced on the short-run marginal cost (SRMC) a system operator</w:t>
-      </w:r>
-      <w:r>
-        <w:rPr>
-          <w:rFonts w:ascii="Times New Roman" w:hAnsi="Times New Roman"/>
-          <w:sz w:val="24"/>
-        </w:rPr>
-        <w:t xml:space="preserve"> </w:t>
-      </w:r>
-      <w:r>
-        <w:rPr>
-          <w:rFonts w:ascii="Times New Roman" w:hAnsi="Times New Roman"/>
-          <w:sz w:val="24"/>
-        </w:rPr>
-        <w:t xml:space="preserve">uses, hydrogen wins the cold-snap peak in a minority of markets that grows with policy ambition. However, no market recovers that peaker’s capital, about 9 per cent in the central case, the classic missing-money problem.</w:t>
-      </w:r>
-    </w:p>
-    <w:p>
-      <w:pPr>
-        <w:pStyle w:val="BodyText"/>
-      </w:pPr>
-      <w:r>
-        <w:rPr>
-          <w:rFonts w:ascii="Times New Roman" w:hAnsi="Times New Roman"/>
-          <w:sz w:val="24"/>
-        </w:rPr>
-        <w:t xml:space="preserve">These findings answer one research question: under what conditions, and where, is</w:t>
-      </w:r>
-      <w:r>
-        <w:rPr>
-          <w:rFonts w:ascii="Times New Roman" w:hAnsi="Times New Roman"/>
-          <w:sz w:val="24"/>
-        </w:rPr>
-        <w:t xml:space="preserve"> </w:t>
-      </w:r>
-      <w:r>
-        <w:rPr>
-          <w:rFonts w:ascii="Times New Roman" w:hAnsi="Times New Roman"/>
-          <w:sz w:val="24"/>
-        </w:rPr>
-        <w:t xml:space="preserve">decarbonised hydrogen competitive against heat-pump electrification in the buildings of the</w:t>
-      </w:r>
-      <w:r>
-        <w:rPr>
-          <w:rFonts w:ascii="Times New Roman" w:hAnsi="Times New Roman"/>
-          <w:sz w:val="24"/>
-        </w:rPr>
-        <w:t xml:space="preserve"> </w:t>
-      </w:r>
-      <w:r>
-        <w:rPr>
-          <w:rFonts w:ascii="Times New Roman" w:hAnsi="Times New Roman"/>
-          <w:sz w:val="24"/>
-        </w:rPr>
-        <w:t xml:space="preserve">EU-27, the United Kingdom and Switzerland by 2050? Switzerland, a high-cost, hydro-rich and cavern-poor system reliant on imports,</w:t>
+        <w:t xml:space="preserve">and the hydrogen boiler in 22. Repriced on the short-run marginal cost (SRMC) a system</w:t>
+      </w:r>
+      <w:r>
+        <w:rPr>
+          <w:rFonts w:ascii="Times New Roman" w:hAnsi="Times New Roman"/>
+          <w:sz w:val="24"/>
+        </w:rPr>
+        <w:t xml:space="preserve"> </w:t>
+      </w:r>
+      <w:r>
+        <w:rPr>
+          <w:rFonts w:ascii="Times New Roman" w:hAnsi="Times New Roman"/>
+          <w:sz w:val="24"/>
+        </w:rPr>
+        <w:t xml:space="preserve">operator uses, hydrogen wins the cold-snap peak in a minority of markets that grows with</w:t>
+      </w:r>
+      <w:r>
+        <w:rPr>
+          <w:rFonts w:ascii="Times New Roman" w:hAnsi="Times New Roman"/>
+          <w:sz w:val="24"/>
+        </w:rPr>
+        <w:t xml:space="preserve"> </w:t>
+      </w:r>
+      <w:r>
+        <w:rPr>
+          <w:rFonts w:ascii="Times New Roman" w:hAnsi="Times New Roman"/>
+          <w:sz w:val="24"/>
+        </w:rPr>
+        <w:t xml:space="preserve">policy ambition, and no market recovers that peaker’s capital, the classic missing-money</w:t>
+      </w:r>
+      <w:r>
+        <w:rPr>
+          <w:rFonts w:ascii="Times New Roman" w:hAnsi="Times New Roman"/>
+          <w:sz w:val="24"/>
+        </w:rPr>
+        <w:t xml:space="preserve"> </w:t>
+      </w:r>
+      <w:r>
+        <w:rPr>
+          <w:rFonts w:ascii="Times New Roman" w:hAnsi="Times New Roman"/>
+          <w:sz w:val="24"/>
+        </w:rPr>
+        <w:t xml:space="preserve">problem. Switzerland, a high-cost, hydro-rich and cavern-poor system reliant on imports,</w:t>
       </w:r>
       <w:r>
         <w:rPr>
@@ -4572,7 +4539,7 @@
           <w:rFonts w:ascii="Times New Roman" w:hAnsi="Times New Roman"/>
           <w:sz w:val="24"/>
         </w:rPr>
-        <w:t xml:space="preserve">[39], [40]</w:t>
+        <w:t xml:space="preserve">[38], [39]</w:t>
       </w:r>
       <w:r>
         <w:rPr>
@@ -5065,7 +5032,7 @@
           <w:rFonts w:ascii="Times New Roman" w:hAnsi="Times New Roman"/>
           <w:sz w:val="24"/>
         </w:rPr>
-        <w:t xml:space="preserve">a technology that fails an earlier test is not rescued by a later one. The first two tests are cost comparisons at different time scales, annual and peak-hour, whereas the third asks whether the plant that wins the peak can be financed at all. The text below and the Supplementary Information give the data sources, the price paths, the adder bounds and the parameter ranges the boxes summarise.</w:t>
+        <w:t xml:space="preserve">the tests address distinct operating roles, so a technology may lose the annual comparison and still compete at a cold-snap peak. The first two are cost comparisons at different time scales, annual and peak-hour, whereas the third asks whether the plant that wins the peak can be financed at all. The text below and the Supplementary Information give the data sources, the price paths, the adder bounds and the parameter ranges the boxes summarise.</w:t>
       </w:r>
     </w:p>
     <w:p>
@@ -5119,7 +5086,7 @@
           <w:rFonts w:ascii="Times New Roman" w:hAnsi="Times New Roman"/>
           <w:sz w:val="24"/>
         </w:rPr>
-        <w:t xml:space="preserve">[41]</w:t>
+        <w:t xml:space="preserve">[40]</w:t>
       </w:r>
       <w:r>
         <w:rPr>
@@ -5140,7 +5107,7 @@
           <w:rFonts w:ascii="Times New Roman" w:hAnsi="Times New Roman"/>
           <w:sz w:val="24"/>
         </w:rPr>
-        <w:t xml:space="preserve">[42], [43]</w:t>
+        <w:t xml:space="preserve">[41], [42]</w:t>
       </w:r>
       <w:r>
         <w:rPr>
@@ -5251,7 +5218,7 @@
           <w:rFonts w:ascii="Times New Roman" w:hAnsi="Times New Roman"/>
           <w:sz w:val="24"/>
         </w:rPr>
-        <w:t xml:space="preserve">[44]</w:t>
+        <w:t xml:space="preserve">[43]</w:t>
       </w:r>
       <w:r>
         <w:rPr>
@@ -5590,7 +5557,7 @@
           <w:rFonts w:ascii="Times New Roman" w:hAnsi="Times New Roman"/>
           <w:sz w:val="24"/>
         </w:rPr>
-        <w:t xml:space="preserve">[45]</w:t>
+        <w:t xml:space="preserve">[44]</w:t>
       </w:r>
       <w:r>
         <w:rPr>
@@ -5618,7 +5585,7 @@
           <w:rFonts w:ascii="Times New Roman" w:hAnsi="Times New Roman"/>
           <w:sz w:val="24"/>
         </w:rPr>
-        <w:t xml:space="preserve">[5], [46], [47]</w:t>
+        <w:t xml:space="preserve">[5], [45], [46]</w:t>
       </w:r>
       <w:r>
         <w:rPr>
@@ -5653,6 +5620,41 @@
           <w:rFonts w:ascii="Times New Roman" w:hAnsi="Times New Roman"/>
           <w:sz w:val="24"/>
         </w:rPr>
+        <w:t xml:space="preserve">[47]</w:t>
+      </w:r>
+      <w:r>
+        <w:rPr>
+          <w:rFonts w:ascii="Times New Roman" w:hAnsi="Times New Roman"/>
+          <w:sz w:val="24"/>
+        </w:rPr>
+        <w:t xml:space="preserve">, green hydrogen follows</w:t>
+      </w:r>
+      <w:r>
+        <w:rPr>
+          <w:rFonts w:ascii="Times New Roman" w:hAnsi="Times New Roman"/>
+          <w:sz w:val="24"/>
+        </w:rPr>
+        <w:t xml:space="preserve"> </w:t>
+      </w:r>
+      <w:r>
+        <w:rPr>
+          <w:rFonts w:ascii="Times New Roman" w:hAnsi="Times New Roman"/>
+          <w:sz w:val="24"/>
+        </w:rPr>
+        <w:t xml:space="preserve">the European Hydrogen Observatory central delivered-cost trajectory</w:t>
+      </w:r>
+      <w:r>
+        <w:rPr>
+          <w:rFonts w:ascii="Times New Roman" w:hAnsi="Times New Roman"/>
+          <w:sz w:val="24"/>
+        </w:rPr>
+        <w:t xml:space="preserve"> </w:t>
+      </w:r>
+      <w:r>
+        <w:rPr>
+          <w:rFonts w:ascii="Times New Roman" w:hAnsi="Times New Roman"/>
+          <w:sz w:val="24"/>
+        </w:rPr>
         <w:t xml:space="preserve">[48]</w:t>
       </w:r>
       <w:r>
@@ -5660,41 +5662,6 @@
           <w:rFonts w:ascii="Times New Roman" w:hAnsi="Times New Roman"/>
           <w:sz w:val="24"/>
         </w:rPr>
-        <w:t xml:space="preserve">, green hydrogen follows</w:t>
-      </w:r>
-      <w:r>
-        <w:rPr>
-          <w:rFonts w:ascii="Times New Roman" w:hAnsi="Times New Roman"/>
-          <w:sz w:val="24"/>
-        </w:rPr>
-        <w:t xml:space="preserve"> </w:t>
-      </w:r>
-      <w:r>
-        <w:rPr>
-          <w:rFonts w:ascii="Times New Roman" w:hAnsi="Times New Roman"/>
-          <w:sz w:val="24"/>
-        </w:rPr>
-        <w:t xml:space="preserve">the European Hydrogen Observatory central delivered-cost trajectory</w:t>
-      </w:r>
-      <w:r>
-        <w:rPr>
-          <w:rFonts w:ascii="Times New Roman" w:hAnsi="Times New Roman"/>
-          <w:sz w:val="24"/>
-        </w:rPr>
-        <w:t xml:space="preserve"> </w:t>
-      </w:r>
-      <w:r>
-        <w:rPr>
-          <w:rFonts w:ascii="Times New Roman" w:hAnsi="Times New Roman"/>
-          <w:sz w:val="24"/>
-        </w:rPr>
-        <w:t xml:space="preserve">[49]</w:t>
-      </w:r>
-      <w:r>
-        <w:rPr>
-          <w:rFonts w:ascii="Times New Roman" w:hAnsi="Times New Roman"/>
-          <w:sz w:val="24"/>
-        </w:rPr>
         <w:t xml:space="preserve">, and retail gas and electricity prices are Eurostat</w:t>
       </w:r>
       <w:r>
@@ -5723,7 +5690,7 @@
           <w:rFonts w:ascii="Times New Roman" w:hAnsi="Times New Roman"/>
           <w:sz w:val="24"/>
         </w:rPr>
-        <w:t xml:space="preserve">[50], [51]</w:t>
+        <w:t xml:space="preserve">[49], [50]</w:t>
       </w:r>
       <w:r>
         <w:rPr>
@@ -5742,7 +5709,27 @@
           <w:rFonts w:ascii="Times New Roman" w:hAnsi="Times New Roman"/>
           <w:sz w:val="24"/>
         </w:rPr>
-        <w:t xml:space="preserve">A scope-1 inventory runs alongside the cost layer on the same technology split, charging</w:t>
+        <w:t xml:space="preserve">An operational CO</w:t>
+      </w:r>
+      <w:r>
+        <w:rPr>
+          <w:vertAlign w:val="subscript"/>
+        </w:rPr>
+        <w:t xml:space="preserve">2</w:t>
+      </w:r>
+      <w:r>
+        <w:rPr>
+          <w:rFonts w:ascii="Times New Roman" w:hAnsi="Times New Roman"/>
+          <w:sz w:val="24"/>
+        </w:rPr>
+        <w:t xml:space="preserve"> </w:t>
+      </w:r>
+      <w:r>
+        <w:rPr>
+          <w:rFonts w:ascii="Times New Roman" w:hAnsi="Times New Roman"/>
+          <w:sz w:val="24"/>
+        </w:rPr>
+        <w:t xml:space="preserve">inventory runs alongside the cost layer on the same technology split, combining direct combustion with attributed electricity and district-heat generation intensities and excluding upstream, infrastructure and embodied emissions. It charges</w:t>
       </w:r>
       <w:r>
         <w:rPr>
@@ -5770,7 +5757,7 @@
           <w:rFonts w:ascii="Times New Roman" w:hAnsi="Times New Roman"/>
           <w:sz w:val="24"/>
         </w:rPr>
-        <w:t xml:space="preserve">[52]</w:t>
+        <w:t xml:space="preserve">[51]</w:t>
       </w:r>
       <w:r>
         <w:rPr>
@@ -5819,7 +5806,7 @@
           <w:rFonts w:ascii="Times New Roman" w:hAnsi="Times New Roman"/>
           <w:sz w:val="24"/>
         </w:rPr>
-        <w:t xml:space="preserve">[53], [54]</w:t>
+        <w:t xml:space="preserve">[52], [53]</w:t>
       </w:r>
       <w:r>
         <w:rPr>
@@ -5883,6 +5870,231 @@
           <w:sz w:val="24"/>
         </w:rPr>
         <w:t xml:space="preserve">neither is priced as though its delivery were free. The hydrogen boiler carries a coverage-weighted blend of conversion and new build at a median €13.4/MWh, and the heat pump a low- and medium-voltage reinforcement adder at a median €4.9/MWh, leaving the hydrogen route roughly 2.7 times the delivery charge of the electric one before any fuel cost enters.</w:t>
+      </w:r>
+    </w:p>
+    <w:p>
+      <w:pPr>
+        <w:pStyle w:val="BodyText"/>
+      </w:pPr>
+      <w:r>
+        <w:rPr>
+          <w:rFonts w:ascii="Times New Roman" w:hAnsi="Times New Roman"/>
+          <w:sz w:val="24"/>
+        </w:rPr>
+        <w:t xml:space="preserve">Within each draw the observed 2025 country shares are interpolated to the sampled 2050 heat-pump, district-heat, hydrogen and fossil targets using sampled power-law uptake exponents, with NUTS3 feasibility factors scaling the heat-pump and district-heat targets. Among the non-fossil options a cost-responsive component then reallocates share on softmax weights</w:t>
+      </w:r>
+      <w:r>
+        <w:rPr>
+          <w:rFonts w:ascii="Times New Roman" w:hAnsi="Times New Roman"/>
+          <w:sz w:val="24"/>
+        </w:rPr>
+        <w:t xml:space="preserve"> </w:t>
+      </w:r>
+      <m:oMath>
+        <m:sSub>
+          <m:e>
+            <m:r>
+              <m:t>w</m:t>
+            </m:r>
+          </m:e>
+          <m:sub>
+            <m:r>
+              <m:t>i</m:t>
+            </m:r>
+            <m:r>
+              <m:rPr>
+                <m:sty m:val="p"/>
+              </m:rPr>
+              <m:t>,</m:t>
+            </m:r>
+            <m:r>
+              <m:t>c</m:t>
+            </m:r>
+            <m:r>
+              <m:rPr>
+                <m:sty m:val="p"/>
+              </m:rPr>
+              <m:t>,</m:t>
+            </m:r>
+            <m:r>
+              <m:t>t</m:t>
+            </m:r>
+          </m:sub>
+        </m:sSub>
+        <m:r>
+          <m:rPr>
+            <m:sty m:val="p"/>
+          </m:rPr>
+          <m:t>=exp(−</m:t>
+        </m:r>
+        <m:sSub>
+          <m:e>
+            <m:r>
+              <m:rPr>
+                <m:sty m:val="p"/>
+              </m:rPr>
+              <m:t>LCOH</m:t>
+            </m:r>
+          </m:e>
+          <m:sub>
+            <m:r>
+              <m:t>i</m:t>
+            </m:r>
+            <m:r>
+              <m:rPr>
+                <m:sty m:val="p"/>
+              </m:rPr>
+              <m:t>,</m:t>
+            </m:r>
+            <m:r>
+              <m:t>c</m:t>
+            </m:r>
+            <m:r>
+              <m:rPr>
+                <m:sty m:val="p"/>
+              </m:rPr>
+              <m:t>,</m:t>
+            </m:r>
+            <m:r>
+              <m:t>t</m:t>
+            </m:r>
+          </m:sub>
+        </m:sSub>
+        <m:r>
+          <m:rPr>
+            <m:sty m:val="p"/>
+          </m:rPr>
+          <m:t>/</m:t>
+        </m:r>
+        <m:r>
+          <m:t>T</m:t>
+        </m:r>
+        <m:r>
+          <m:rPr>
+            <m:sty m:val="p"/>
+          </m:rPr>
+          <m:t>)/</m:t>
+        </m:r>
+        <m:nary>
+          <m:naryPr>
+            <m:chr m:val="∑"/>
+            <m:limLoc m:val="undOvr"/>
+            <m:subHide m:val="off"/>
+            <m:supHide m:val="on"/>
+          </m:naryPr>
+          <m:sub>
+            <m:r>
+              <m:t>j</m:t>
+            </m:r>
+          </m:sub>
+          <m:sup>
+            <m:r>
+              <m:t>​</m:t>
+            </m:r>
+          </m:sup>
+          <m:e>
+            <m:r>
+              <m:rPr>
+                <m:sty m:val="p"/>
+              </m:rPr>
+              <m:t>exp</m:t>
+            </m:r>
+          </m:e>
+        </m:nary>
+        <m:r>
+          <m:rPr>
+            <m:sty m:val="p"/>
+          </m:rPr>
+          <m:t>(−</m:t>
+        </m:r>
+        <m:sSub>
+          <m:e>
+            <m:r>
+              <m:rPr>
+                <m:sty m:val="p"/>
+              </m:rPr>
+              <m:t>LCOH</m:t>
+            </m:r>
+          </m:e>
+          <m:sub>
+            <m:r>
+              <m:t>j</m:t>
+            </m:r>
+            <m:r>
+              <m:rPr>
+                <m:sty m:val="p"/>
+              </m:rPr>
+              <m:t>,</m:t>
+            </m:r>
+            <m:r>
+              <m:t>c</m:t>
+            </m:r>
+            <m:r>
+              <m:rPr>
+                <m:sty m:val="p"/>
+              </m:rPr>
+              <m:t>,</m:t>
+            </m:r>
+            <m:r>
+              <m:t>t</m:t>
+            </m:r>
+          </m:sub>
+        </m:sSub>
+        <m:r>
+          <m:rPr>
+            <m:sty m:val="p"/>
+          </m:rPr>
+          <m:t>/</m:t>
+        </m:r>
+        <m:r>
+          <m:t>T</m:t>
+        </m:r>
+        <m:r>
+          <m:rPr>
+            <m:sty m:val="p"/>
+          </m:rPr>
+          <m:t>)</m:t>
+        </m:r>
+      </m:oMath>
+      <w:r>
+        <w:rPr>
+          <w:rFonts w:ascii="Times New Roman" w:hAnsi="Times New Roman"/>
+          <w:sz w:val="24"/>
+        </w:rPr>
+        <w:t xml:space="preserve"> </w:t>
+      </w:r>
+      <w:r>
+        <w:rPr>
+          <w:rFonts w:ascii="Times New Roman" w:hAnsi="Times New Roman"/>
+          <w:sz w:val="24"/>
+        </w:rPr>
+        <w:t xml:space="preserve">with</w:t>
+      </w:r>
+      <w:r>
+        <w:rPr>
+          <w:rFonts w:ascii="Times New Roman" w:hAnsi="Times New Roman"/>
+          <w:sz w:val="24"/>
+        </w:rPr>
+        <w:t xml:space="preserve"> </w:t>
+      </w:r>
+      <m:oMath>
+        <m:r>
+          <m:t>T</m:t>
+        </m:r>
+      </m:oMath>
+      <w:r>
+        <w:rPr>
+          <w:rFonts w:ascii="Times New Roman" w:hAnsi="Times New Roman"/>
+          <w:sz w:val="24"/>
+        </w:rPr>
+        <w:t xml:space="preserve"> </w:t>
+      </w:r>
+      <w:r>
+        <w:rPr>
+          <w:rFonts w:ascii="Times New Roman" w:hAnsi="Times New Roman"/>
+          <w:sz w:val="24"/>
+        </w:rPr>
+        <w:t xml:space="preserve">set to €50/MWh, blended in on a weight rising linearly from zero in 2025 to 0.50 in 2050. Fossil shares stay policy-defined. Hydrogen is capped at its drawn adoption target and any excess goes first to heat pumps within feasibility and then to district heat. This is a heuristic scenario-allocation rule rather than an estimated choice model or a system-cost optimum (Supplementary Section S1.5).</w:t>
       </w:r>
     </w:p>
     <w:p>
@@ -6503,7 +6715,7 @@
           <w:rFonts w:ascii="Times New Roman" w:hAnsi="Times New Roman"/>
           <w:sz w:val="24"/>
         </w:rPr>
-        <w:t xml:space="preserve">[55], [56]</w:t>
+        <w:t xml:space="preserve">[54], [55]</w:t>
       </w:r>
       <w:r>
         <w:rPr>
@@ -6531,7 +6743,7 @@
           <w:rFonts w:ascii="Times New Roman" w:hAnsi="Times New Roman"/>
           <w:sz w:val="24"/>
         </w:rPr>
-        <w:t xml:space="preserve">[38]</w:t>
+        <w:t xml:space="preserve">[56]</w:t>
       </w:r>
       <w:r>
         <w:rPr>
@@ -7125,7 +7337,7 @@
           <w:rFonts w:ascii="Times New Roman" w:hAnsi="Times New Roman" w:cs="Times New Roman"/>
           <w:sz w:val="24"/>
         </w:rPr>
-        <w:t xml:space="preserve"> summarises the six exogenous levers each scenario sets, which separate them most sharply on renovation and on fossil retreat. Current Policies renovates at 0.70 times the announced-policy rate and still leaves 40 per cent of 2050 heat on fossil fuels, whereas Net Zero renovates at 2.73 times that rate and leaves 5 per cent. H2 Push is the hydrogen-favourable world rather than the most ambitious one, pairing a high carbon price and the rapid hydrogen-price path with a 1.64 times renovation rate and a 15 per cent fossil share. Hydrogen adoption is set at 0, 5, 3 and 8 per cent, so its ordering does not follow climate ambition. That setting is exogenous, and the dispatch screen tests it rather than sets it. Set against the dispatch-supported potential in the final row, which runs 0, 0.6, 7.5 and 9.0 per cent, only Stated Policies places adoption above what the screen supports, a gap Section 3.3 reports as a finding.</w:t>
+        <w:t xml:space="preserve"> summarises the eight exogenous levers each scenario sets, which separate them most sharply on renovation and on fossil retreat. Current Policies renovates at 0.70 times the announced-policy rate and still leaves 40 per cent of 2050 heat on fossil fuels, whereas Net Zero renovates at 2.73 times that rate and leaves 5 per cent. H2 Push is the hydrogen-favourable world rather than the most ambitious one, pairing a high carbon price and the rapid hydrogen-price path with a 1.64 times renovation rate and a 15 per cent fossil share. Hydrogen adoption is set at 0, 5, 3 and 8 per cent, so its ordering does not follow climate ambition. That setting is exogenous, and the dispatch screen tests it rather than sets it. Set against the dispatch-supported potential in the final row, which runs 0, 0.6, 7.5 and 9.0 per cent, only Stated Policies places adoption above what the screen supports, a gap Section 3.3 reports as a finding.</w:t>
       </w:r>
     </w:p>
     <w:bookmarkStart w:id="19" w:name="tab:levers_body"/>
@@ -7213,21 +7425,21 @@
           <w:rFonts w:ascii="Times New Roman" w:hAnsi="Times New Roman"/>
           <w:sz w:val="24"/>
         </w:rPr>
-        <w:t xml:space="preserve">Six exogenous levers per scenario, with</w:t>
-      </w:r>
-      <w:r>
-        <w:rPr>
-          <w:rFonts w:ascii="Times New Roman" w:hAnsi="Times New Roman"/>
-          <w:sz w:val="24"/>
-        </w:rPr>
-        <w:t xml:space="preserve"> </w:t>
-      </w:r>
-      <w:r>
-        <w:rPr>
-          <w:rFonts w:ascii="Times New Roman" w:hAnsi="Times New Roman"/>
-          <w:sz w:val="24"/>
-        </w:rPr>
-        <w:t xml:space="preserve">the independently derived dispatch-supported potential beneath them.</w:t>
+        <w:t xml:space="preserve">Eight exogenous levers per scenario,</w:t>
+      </w:r>
+      <w:r>
+        <w:rPr>
+          <w:rFonts w:ascii="Times New Roman" w:hAnsi="Times New Roman"/>
+          <w:sz w:val="24"/>
+        </w:rPr>
+        <w:t xml:space="preserve"> </w:t>
+      </w:r>
+      <w:r>
+        <w:rPr>
+          <w:rFonts w:ascii="Times New Roman" w:hAnsi="Times New Roman"/>
+          <w:sz w:val="24"/>
+        </w:rPr>
+        <w:t xml:space="preserve">with the independently derived dispatch-supported potential beneath them.</w:t>
       </w:r>
     </w:p>
     <w:tbl>
@@ -8155,6 +8367,246 @@
                 <w:i w:val="0"/>
                 <w:sz w:val="20"/>
               </w:rPr>
+              <w:t>Heat-pump target 2050</w:t>
+            </w:r>
+            <w:r>
+              <w:rPr>
+                <w:rFonts w:ascii="Times New Roman" w:hAnsi="Times New Roman"/>
+                <w:b w:val="0"/>
+                <w:i w:val="0"/>
+                <w:sz w:val="20"/>
+                <w:vertAlign w:val="superscript"/>
+              </w:rPr>
+              <w:t>c</w:t>
+            </w:r>
+          </w:p>
+        </w:tc>
+        <w:tc>
+          <w:tcPr>
+            <w:tcW w:type="dxa" w:w="1440"/>
+          </w:tcPr>
+          <w:p>
+            <w:pPr>
+              <w:keepNext/>
+              <w:spacing w:line="240" w:lineRule="auto" w:after="0"/>
+              <w:jc w:val="center"/>
+            </w:pPr>
+            <w:r>
+              <w:rPr>
+                <w:rFonts w:ascii="Times New Roman" w:hAnsi="Times New Roman"/>
+                <w:b w:val="0"/>
+                <w:i w:val="0"/>
+                <w:sz w:val="20"/>
+              </w:rPr>
+              <w:t>40%</w:t>
+            </w:r>
+          </w:p>
+        </w:tc>
+        <w:tc>
+          <w:tcPr>
+            <w:tcW w:type="dxa" w:w="1440"/>
+          </w:tcPr>
+          <w:p>
+            <w:pPr>
+              <w:keepNext/>
+              <w:spacing w:line="240" w:lineRule="auto" w:after="0"/>
+              <w:jc w:val="center"/>
+            </w:pPr>
+            <w:r>
+              <w:rPr>
+                <w:rFonts w:ascii="Times New Roman" w:hAnsi="Times New Roman"/>
+                <w:b w:val="0"/>
+                <w:i w:val="0"/>
+                <w:sz w:val="20"/>
+              </w:rPr>
+              <w:t>50%</w:t>
+            </w:r>
+          </w:p>
+        </w:tc>
+        <w:tc>
+          <w:tcPr>
+            <w:tcW w:type="dxa" w:w="1440"/>
+          </w:tcPr>
+          <w:p>
+            <w:pPr>
+              <w:keepNext/>
+              <w:spacing w:line="240" w:lineRule="auto" w:after="0"/>
+              <w:jc w:val="center"/>
+            </w:pPr>
+            <w:r>
+              <w:rPr>
+                <w:rFonts w:ascii="Times New Roman" w:hAnsi="Times New Roman"/>
+                <w:b w:val="0"/>
+                <w:i w:val="0"/>
+                <w:sz w:val="20"/>
+              </w:rPr>
+              <w:t>62%</w:t>
+            </w:r>
+          </w:p>
+        </w:tc>
+        <w:tc>
+          <w:tcPr>
+            <w:tcW w:type="dxa" w:w="1440"/>
+          </w:tcPr>
+          <w:p>
+            <w:pPr>
+              <w:keepNext/>
+              <w:spacing w:line="240" w:lineRule="auto" w:after="0"/>
+              <w:jc w:val="center"/>
+            </w:pPr>
+            <w:r>
+              <w:rPr>
+                <w:rFonts w:ascii="Times New Roman" w:hAnsi="Times New Roman"/>
+                <w:b w:val="0"/>
+                <w:i w:val="0"/>
+                <w:sz w:val="20"/>
+              </w:rPr>
+              <w:t>46%</w:t>
+            </w:r>
+          </w:p>
+        </w:tc>
+      </w:tr>
+      <w:tr>
+        <w:trPr>
+          <w:cantSplit/>
+        </w:trPr>
+        <w:tc>
+          <w:tcPr>
+            <w:tcW w:type="dxa" w:w="3600"/>
+          </w:tcPr>
+          <w:p>
+            <w:pPr>
+              <w:keepNext/>
+              <w:spacing w:line="240" w:lineRule="auto" w:after="0"/>
+              <w:jc w:val="left"/>
+            </w:pPr>
+            <w:r>
+              <w:rPr>
+                <w:rFonts w:ascii="Times New Roman" w:hAnsi="Times New Roman"/>
+                <w:b w:val="0"/>
+                <w:i w:val="0"/>
+                <w:sz w:val="20"/>
+              </w:rPr>
+              <w:t>District-heat target 2050</w:t>
+            </w:r>
+            <w:r>
+              <w:rPr>
+                <w:rFonts w:ascii="Times New Roman" w:hAnsi="Times New Roman"/>
+                <w:b w:val="0"/>
+                <w:i w:val="0"/>
+                <w:sz w:val="20"/>
+                <w:vertAlign w:val="superscript"/>
+              </w:rPr>
+              <w:t>c</w:t>
+            </w:r>
+          </w:p>
+        </w:tc>
+        <w:tc>
+          <w:tcPr>
+            <w:tcW w:type="dxa" w:w="1440"/>
+          </w:tcPr>
+          <w:p>
+            <w:pPr>
+              <w:keepNext/>
+              <w:spacing w:line="240" w:lineRule="auto" w:after="0"/>
+              <w:jc w:val="center"/>
+            </w:pPr>
+            <w:r>
+              <w:rPr>
+                <w:rFonts w:ascii="Times New Roman" w:hAnsi="Times New Roman"/>
+                <w:b w:val="0"/>
+                <w:i w:val="0"/>
+                <w:sz w:val="20"/>
+              </w:rPr>
+              <w:t>16%</w:t>
+            </w:r>
+          </w:p>
+        </w:tc>
+        <w:tc>
+          <w:tcPr>
+            <w:tcW w:type="dxa" w:w="1440"/>
+          </w:tcPr>
+          <w:p>
+            <w:pPr>
+              <w:keepNext/>
+              <w:spacing w:line="240" w:lineRule="auto" w:after="0"/>
+              <w:jc w:val="center"/>
+            </w:pPr>
+            <w:r>
+              <w:rPr>
+                <w:rFonts w:ascii="Times New Roman" w:hAnsi="Times New Roman"/>
+                <w:b w:val="0"/>
+                <w:i w:val="0"/>
+                <w:sz w:val="20"/>
+              </w:rPr>
+              <w:t>18%</w:t>
+            </w:r>
+          </w:p>
+        </w:tc>
+        <w:tc>
+          <w:tcPr>
+            <w:tcW w:type="dxa" w:w="1440"/>
+          </w:tcPr>
+          <w:p>
+            <w:pPr>
+              <w:keepNext/>
+              <w:spacing w:line="240" w:lineRule="auto" w:after="0"/>
+              <w:jc w:val="center"/>
+            </w:pPr>
+            <w:r>
+              <w:rPr>
+                <w:rFonts w:ascii="Times New Roman" w:hAnsi="Times New Roman"/>
+                <w:b w:val="0"/>
+                <w:i w:val="0"/>
+                <w:sz w:val="20"/>
+              </w:rPr>
+              <w:t>22%</w:t>
+            </w:r>
+          </w:p>
+        </w:tc>
+        <w:tc>
+          <w:tcPr>
+            <w:tcW w:type="dxa" w:w="1440"/>
+          </w:tcPr>
+          <w:p>
+            <w:pPr>
+              <w:keepNext/>
+              <w:spacing w:line="240" w:lineRule="auto" w:after="0"/>
+              <w:jc w:val="center"/>
+            </w:pPr>
+            <w:r>
+              <w:rPr>
+                <w:rFonts w:ascii="Times New Roman" w:hAnsi="Times New Roman"/>
+                <w:b w:val="0"/>
+                <w:i w:val="0"/>
+                <w:sz w:val="20"/>
+              </w:rPr>
+              <w:t>20%</w:t>
+            </w:r>
+          </w:p>
+        </w:tc>
+      </w:tr>
+      <w:tr>
+        <w:trPr>
+          <w:cantSplit/>
+        </w:trPr>
+        <w:tc>
+          <w:tcPr>
+            <w:tcW w:type="dxa" w:w="3600"/>
+          </w:tcPr>
+          <w:p>
+            <w:pPr>
+              <w:keepNext/>
+              <w:spacing w:line="240" w:lineRule="auto" w:after="0"/>
+              <w:jc w:val="left"/>
+            </w:pPr>
+            <w:r>
+              <w:rPr>
+                <w:rFonts w:ascii="Times New Roman" w:hAnsi="Times New Roman"/>
+                <w:b w:val="0"/>
+                <w:i w:val="0"/>
+                <w:sz w:val="20"/>
+              </w:rPr>
               <w:t>H</w:t>
             </w:r>
             <w:r>
@@ -8307,7 +8759,7 @@
                 <w:i/>
                 <w:sz w:val="20"/>
               </w:rPr>
-              <w:t>Derived independently, not a lever</w:t>
+              <w:t>Derived diagnostic; not a lever and not used to set adoption</w:t>
             </w:r>
           </w:p>
         </w:tc>
@@ -8993,21 +9445,7 @@
           <w:rFonts w:ascii="Times New Roman" w:hAnsi="Times New Roman"/>
           <w:sz w:val="24"/>
         </w:rPr>
-        <w:t xml:space="preserve">heat-pump performance under a cross-country shock correlation of 0.5 on renovation and 0.75 on fuel prices, set higher on prices because European gas and electricity markets clear against shared hubs whereas renovation policy is delivered nationally, and reported at the 10th, 50th and 90th percentiles. A Sobol screen ranks the four</w:t>
-      </w:r>
-      <w:r>
-        <w:rPr>
-          <w:rFonts w:ascii="Times New Roman" w:hAnsi="Times New Roman"/>
-          <w:sz w:val="24"/>
-        </w:rPr>
-        <w:t xml:space="preserve"> </w:t>
-      </w:r>
-      <w:r>
-        <w:rPr>
-          <w:rFonts w:ascii="Times New Roman" w:hAnsi="Times New Roman"/>
-          <w:sz w:val="24"/>
-        </w:rPr>
-        <w:t xml:space="preserve">demand drivers, and rank-regression coefficients the cost-side ones. Each extension’s formulation, the sampling distributions and the</w:t>
+        <w:t xml:space="preserve">heat-pump performance under a cross-country shock correlation of 0.5 on renovation and 0.75 on fuel prices, set higher on prices because European gas and electricity markets clear against shared hubs whereas renovation policy is delivered nationally, and reported at the 10th, 50th and 90th percentiles. A variance-based Sobol screen ranks the four demand drivers, and a regression-based global screen using standardised rank-regression coefficients ranks the cost-side ones. Each extension’s formulation, the sampling distributions and the</w:t>
       </w:r>
       <w:r>
         <w:rPr>
@@ -9131,21 +9569,7 @@
           <w:rFonts w:ascii="Times New Roman" w:hAnsi="Times New Roman"/>
           <w:sz w:val="24"/>
         </w:rPr>
-        <w:t xml:space="preserve">Three tests organise what follows, applied in order, and a technology that fails an</w:t>
-      </w:r>
-      <w:r>
-        <w:rPr>
-          <w:rFonts w:ascii="Times New Roman" w:hAnsi="Times New Roman"/>
-          <w:sz w:val="24"/>
-        </w:rPr>
-        <w:t xml:space="preserve"> </w:t>
-      </w:r>
-      <w:r>
-        <w:rPr>
-          <w:rFonts w:ascii="Times New Roman" w:hAnsi="Times New Roman"/>
-          <w:sz w:val="24"/>
-        </w:rPr>
-        <w:t xml:space="preserve">earlier one is not rescued by a later one. They are annual levelised cost against the heat</w:t>
+        <w:t xml:space="preserve">Three tests organise what follows, applied in order and addressing distinct operating roles, so a peaking win does not overturn a base-load loss. They are annual levelised cost against the heat</w:t>
       </w:r>
       <w:r>
         <w:rPr>
@@ -10428,7 +10852,7 @@
           <w:rFonts w:ascii="Times New Roman" w:hAnsi="Times New Roman"/>
           <w:sz w:val="24"/>
         </w:rPr>
-        <w:t xml:space="preserve">[51]</w:t>
+        <w:t xml:space="preserve">[50]</w:t>
       </w:r>
       <w:r>
         <w:rPr>
@@ -10814,7 +11238,7 @@
           <w:rFonts w:ascii="Times New Roman" w:hAnsi="Times New Roman"/>
           <w:sz w:val="24"/>
         </w:rPr>
-        <w:t xml:space="preserve">[55], [56], [60]</w:t>
+        <w:t xml:space="preserve">[54], [55], [60]</w:t>
       </w:r>
       <w:r>
         <w:rPr>
@@ -11850,7 +12274,7 @@
           <w:rFonts w:ascii="Times New Roman" w:hAnsi="Times New Roman"/>
           <w:sz w:val="24"/>
         </w:rPr>
-        <w:t xml:space="preserve">Weighting each country’s building-peak slice by its heat demand puts the symmetric counts at 0, 0.6, 7.5 and 9.0 per cent of study-area residential heat under the four scenarios respectively, the bound three of the four ceilings sit at or below, compared with 0, 5.1, 7.9 and 9.3 on the asymmetric accounting.</w:t>
+        <w:t xml:space="preserve">Weighting each country’s building-peak slice by its heat demand gives dispatch-supported potentials of 0, 0.6, 7.5 and 9.0 per cent of study-area residential heat under the four scenarios respectively. These are compared with, rather than imposed on, the exogenous adoption settings of 0, 5, 3 and 8 per cent. The largest mismatch is under Stated Policies, whose setting exceeds its dispatch-supported potential by 4.4 percentage points, compared with 0, 5.1, 7.9 and 9.3 on the asymmetric accounting.</w:t>
       </w:r>
     </w:p>
     <w:p>
@@ -12473,7 +12897,7 @@
           <w:rFonts w:ascii="Times New Roman" w:hAnsi="Times New Roman"/>
           <w:sz w:val="24"/>
         </w:rPr>
-        <w:t xml:space="preserve">[38]</w:t>
+        <w:t xml:space="preserve">[56]</w:t>
       </w:r>
       <w:r>
         <w:rPr>
@@ -12989,6 +13413,15 @@
                         </m:r>
                       </m:sub>
                     </m:sSub>
+                    <m:r>
+                      <m:rPr>
+                        <m:sty m:val="p"/>
+                      </m:rPr>
+                      <m:t>/</m:t>
+                    </m:r>
+                    <m:r>
+                      <m:t>1000</m:t>
+                    </m:r>
                   </m:num>
                   <m:den>
                     <m:r>
@@ -13265,7 +13698,78 @@
           <w:rFonts w:ascii="Times New Roman" w:hAnsi="Times New Roman"/>
           <w:sz w:val="24"/>
         </w:rPr>
-        <w:t xml:space="preserve"> per cent a year the fixed operating charge. On an energy-only market at the assumed</w:t>
+        <w:t xml:space="preserve"> per cent a year the fixed operating charge. Dividing by 1</w:t>
+      </w:r>
+      <w:r>
+        <w:rPr>
+          <w:rFonts w:ascii="Times New Roman" w:hAnsi="Times New Roman"/>
+          <w:sz w:val="24"/>
+        </w:rPr>
+        <w:t xml:space="preserve">,</w:t>
+      </w:r>
+      <w:r>
+        <w:rPr>
+          <w:rFonts w:ascii="Times New Roman" w:hAnsi="Times New Roman"/>
+          <w:sz w:val="24"/>
+        </w:rPr>
+        <w:t xml:space="preserve">000 converts one kW</w:t>
+      </w:r>
+      <w:r>
+        <w:rPr>
+          <w:rFonts w:ascii="Times New Roman" w:hAnsi="Times New Roman"/>
+          <w:sz w:val="24"/>
+        </w:rPr>
+        <w:t xml:space="preserve"> </w:t>
+      </w:r>
+      <w:r>
+        <w:rPr>
+          <w:rFonts w:ascii="Times New Roman" w:hAnsi="Times New Roman"/>
+          <w:sz w:val="24"/>
+        </w:rPr>
+        <w:t xml:space="preserve">running</w:t>
+      </w:r>
+      <w:r>
+        <w:rPr>
+          <w:rFonts w:ascii="Times New Roman" w:hAnsi="Times New Roman"/>
+          <w:sz w:val="24"/>
+        </w:rPr>
+        <w:t xml:space="preserve"> </w:t>
+      </w:r>
+      <m:oMath>
+        <m:r>
+          <m:rPr>
+            <m:sty m:val="p"/>
+          </m:rPr>
+          <m:t>FLH</m:t>
+        </m:r>
+      </m:oMath>
+      <w:r>
+        <w:rPr>
+          <w:rFonts w:ascii="Times New Roman" w:hAnsi="Times New Roman"/>
+          <w:sz w:val="24"/>
+        </w:rPr>
+        <w:t xml:space="preserve"> </w:t>
+      </w:r>
+      <w:r>
+        <w:rPr>
+          <w:rFonts w:ascii="Times New Roman" w:hAnsi="Times New Roman"/>
+          <w:sz w:val="24"/>
+        </w:rPr>
+        <w:t xml:space="preserve">hours into MWh, so that a numerator in €/kW meets a</w:t>
+      </w:r>
+      <w:r>
+        <w:rPr>
+          <w:rFonts w:ascii="Times New Roman" w:hAnsi="Times New Roman"/>
+          <w:sz w:val="24"/>
+        </w:rPr>
+        <w:t xml:space="preserve"> </w:t>
+      </w:r>
+      <w:r>
+        <w:rPr>
+          <w:rFonts w:ascii="Times New Roman" w:hAnsi="Times New Roman"/>
+          <w:sz w:val="24"/>
+        </w:rPr>
+        <w:t xml:space="preserve">denominator in €/kW-yr. On an energy-only market at the assumed</w:t>
       </w:r>
       <w:r>
         <w:rPr>
@@ -13540,7 +14044,7 @@
           <w:rFonts w:ascii="Times New Roman" w:hAnsi="Times New Roman"/>
           <w:sz w:val="24"/>
         </w:rPr>
-        <w:t xml:space="preserve">(Supplementary Section S2.4). None reaches the 100 per cent private finance requires, the</w:t>
+        <w:t xml:space="preserve">(Supplementary Section S2.4). No modelled country or scenario reaches the 100 per cent private finance requires over the €30 to 120/MWh scarcity premiums tested, the</w:t>
       </w:r>
       <w:r>
         <w:rPr>
@@ -15610,7 +16114,7 @@
           <w:rFonts w:ascii="Times New Roman" w:hAnsi="Times New Roman"/>
           <w:sz w:val="24"/>
         </w:rPr>
-        <w:t xml:space="preserve">so a technology-neutral payment at the</w:t>
+        <w:t xml:space="preserve">so with the hydrogen-ready turbine at</w:t>
       </w:r>
       <w:r>
         <w:rPr>
@@ -15648,21 +16152,7 @@
           <w:rFonts w:ascii="Times New Roman" w:hAnsi="Times New Roman"/>
           <w:sz w:val="24"/>
         </w:rPr>
-        <w:t xml:space="preserve">of €600/kW we assume would</w:t>
-      </w:r>
-      <w:r>
-        <w:rPr>
-          <w:rFonts w:ascii="Times New Roman" w:hAnsi="Times New Roman"/>
-          <w:sz w:val="24"/>
-        </w:rPr>
-        <w:t xml:space="preserve"> </w:t>
-      </w:r>
-      <w:r>
-        <w:rPr>
-          <w:rFonts w:ascii="Times New Roman" w:hAnsi="Times New Roman"/>
-          <w:sz w:val="24"/>
-        </w:rPr>
-        <w:t xml:space="preserve">procure unabated gas ahead of hydrogen, which is what the British auction shows a real</w:t>
+        <w:t xml:space="preserve">of €600/kW against €450/kW for gas, a technology-neutral mechanism procures unabated gas ahead of hydrogen, which is what the British auction shows a real</w:t>
       </w:r>
       <w:r>
         <w:rPr>
@@ -15864,7 +16354,7 @@
           <w:rFonts w:ascii="Times New Roman" w:hAnsi="Times New Roman"/>
           <w:sz w:val="24"/>
         </w:rPr>
-        <w:t xml:space="preserve"> per cent cap the 2050 least-cost mix is 52.9 per cent district heat, 45.4 per cent heat pumps, 1.4 per cent residual gas and 0.34 per cent hydrogen, but the program’s per-country hydrogen ceiling is zero in 27 of the 29 and it selects that ceiling exactly in the other two. The mix speaks to district heat and heat pumps, not to a technology the program was never free to choose. Supplementary Section S2.8 gives three bounds on reading it, the largest district heat’s unpriced connection charge. The €21.0/MWh of Section 3.2 sits outside this objective, so 52.9 per cent is a share under that boundary, not an optimum.</w:t>
+        <w:t xml:space="preserve"> per cent cap the 2050 least-cost mix is 52.9 per cent district heat, 45.4 per cent heat pumps, 1.4 per cent residual gas and 0.34 per cent hydrogen, but the program’s per-country hydrogen ceiling is zero in 27 of the 29 and it selects that ceiling exactly in the other two. The mix speaks to district heat and heat pumps, not to a technology the program was never free to choose. The 52.9 per cent district-heat share is the least-cost solution conditional on excluding new-connection costs, and not an unconstrained system optimum. Supplementary Section S2.8 gives three bounds on reading it, the largest district heat’s unpriced connection charge. The €21.0/MWh of Section 3.2 sits outside this objective, so 52.9 per cent is a share under that boundary, not an optimum.</w:t>
       </w:r>
     </w:p>
     <w:p>
@@ -21555,7 +22045,7 @@
       </w:r>
     </w:p>
     <w:bookmarkEnd w:id="127"/>
-    <w:bookmarkStart w:id="129" w:name="ref-Caglayan2020caverns"/>
+    <w:bookmarkStart w:id="128" w:name="ref-Gabrielli2020"/>
     <w:p>
       <w:pPr>
         <w:pStyle w:val="Bibliography"/>
@@ -21586,7 +22076,49 @@
           <w:rFonts w:ascii="Times New Roman" w:hAnsi="Times New Roman"/>
           <w:sz w:val="24"/>
         </w:rPr>
-        <w:t xml:space="preserve">D. G. Caglayan</w:t>
+        <w:t xml:space="preserve">P. Gabrielli, F. Charbonnier, A. Guidolin, and M. Mazzotti,</w:t>
+      </w:r>
+      <w:r>
+        <w:rPr>
+          <w:rFonts w:ascii="Times New Roman" w:hAnsi="Times New Roman"/>
+          <w:sz w:val="24"/>
+        </w:rPr>
+        <w:t xml:space="preserve"> </w:t>
+      </w:r>
+      <w:r>
+        <w:rPr>
+          <w:rFonts w:ascii="Times New Roman" w:hAnsi="Times New Roman"/>
+          <w:sz w:val="24"/>
+        </w:rPr>
+        <w:t xml:space="preserve">“Enabling low-carbon hydrogen supply chains through use of biomass and carbon capture and storage: A</w:t>
+      </w:r>
+      <w:r>
+        <w:rPr>
+          <w:rFonts w:ascii="Times New Roman" w:hAnsi="Times New Roman"/>
+          <w:sz w:val="24"/>
+        </w:rPr>
+        <w:t xml:space="preserve"> </w:t>
+      </w:r>
+      <w:r>
+        <w:rPr>
+          <w:rFonts w:ascii="Times New Roman" w:hAnsi="Times New Roman"/>
+          <w:sz w:val="24"/>
+        </w:rPr>
+        <w:t xml:space="preserve">Swiss</w:t>
+      </w:r>
+      <w:r>
+        <w:rPr>
+          <w:rFonts w:ascii="Times New Roman" w:hAnsi="Times New Roman"/>
+          <w:sz w:val="24"/>
+        </w:rPr>
+        <w:t xml:space="preserve"> </w:t>
+      </w:r>
+      <w:r>
+        <w:rPr>
+          <w:rFonts w:ascii="Times New Roman" w:hAnsi="Times New Roman"/>
+          <w:sz w:val="24"/>
+        </w:rPr>
+        <w:t xml:space="preserve">case study,”</w:t>
       </w:r>
       <w:r>
         <w:rPr>
@@ -21602,98 +22134,18 @@
           <w:iCs/>
           <w:sz w:val="24"/>
         </w:rPr>
-        <w:t xml:space="preserve">et al.</w:t>
-      </w:r>
-      <w:r>
-        <w:rPr>
-          <w:rFonts w:ascii="Times New Roman" w:hAnsi="Times New Roman"/>
-          <w:sz w:val="24"/>
-        </w:rPr>
-        <w:t xml:space="preserve">,</w:t>
-      </w:r>
-      <w:r>
-        <w:rPr>
-          <w:rFonts w:ascii="Times New Roman" w:hAnsi="Times New Roman"/>
-          <w:sz w:val="24"/>
-        </w:rPr>
-        <w:t xml:space="preserve"> </w:t>
-      </w:r>
-      <w:r>
-        <w:rPr>
-          <w:rFonts w:ascii="Times New Roman" w:hAnsi="Times New Roman"/>
-          <w:sz w:val="24"/>
-        </w:rPr>
-        <w:t xml:space="preserve">“Technical potential of salt caverns for hydrogen storage in</w:t>
-      </w:r>
-      <w:r>
-        <w:rPr>
-          <w:rFonts w:ascii="Times New Roman" w:hAnsi="Times New Roman"/>
-          <w:sz w:val="24"/>
-        </w:rPr>
-        <w:t xml:space="preserve"> </w:t>
-      </w:r>
-      <w:r>
-        <w:rPr>
-          <w:rFonts w:ascii="Times New Roman" w:hAnsi="Times New Roman"/>
-          <w:sz w:val="24"/>
-        </w:rPr>
-        <w:t xml:space="preserve">Europe</w:t>
-      </w:r>
-      <w:r>
-        <w:rPr>
-          <w:rFonts w:ascii="Times New Roman" w:hAnsi="Times New Roman"/>
-          <w:sz w:val="24"/>
-        </w:rPr>
-        <w:t xml:space="preserve">,”</w:t>
-      </w:r>
-      <w:r>
-        <w:rPr>
-          <w:rFonts w:ascii="Times New Roman" w:hAnsi="Times New Roman"/>
-          <w:sz w:val="24"/>
-        </w:rPr>
-        <w:t xml:space="preserve"> </w:t>
-      </w:r>
-      <w:r>
-        <w:rPr>
-          <w:rFonts w:ascii="Times New Roman" w:hAnsi="Times New Roman"/>
-          <w:i/>
-          <w:iCs/>
-          <w:sz w:val="24"/>
-        </w:rPr>
-        <w:t xml:space="preserve">International Journal of Hydrogen Energy</w:t>
-      </w:r>
-      <w:r>
-        <w:rPr>
-          <w:rFonts w:ascii="Times New Roman" w:hAnsi="Times New Roman"/>
-          <w:sz w:val="24"/>
-        </w:rPr>
-        <w:t xml:space="preserve">, vol. 45, no. 11, pp. 6793–6805, 2020, doi:</w:t>
-      </w:r>
-      <w:r>
-        <w:rPr>
-          <w:rFonts w:ascii="Times New Roman" w:hAnsi="Times New Roman"/>
-          <w:sz w:val="24"/>
-        </w:rPr>
-        <w:t xml:space="preserve"> </w:t>
-      </w:r>
-      <w:hyperlink r:id="rId128">
-        <w:r>
-          <w:rPr>
-            <w:rStyle w:val="Hyperlink"/>
-          </w:rPr>
-          <w:t xml:space="preserve">10.1016/j.ijhydene.2019.12.161</w:t>
-        </w:r>
-      </w:hyperlink>
-      <w:r>
-        <w:rPr>
-          <w:rFonts w:ascii="Times New Roman" w:hAnsi="Times New Roman"/>
-          <w:sz w:val="24"/>
-        </w:rPr>
-        <w:t xml:space="preserve">.</w:t>
+        <w:t xml:space="preserve">Applied Energy</w:t>
+      </w:r>
+      <w:r>
+        <w:rPr>
+          <w:rFonts w:ascii="Times New Roman" w:hAnsi="Times New Roman"/>
+          <w:sz w:val="24"/>
+        </w:rPr>
+        <w:t xml:space="preserve">, 2020.</w:t>
       </w:r>
     </w:p>
-    <w:bookmarkEnd w:id="129"/>
-    <w:bookmarkStart w:id="130" w:name="ref-Gabrielli2020"/>
+    <w:bookmarkEnd w:id="128"/>
+    <w:bookmarkStart w:id="130" w:name="ref-IEA2023switzerland"/>
     <w:p>
       <w:pPr>
         <w:pStyle w:val="Bibliography"/>
@@ -21724,106 +22176,6 @@
           <w:rFonts w:ascii="Times New Roman" w:hAnsi="Times New Roman"/>
           <w:sz w:val="24"/>
         </w:rPr>
-        <w:t xml:space="preserve">P. Gabrielli, F. Charbonnier, A. Guidolin, and M. Mazzotti,</w:t>
-      </w:r>
-      <w:r>
-        <w:rPr>
-          <w:rFonts w:ascii="Times New Roman" w:hAnsi="Times New Roman"/>
-          <w:sz w:val="24"/>
-        </w:rPr>
-        <w:t xml:space="preserve"> </w:t>
-      </w:r>
-      <w:r>
-        <w:rPr>
-          <w:rFonts w:ascii="Times New Roman" w:hAnsi="Times New Roman"/>
-          <w:sz w:val="24"/>
-        </w:rPr>
-        <w:t xml:space="preserve">“Enabling low-carbon hydrogen supply chains through use of biomass and carbon capture and storage: A</w:t>
-      </w:r>
-      <w:r>
-        <w:rPr>
-          <w:rFonts w:ascii="Times New Roman" w:hAnsi="Times New Roman"/>
-          <w:sz w:val="24"/>
-        </w:rPr>
-        <w:t xml:space="preserve"> </w:t>
-      </w:r>
-      <w:r>
-        <w:rPr>
-          <w:rFonts w:ascii="Times New Roman" w:hAnsi="Times New Roman"/>
-          <w:sz w:val="24"/>
-        </w:rPr>
-        <w:t xml:space="preserve">Swiss</w:t>
-      </w:r>
-      <w:r>
-        <w:rPr>
-          <w:rFonts w:ascii="Times New Roman" w:hAnsi="Times New Roman"/>
-          <w:sz w:val="24"/>
-        </w:rPr>
-        <w:t xml:space="preserve"> </w:t>
-      </w:r>
-      <w:r>
-        <w:rPr>
-          <w:rFonts w:ascii="Times New Roman" w:hAnsi="Times New Roman"/>
-          <w:sz w:val="24"/>
-        </w:rPr>
-        <w:t xml:space="preserve">case study,”</w:t>
-      </w:r>
-      <w:r>
-        <w:rPr>
-          <w:rFonts w:ascii="Times New Roman" w:hAnsi="Times New Roman"/>
-          <w:sz w:val="24"/>
-        </w:rPr>
-        <w:t xml:space="preserve"> </w:t>
-      </w:r>
-      <w:r>
-        <w:rPr>
-          <w:rFonts w:ascii="Times New Roman" w:hAnsi="Times New Roman"/>
-          <w:i/>
-          <w:iCs/>
-          <w:sz w:val="24"/>
-        </w:rPr>
-        <w:t xml:space="preserve">Applied Energy</w:t>
-      </w:r>
-      <w:r>
-        <w:rPr>
-          <w:rFonts w:ascii="Times New Roman" w:hAnsi="Times New Roman"/>
-          <w:sz w:val="24"/>
-        </w:rPr>
-        <w:t xml:space="preserve">, 2020.</w:t>
-      </w:r>
-    </w:p>
-    <w:bookmarkEnd w:id="130"/>
-    <w:bookmarkStart w:id="132" w:name="ref-IEA2023switzerland"/>
-    <w:p>
-      <w:pPr>
-        <w:pStyle w:val="Bibliography"/>
-      </w:pPr>
-      <w:r>
-        <w:rPr>
-          <w:rFonts w:ascii="Times New Roman" w:hAnsi="Times New Roman"/>
-          <w:sz w:val="24"/>
-        </w:rPr>
-        <w:t xml:space="preserve">[40]</w:t>
-      </w:r>
-      <w:r>
-        <w:rPr>
-          <w:rFonts w:ascii="Times New Roman" w:hAnsi="Times New Roman"/>
-          <w:sz w:val="24"/>
-        </w:rPr>
-        <w:t xml:space="preserve"> </w:t>
-      </w:r>
-      <w:r>
-        <w:rPr>
-          <w:rFonts w:ascii="Times New Roman" w:hAnsi="Times New Roman"/>
-          <w:sz w:val="24"/>
-        </w:rPr>
-        <w:t xml:space="preserve">	</w:t>
-      </w:r>
-      <w:r>
-        <w:rPr>
-          <w:rFonts w:ascii="Times New Roman" w:hAnsi="Times New Roman"/>
-          <w:sz w:val="24"/>
-        </w:rPr>
         <w:t xml:space="preserve">International Energy Agency,</w:t>
       </w:r>
       <w:r>
@@ -21861,7 +22213,7 @@
         </w:rPr>
         <w:t xml:space="preserve"> </w:t>
       </w:r>
-      <w:hyperlink r:id="rId131">
+      <w:hyperlink r:id="rId129">
         <w:r>
           <w:rPr>
             <w:rStyle w:val="Hyperlink"/>
@@ -21870,8 +22222,8 @@
         </w:r>
       </w:hyperlink>
     </w:p>
-    <w:bookmarkEnd w:id="132"/>
-    <w:bookmarkStart w:id="134" w:name="ref-Hotmaps2020"/>
+    <w:bookmarkEnd w:id="130"/>
+    <w:bookmarkStart w:id="132" w:name="ref-Hotmaps2020"/>
     <w:p>
       <w:pPr>
         <w:pStyle w:val="Bibliography"/>
@@ -21881,7 +22233,7 @@
           <w:rFonts w:ascii="Times New Roman" w:hAnsi="Times New Roman"/>
           <w:sz w:val="24"/>
         </w:rPr>
-        <w:t xml:space="preserve">[41]</w:t>
+        <w:t xml:space="preserve">[40]</w:t>
       </w:r>
       <w:r>
         <w:rPr>
@@ -21939,7 +22291,7 @@
         </w:rPr>
         <w:t xml:space="preserve"> </w:t>
       </w:r>
-      <w:hyperlink r:id="rId133">
+      <w:hyperlink r:id="rId131">
         <w:r>
           <w:rPr>
             <w:rStyle w:val="Hyperlink"/>
@@ -21948,8 +22300,8 @@
         </w:r>
       </w:hyperlink>
     </w:p>
-    <w:bookmarkEnd w:id="134"/>
-    <w:bookmarkStart w:id="136" w:name="ref-Eurostat2021census"/>
+    <w:bookmarkEnd w:id="132"/>
+    <w:bookmarkStart w:id="134" w:name="ref-Eurostat2021census"/>
     <w:p>
       <w:pPr>
         <w:pStyle w:val="Bibliography"/>
@@ -21959,7 +22311,7 @@
           <w:rFonts w:ascii="Times New Roman" w:hAnsi="Times New Roman"/>
           <w:sz w:val="24"/>
         </w:rPr>
-        <w:t xml:space="preserve">[42]</w:t>
+        <w:t xml:space="preserve">[41]</w:t>
       </w:r>
       <w:r>
         <w:rPr>
@@ -22052,7 +22404,7 @@
         </w:rPr>
         <w:t xml:space="preserve"> </w:t>
       </w:r>
-      <w:hyperlink r:id="rId135">
+      <w:hyperlink r:id="rId133">
         <w:r>
           <w:rPr>
             <w:rStyle w:val="Hyperlink"/>
@@ -22061,8 +22413,8 @@
         </w:r>
       </w:hyperlink>
     </w:p>
-    <w:bookmarkEnd w:id="136"/>
-    <w:bookmarkStart w:id="138" w:name="ref-ONS2021TS044"/>
+    <w:bookmarkEnd w:id="134"/>
+    <w:bookmarkStart w:id="136" w:name="ref-ONS2021TS044"/>
     <w:p>
       <w:pPr>
         <w:pStyle w:val="Bibliography"/>
@@ -22072,7 +22424,7 @@
           <w:rFonts w:ascii="Times New Roman" w:hAnsi="Times New Roman"/>
           <w:sz w:val="24"/>
         </w:rPr>
-        <w:t xml:space="preserve">[43]</w:t>
+        <w:t xml:space="preserve">[42]</w:t>
       </w:r>
       <w:r>
         <w:rPr>
@@ -22165,7 +22517,7 @@
         </w:rPr>
         <w:t xml:space="preserve"> </w:t>
       </w:r>
-      <w:hyperlink r:id="rId137">
+      <w:hyperlink r:id="rId135">
         <w:r>
           <w:rPr>
             <w:rStyle w:val="Hyperlink"/>
@@ -22174,8 +22526,8 @@
         </w:r>
       </w:hyperlink>
     </w:p>
-    <w:bookmarkEnd w:id="138"/>
-    <w:bookmarkStart w:id="140" w:name="ref-EurostatGISCO2021"/>
+    <w:bookmarkEnd w:id="136"/>
+    <w:bookmarkStart w:id="138" w:name="ref-EurostatGISCO2021"/>
     <w:p>
       <w:pPr>
         <w:pStyle w:val="Bibliography"/>
@@ -22185,7 +22537,7 @@
           <w:rFonts w:ascii="Times New Roman" w:hAnsi="Times New Roman"/>
           <w:sz w:val="24"/>
         </w:rPr>
-        <w:t xml:space="preserve">[44]</w:t>
+        <w:t xml:space="preserve">[43]</w:t>
       </w:r>
       <w:r>
         <w:rPr>
@@ -22264,7 +22616,7 @@
         </w:rPr>
         <w:t xml:space="preserve"> </w:t>
       </w:r>
-      <w:hyperlink r:id="rId139">
+      <w:hyperlink r:id="rId137">
         <w:r>
           <w:rPr>
             <w:rStyle w:val="Hyperlink"/>
@@ -22273,8 +22625,8 @@
         </w:r>
       </w:hyperlink>
     </w:p>
-    <w:bookmarkEnd w:id="140"/>
-    <w:bookmarkStart w:id="142" w:name="ref-DEA2023technology"/>
+    <w:bookmarkEnd w:id="138"/>
+    <w:bookmarkStart w:id="140" w:name="ref-DEA2023technology"/>
     <w:p>
       <w:pPr>
         <w:pStyle w:val="Bibliography"/>
@@ -22284,7 +22636,7 @@
           <w:rFonts w:ascii="Times New Roman" w:hAnsi="Times New Roman"/>
           <w:sz w:val="24"/>
         </w:rPr>
-        <w:t xml:space="preserve">[45]</w:t>
+        <w:t xml:space="preserve">[44]</w:t>
       </w:r>
       <w:r>
         <w:rPr>
@@ -22342,7 +22694,7 @@
         </w:rPr>
         <w:t xml:space="preserve"> </w:t>
       </w:r>
-      <w:hyperlink r:id="rId141">
+      <w:hyperlink r:id="rId139">
         <w:r>
           <w:rPr>
             <w:rStyle w:val="Hyperlink"/>
@@ -22351,8 +22703,8 @@
         </w:r>
       </w:hyperlink>
     </w:p>
-    <w:bookmarkEnd w:id="142"/>
-    <w:bookmarkStart w:id="144" w:name="ref-JRC2023technology"/>
+    <w:bookmarkEnd w:id="140"/>
+    <w:bookmarkStart w:id="142" w:name="ref-JRC2023technology"/>
     <w:p>
       <w:pPr>
         <w:pStyle w:val="Bibliography"/>
@@ -22362,7 +22714,7 @@
           <w:rFonts w:ascii="Times New Roman" w:hAnsi="Times New Roman"/>
           <w:sz w:val="24"/>
         </w:rPr>
-        <w:t xml:space="preserve">[46]</w:t>
+        <w:t xml:space="preserve">[45]</w:t>
       </w:r>
       <w:r>
         <w:rPr>
@@ -22420,7 +22772,7 @@
         </w:rPr>
         <w:t xml:space="preserve"> </w:t>
       </w:r>
-      <w:hyperlink r:id="rId143">
+      <w:hyperlink r:id="rId141">
         <w:r>
           <w:rPr>
             <w:rStyle w:val="Hyperlink"/>
@@ -22429,8 +22781,8 @@
         </w:r>
       </w:hyperlink>
     </w:p>
-    <w:bookmarkEnd w:id="144"/>
-    <w:bookmarkStart w:id="146" w:name="ref-IRENA2022heatpumpcosts"/>
+    <w:bookmarkEnd w:id="142"/>
+    <w:bookmarkStart w:id="144" w:name="ref-IRENA2022heatpumpcosts"/>
     <w:p>
       <w:pPr>
         <w:pStyle w:val="Bibliography"/>
@@ -22440,7 +22792,7 @@
           <w:rFonts w:ascii="Times New Roman" w:hAnsi="Times New Roman"/>
           <w:sz w:val="24"/>
         </w:rPr>
-        <w:t xml:space="preserve">[47]</w:t>
+        <w:t xml:space="preserve">[46]</w:t>
       </w:r>
       <w:r>
         <w:rPr>
@@ -22498,7 +22850,7 @@
         </w:rPr>
         <w:t xml:space="preserve"> </w:t>
       </w:r>
-      <w:hyperlink r:id="rId145">
+      <w:hyperlink r:id="rId143">
         <w:r>
           <w:rPr>
             <w:rStyle w:val="Hyperlink"/>
@@ -22507,8 +22859,8 @@
         </w:r>
       </w:hyperlink>
     </w:p>
-    <w:bookmarkEnd w:id="146"/>
-    <w:bookmarkStart w:id="148" w:name="ref-EuropeanCommission2024ETS2"/>
+    <w:bookmarkEnd w:id="144"/>
+    <w:bookmarkStart w:id="146" w:name="ref-EuropeanCommission2024ETS2"/>
     <w:p>
       <w:pPr>
         <w:pStyle w:val="Bibliography"/>
@@ -22518,7 +22870,7 @@
           <w:rFonts w:ascii="Times New Roman" w:hAnsi="Times New Roman"/>
           <w:sz w:val="24"/>
         </w:rPr>
-        <w:t xml:space="preserve">[48]</w:t>
+        <w:t xml:space="preserve">[47]</w:t>
       </w:r>
       <w:r>
         <w:rPr>
@@ -22590,7 +22942,7 @@
         </w:rPr>
         <w:t xml:space="preserve"> </w:t>
       </w:r>
-      <w:hyperlink r:id="rId147">
+      <w:hyperlink r:id="rId145">
         <w:r>
           <w:rPr>
             <w:rStyle w:val="Hyperlink"/>
@@ -22599,8 +22951,8 @@
         </w:r>
       </w:hyperlink>
     </w:p>
-    <w:bookmarkEnd w:id="148"/>
-    <w:bookmarkStart w:id="150" w:name="ref-EHO2024hydrogencosts"/>
+    <w:bookmarkEnd w:id="146"/>
+    <w:bookmarkStart w:id="148" w:name="ref-EHO2024hydrogencosts"/>
     <w:p>
       <w:pPr>
         <w:pStyle w:val="Bibliography"/>
@@ -22610,7 +22962,7 @@
           <w:rFonts w:ascii="Times New Roman" w:hAnsi="Times New Roman"/>
           <w:sz w:val="24"/>
         </w:rPr>
-        <w:t xml:space="preserve">[49]</w:t>
+        <w:t xml:space="preserve">[48]</w:t>
       </w:r>
       <w:r>
         <w:rPr>
@@ -22668,7 +23020,7 @@
         </w:rPr>
         <w:t xml:space="preserve"> </w:t>
       </w:r>
-      <w:hyperlink r:id="rId149">
+      <w:hyperlink r:id="rId147">
         <w:r>
           <w:rPr>
             <w:rStyle w:val="Hyperlink"/>
@@ -22677,8 +23029,8 @@
         </w:r>
       </w:hyperlink>
     </w:p>
-    <w:bookmarkEnd w:id="150"/>
-    <w:bookmarkStart w:id="152" w:name="ref-Eurostat2025electricityprices"/>
+    <w:bookmarkEnd w:id="148"/>
+    <w:bookmarkStart w:id="150" w:name="ref-Eurostat2025electricityprices"/>
     <w:p>
       <w:pPr>
         <w:pStyle w:val="Bibliography"/>
@@ -22688,7 +23040,7 @@
           <w:rFonts w:ascii="Times New Roman" w:hAnsi="Times New Roman"/>
           <w:sz w:val="24"/>
         </w:rPr>
-        <w:t xml:space="preserve">[50]</w:t>
+        <w:t xml:space="preserve">[49]</w:t>
       </w:r>
       <w:r>
         <w:rPr>
@@ -22746,7 +23098,7 @@
         </w:rPr>
         <w:t xml:space="preserve"> </w:t>
       </w:r>
-      <w:hyperlink r:id="rId151">
+      <w:hyperlink r:id="rId149">
         <w:r>
           <w:rPr>
             <w:rStyle w:val="Hyperlink"/>
@@ -22755,8 +23107,8 @@
         </w:r>
       </w:hyperlink>
     </w:p>
-    <w:bookmarkEnd w:id="152"/>
-    <w:bookmarkStart w:id="154" w:name="ref-Eurostat2025gasprices"/>
+    <w:bookmarkEnd w:id="150"/>
+    <w:bookmarkStart w:id="152" w:name="ref-Eurostat2025gasprices"/>
     <w:p>
       <w:pPr>
         <w:pStyle w:val="Bibliography"/>
@@ -22766,7 +23118,7 @@
           <w:rFonts w:ascii="Times New Roman" w:hAnsi="Times New Roman"/>
           <w:sz w:val="24"/>
         </w:rPr>
-        <w:t xml:space="preserve">[51]</w:t>
+        <w:t xml:space="preserve">[50]</w:t>
       </w:r>
       <w:r>
         <w:rPr>
@@ -22824,7 +23176,7 @@
         </w:rPr>
         <w:t xml:space="preserve"> </w:t>
       </w:r>
-      <w:hyperlink r:id="rId153">
+      <w:hyperlink r:id="rId151">
         <w:r>
           <w:rPr>
             <w:rStyle w:val="Hyperlink"/>
@@ -22833,8 +23185,8 @@
         </w:r>
       </w:hyperlink>
     </w:p>
-    <w:bookmarkEnd w:id="154"/>
-    <w:bookmarkStart w:id="156" w:name="ref-Calvin2023Ipcc"/>
+    <w:bookmarkEnd w:id="152"/>
+    <w:bookmarkStart w:id="154" w:name="ref-Calvin2023Ipcc"/>
     <w:p>
       <w:pPr>
         <w:pStyle w:val="Bibliography"/>
@@ -22844,7 +23196,7 @@
           <w:rFonts w:ascii="Times New Roman" w:hAnsi="Times New Roman"/>
           <w:sz w:val="24"/>
         </w:rPr>
-        <w:t xml:space="preserve">[52]</w:t>
+        <w:t xml:space="preserve">[51]</w:t>
       </w:r>
       <w:r>
         <w:rPr>
@@ -22948,7 +23300,7 @@
         </w:rPr>
         <w:t xml:space="preserve"> </w:t>
       </w:r>
-      <w:hyperlink r:id="rId155">
+      <w:hyperlink r:id="rId153">
         <w:r>
           <w:rPr>
             <w:rStyle w:val="Hyperlink"/>
@@ -22964,8 +23316,8 @@
         <w:t xml:space="preserve">.</w:t>
       </w:r>
     </w:p>
-    <w:bookmarkEnd w:id="156"/>
-    <w:bookmarkStart w:id="158" w:name="ref-EMBER2024electricity"/>
+    <w:bookmarkEnd w:id="154"/>
+    <w:bookmarkStart w:id="156" w:name="ref-EMBER2024electricity"/>
     <w:p>
       <w:pPr>
         <w:pStyle w:val="Bibliography"/>
@@ -22975,7 +23327,7 @@
           <w:rFonts w:ascii="Times New Roman" w:hAnsi="Times New Roman"/>
           <w:sz w:val="24"/>
         </w:rPr>
-        <w:t xml:space="preserve">[53]</w:t>
+        <w:t xml:space="preserve">[52]</w:t>
       </w:r>
       <w:r>
         <w:rPr>
@@ -23056,7 +23408,7 @@
         </w:rPr>
         <w:t xml:space="preserve"> </w:t>
       </w:r>
-      <w:hyperlink r:id="rId157">
+      <w:hyperlink r:id="rId155">
         <w:r>
           <w:rPr>
             <w:rStyle w:val="Hyperlink"/>
@@ -23065,8 +23417,8 @@
         </w:r>
       </w:hyperlink>
     </w:p>
-    <w:bookmarkEnd w:id="158"/>
-    <w:bookmarkStart w:id="160" w:name="ref-EEA2024gridintensity"/>
+    <w:bookmarkEnd w:id="156"/>
+    <w:bookmarkStart w:id="158" w:name="ref-EEA2024gridintensity"/>
     <w:p>
       <w:pPr>
         <w:pStyle w:val="Bibliography"/>
@@ -23076,7 +23428,7 @@
           <w:rFonts w:ascii="Times New Roman" w:hAnsi="Times New Roman"/>
           <w:sz w:val="24"/>
         </w:rPr>
-        <w:t xml:space="preserve">[54]</w:t>
+        <w:t xml:space="preserve">[53]</w:t>
       </w:r>
       <w:r>
         <w:rPr>
@@ -23183,7 +23535,7 @@
         </w:rPr>
         <w:t xml:space="preserve"> </w:t>
       </w:r>
-      <w:hyperlink r:id="rId159">
+      <w:hyperlink r:id="rId157">
         <w:r>
           <w:rPr>
             <w:rStyle w:val="Hyperlink"/>
@@ -23192,8 +23544,8 @@
         </w:r>
       </w:hyperlink>
     </w:p>
-    <w:bookmarkEnd w:id="160"/>
-    <w:bookmarkStart w:id="162" w:name="ref-Lord2014GeologicStorage"/>
+    <w:bookmarkEnd w:id="158"/>
+    <w:bookmarkStart w:id="160" w:name="ref-Lord2014GeologicStorage"/>
     <w:p>
       <w:pPr>
         <w:pStyle w:val="Bibliography"/>
@@ -23203,7 +23555,7 @@
           <w:rFonts w:ascii="Times New Roman" w:hAnsi="Times New Roman"/>
           <w:sz w:val="24"/>
         </w:rPr>
-        <w:t xml:space="preserve">[55]</w:t>
+        <w:t xml:space="preserve">[54]</w:t>
       </w:r>
       <w:r>
         <w:rPr>
@@ -23270,7 +23622,7 @@
         </w:rPr>
         <w:t xml:space="preserve"> </w:t>
       </w:r>
-      <w:hyperlink r:id="rId161">
+      <w:hyperlink r:id="rId159">
         <w:r>
           <w:rPr>
             <w:rStyle w:val="Hyperlink"/>
@@ -23286,8 +23638,8 @@
         <w:t xml:space="preserve">.</w:t>
       </w:r>
     </w:p>
-    <w:bookmarkEnd w:id="162"/>
-    <w:bookmarkStart w:id="164" w:name="ref-Papadias2021BulkStorage"/>
+    <w:bookmarkEnd w:id="160"/>
+    <w:bookmarkStart w:id="162" w:name="ref-Papadias2021BulkStorage"/>
     <w:p>
       <w:pPr>
         <w:pStyle w:val="Bibliography"/>
@@ -23297,7 +23649,7 @@
           <w:rFonts w:ascii="Times New Roman" w:hAnsi="Times New Roman"/>
           <w:sz w:val="24"/>
         </w:rPr>
-        <w:t xml:space="preserve">[56]</w:t>
+        <w:t xml:space="preserve">[55]</w:t>
       </w:r>
       <w:r>
         <w:rPr>
@@ -23356,6 +23708,144 @@
           <w:sz w:val="24"/>
         </w:rPr>
         <w:t xml:space="preserve">, vol. 46, no. 70, pp. 34527–34541, 2021, doi:</w:t>
+      </w:r>
+      <w:r>
+        <w:rPr>
+          <w:rFonts w:ascii="Times New Roman" w:hAnsi="Times New Roman"/>
+          <w:sz w:val="24"/>
+        </w:rPr>
+        <w:t xml:space="preserve"> </w:t>
+      </w:r>
+      <w:hyperlink r:id="rId161">
+        <w:r>
+          <w:rPr>
+            <w:rStyle w:val="Hyperlink"/>
+          </w:rPr>
+          <w:t xml:space="preserve">10.1016/j.ijhydene.2021.08.028</w:t>
+        </w:r>
+      </w:hyperlink>
+      <w:r>
+        <w:rPr>
+          <w:rFonts w:ascii="Times New Roman" w:hAnsi="Times New Roman"/>
+          <w:sz w:val="24"/>
+        </w:rPr>
+        <w:t xml:space="preserve">.</w:t>
+      </w:r>
+    </w:p>
+    <w:bookmarkEnd w:id="162"/>
+    <w:bookmarkStart w:id="164" w:name="ref-Caglayan2020caverns"/>
+    <w:p>
+      <w:pPr>
+        <w:pStyle w:val="Bibliography"/>
+      </w:pPr>
+      <w:r>
+        <w:rPr>
+          <w:rFonts w:ascii="Times New Roman" w:hAnsi="Times New Roman"/>
+          <w:sz w:val="24"/>
+        </w:rPr>
+        <w:t xml:space="preserve">[56]</w:t>
+      </w:r>
+      <w:r>
+        <w:rPr>
+          <w:rFonts w:ascii="Times New Roman" w:hAnsi="Times New Roman"/>
+          <w:sz w:val="24"/>
+        </w:rPr>
+        <w:t xml:space="preserve"> </w:t>
+      </w:r>
+      <w:r>
+        <w:rPr>
+          <w:rFonts w:ascii="Times New Roman" w:hAnsi="Times New Roman"/>
+          <w:sz w:val="24"/>
+        </w:rPr>
+        <w:t xml:space="preserve">	</w:t>
+      </w:r>
+      <w:r>
+        <w:rPr>
+          <w:rFonts w:ascii="Times New Roman" w:hAnsi="Times New Roman"/>
+          <w:sz w:val="24"/>
+        </w:rPr>
+        <w:t xml:space="preserve">D. G. Caglayan</w:t>
+      </w:r>
+      <w:r>
+        <w:rPr>
+          <w:rFonts w:ascii="Times New Roman" w:hAnsi="Times New Roman"/>
+          <w:sz w:val="24"/>
+        </w:rPr>
+        <w:t xml:space="preserve"> </w:t>
+      </w:r>
+      <w:r>
+        <w:rPr>
+          <w:rFonts w:ascii="Times New Roman" w:hAnsi="Times New Roman"/>
+          <w:i/>
+          <w:iCs/>
+          <w:sz w:val="24"/>
+        </w:rPr>
+        <w:t xml:space="preserve">et al.</w:t>
+      </w:r>
+      <w:r>
+        <w:rPr>
+          <w:rFonts w:ascii="Times New Roman" w:hAnsi="Times New Roman"/>
+          <w:sz w:val="24"/>
+        </w:rPr>
+        <w:t xml:space="preserve">,</w:t>
+      </w:r>
+      <w:r>
+        <w:rPr>
+          <w:rFonts w:ascii="Times New Roman" w:hAnsi="Times New Roman"/>
+          <w:sz w:val="24"/>
+        </w:rPr>
+        <w:t xml:space="preserve"> </w:t>
+      </w:r>
+      <w:r>
+        <w:rPr>
+          <w:rFonts w:ascii="Times New Roman" w:hAnsi="Times New Roman"/>
+          <w:sz w:val="24"/>
+        </w:rPr>
+        <w:t xml:space="preserve">“Technical potential of salt caverns for hydrogen storage in</w:t>
+      </w:r>
+      <w:r>
+        <w:rPr>
+          <w:rFonts w:ascii="Times New Roman" w:hAnsi="Times New Roman"/>
+          <w:sz w:val="24"/>
+        </w:rPr>
+        <w:t xml:space="preserve"> </w:t>
+      </w:r>
+      <w:r>
+        <w:rPr>
+          <w:rFonts w:ascii="Times New Roman" w:hAnsi="Times New Roman"/>
+          <w:sz w:val="24"/>
+        </w:rPr>
+        <w:t xml:space="preserve">Europe</w:t>
+      </w:r>
+      <w:r>
+        <w:rPr>
+          <w:rFonts w:ascii="Times New Roman" w:hAnsi="Times New Roman"/>
+          <w:sz w:val="24"/>
+        </w:rPr>
+        <w:t xml:space="preserve">,”</w:t>
+      </w:r>
+      <w:r>
+        <w:rPr>
+          <w:rFonts w:ascii="Times New Roman" w:hAnsi="Times New Roman"/>
+          <w:sz w:val="24"/>
+        </w:rPr>
+        <w:t xml:space="preserve"> </w:t>
+      </w:r>
+      <w:r>
+        <w:rPr>
+          <w:rFonts w:ascii="Times New Roman" w:hAnsi="Times New Roman"/>
+          <w:i/>
+          <w:iCs/>
+          <w:sz w:val="24"/>
+        </w:rPr>
+        <w:t xml:space="preserve">International Journal of Hydrogen Energy</w:t>
+      </w:r>
+      <w:r>
+        <w:rPr>
+          <w:rFonts w:ascii="Times New Roman" w:hAnsi="Times New Roman"/>
+          <w:sz w:val="24"/>
+        </w:rPr>
+        <w:t xml:space="preserve">, vol. 45, no. 11, pp. 6793–6805, 2020, doi:</w:t>
       </w:r>
       <w:r>
         <w:rPr>
@@ -23369,7 +23859,7 @@
           <w:rPr>
             <w:rStyle w:val="Hyperlink"/>
           </w:rPr>
-          <w:t xml:space="preserve">10.1016/j.ijhydene.2021.08.028</w:t>
+          <w:t xml:space="preserve">10.1016/j.ijhydene.2019.12.161</w:t>
         </w:r>
       </w:hyperlink>
       <w:r>

--- a/paper/ae_submission/V5/Hydrogen_residential_heating_V5.docx
+++ b/paper/ae_submission/V5/Hydrogen_residential_heating_V5.docx
@@ -126,7 +126,7 @@
           <w:i w:val="0"/>
           <w:sz w:val="24"/>
         </w:rPr>
-        <w:t>• At central parameters heat pumps beat hydrogen on 2050 heat in 22 of 29 markets</w:t>
+        <w:t>• Heat pumps beat hydrogen on 2050 base-load heat cost in 22 of 29 markets</w:t>
       </w:r>
     </w:p>
     <w:p>
@@ -156,7 +156,7 @@
           <w:i w:val="0"/>
           <w:sz w:val="24"/>
         </w:rPr>
-        <w:t>• No market recovers peaker capital; rents cover about 9 per cent of the annual charge</w:t>
+        <w:t>• No tested market fully recovers hydrogen-peaker capital from energy-only rents</w:t>
       </w:r>
     </w:p>
     <w:p>
@@ -171,7 +171,7 @@
           <w:i w:val="0"/>
           <w:sz w:val="24"/>
         </w:rPr>
-        <w:t>• At €600/kW a technology-neutral capacity payment procures gas, not hydrogen</w:t>
+        <w:t>• At €600/kW turbine capital cost, technology-neutral support favours gas</w:t>
       </w:r>
     </w:p>
     <w:p>
@@ -186,7 +186,7 @@
           <w:i w:val="0"/>
           <w:sz w:val="24"/>
         </w:rPr>
-        <w:t>• Ambition spans 2050 heating emissions from 10 to 352 MtCO₂, from 644 in 2025</w:t>
+        <w:t>• Scenario ambition shifts 2050 residential-heating emissions by 342 MtCO₂/yr</w:t>
       </w:r>
     </w:p>
     <w:p>

--- a/paper/ae_submission/V5/Hydrogen_residential_heating_V5.docx
+++ b/paper/ae_submission/V5/Hydrogen_residential_heating_V5.docx
@@ -2936,6 +2936,84 @@
         <w:pStyle w:val="BodyText"/>
       </w:pPr>
       <m:oMath>
+        <m:sSubSup>
+          <m:e>
+            <m:r>
+              <m:t>a</m:t>
+            </m:r>
+          </m:e>
+          <m:sub>
+            <m:r>
+              <m:t>c</m:t>
+            </m:r>
+          </m:sub>
+          <m:sup>
+            <m:sSub>
+              <m:e>
+                <m:r>
+                  <m:rPr>
+                    <m:sty m:val="p"/>
+                  </m:rPr>
+                  <m:t>H</m:t>
+                </m:r>
+              </m:e>
+              <m:sub>
+                <m:r>
+                  <m:rPr>
+                    <m:sty m:val="p"/>
+                  </m:rPr>
+                  <m:t>2</m:t>
+                </m:r>
+              </m:sub>
+            </m:sSub>
+            <m:r>
+              <m:rPr>
+                <m:sty m:val="p"/>
+              </m:rPr>
+              <m:t>,dist</m:t>
+            </m:r>
+          </m:sup>
+        </m:sSubSup>
+      </m:oMath>
+      <w:r>
+        <w:rPr>
+          <w:rFonts w:ascii="Times New Roman" w:hAnsi="Times New Roman"/>
+          <w:sz w:val="24"/>
+        </w:rPr>
+        <w:t xml:space="preserve"> </w:t>
+      </w:r>
+      <w:r>
+        <w:rPr>
+          <w:rFonts w:ascii="Times New Roman" w:hAnsi="Times New Roman"/>
+          <w:sz w:val="24"/>
+        </w:rPr>
+        <w:t xml:space="preserve">– Hydrogen last-mile distribution adder in country</w:t>
+      </w:r>
+      <w:r>
+        <w:rPr>
+          <w:rFonts w:ascii="Times New Roman" w:hAnsi="Times New Roman"/>
+          <w:sz w:val="24"/>
+        </w:rPr>
+        <w:t xml:space="preserve"> </w:t>
+      </w:r>
+      <m:oMath>
+        <m:r>
+          <m:t>c</m:t>
+        </m:r>
+      </m:oMath>
+      <w:r>
+        <w:rPr>
+          <w:rFonts w:ascii="Times New Roman" w:hAnsi="Times New Roman"/>
+          <w:sz w:val="24"/>
+        </w:rPr>
+        <w:t xml:space="preserve">, charged in the symmetric accounting (median €13.4/MWh)</w:t>
+      </w:r>
+    </w:p>
+    <w:p>
+      <w:pPr>
+        <w:pStyle w:val="BodyText"/>
+      </w:pPr>
+      <m:oMath>
         <m:sSub>
           <m:e>
             <m:r>
@@ -5543,7 +5621,7 @@
           <w:rFonts w:ascii="Times New Roman" w:hAnsi="Times New Roman"/>
           <w:sz w:val="24"/>
         </w:rPr>
-        <w:t xml:space="preserve">throughout (Supplementary Section S1.3). Equipment capital is sized to peak heat demand and annualised over the heat that capacity delivers, on the reasoning that a household buys a boiler for its coldest day rather than its average one, so efficiency changes the fuel bill and not the purchase price. Annualising over rated capacity instead would divide that charge a second time by each technology’s own efficiency, which is why this is the accounting choice that moves the base-load count furthest. Techno-economic parameters are anchored to the Danish Energy Agency Technology Catalogue</w:t>
+        <w:t xml:space="preserve">throughout (Supplementary Section S1.3). Equipment capital is sized to peak heat demand and annualised over the heat that capacity delivers, on the reasoning that a household buys a boiler for its coldest day rather than its average one, so efficiency changes the fuel bill and not the purchase price. This is the accounting choice that moves the base-load count furthest. Techno-economic parameters are anchored to the Danish Energy Agency Technology Catalogue</w:t>
       </w:r>
       <w:r>
         <w:rPr>
@@ -6430,6 +6508,50 @@
                   <m:rPr>
                     <m:sty m:val="p"/>
                   </m:rPr>
+                  <m:t>+</m:t>
+                </m:r>
+                <m:sSubSup>
+                  <m:e>
+                    <m:r>
+                      <m:t>a</m:t>
+                    </m:r>
+                  </m:e>
+                  <m:sub>
+                    <m:r>
+                      <m:t>c</m:t>
+                    </m:r>
+                  </m:sub>
+                  <m:sup>
+                    <m:sSub>
+                      <m:e>
+                        <m:r>
+                          <m:rPr>
+                            <m:sty m:val="p"/>
+                          </m:rPr>
+                          <m:t>H</m:t>
+                        </m:r>
+                      </m:e>
+                      <m:sub>
+                        <m:r>
+                          <m:rPr>
+                            <m:sty m:val="p"/>
+                          </m:rPr>
+                          <m:t>2</m:t>
+                        </m:r>
+                      </m:sub>
+                    </m:sSub>
+                    <m:r>
+                      <m:rPr>
+                        <m:sty m:val="p"/>
+                      </m:rPr>
+                      <m:t>,dist</m:t>
+                    </m:r>
+                  </m:sup>
+                </m:sSubSup>
+                <m:r>
+                  <m:rPr>
+                    <m:sty m:val="p"/>
+                  </m:rPr>
                   <m:t xml:space="preserve">,  </m:t>
                 </m:r>
                 <m:sSubSup>
@@ -6661,12 +6783,59 @@
         </w:rPr>
         <w:t xml:space="preserve"> </w:t>
       </w:r>
-      <w:r>
-        <w:rPr>
-          <w:rFonts w:ascii="Times New Roman" w:hAnsi="Times New Roman"/>
-          <w:sz w:val="24"/>
-        </w:rPr>
-        <w:t xml:space="preserve">and</w:t>
+      <m:oMath>
+        <m:sSubSup>
+          <m:e>
+            <m:r>
+              <m:t>a</m:t>
+            </m:r>
+          </m:e>
+          <m:sub>
+            <m:r>
+              <m:t>c</m:t>
+            </m:r>
+          </m:sub>
+          <m:sup>
+            <m:sSub>
+              <m:e>
+                <m:r>
+                  <m:rPr>
+                    <m:sty m:val="p"/>
+                  </m:rPr>
+                  <m:t>H</m:t>
+                </m:r>
+              </m:e>
+              <m:sub>
+                <m:r>
+                  <m:rPr>
+                    <m:sty m:val="p"/>
+                  </m:rPr>
+                  <m:t>2</m:t>
+                </m:r>
+              </m:sub>
+            </m:sSub>
+            <m:r>
+              <m:rPr>
+                <m:sty m:val="p"/>
+              </m:rPr>
+              <m:t>,dist</m:t>
+            </m:r>
+          </m:sup>
+        </m:sSubSup>
+      </m:oMath>
+      <w:r>
+        <w:rPr>
+          <w:rFonts w:ascii="Times New Roman" w:hAnsi="Times New Roman"/>
+          <w:sz w:val="24"/>
+        </w:rPr>
+        <w:t xml:space="preserve"> </w:t>
+      </w:r>
+      <w:r>
+        <w:rPr>
+          <w:rFonts w:ascii="Times New Roman" w:hAnsi="Times New Roman"/>
+          <w:sz w:val="24"/>
+        </w:rPr>
+        <w:t xml:space="preserve">the hydrogen last-mile distribution adder the symmetric accounting charges, and</w:t>
       </w:r>
       <w:r>
         <w:rPr>
@@ -9431,21 +9600,7 @@
           <w:rFonts w:ascii="Times New Roman" w:hAnsi="Times New Roman"/>
           <w:sz w:val="24"/>
         </w:rPr>
-        <w:t xml:space="preserve">sampling the envelope-renovation rate, fuel and hydrogen prices, equipment costs and</w:t>
-      </w:r>
-      <w:r>
-        <w:rPr>
-          <w:rFonts w:ascii="Times New Roman" w:hAnsi="Times New Roman"/>
-          <w:sz w:val="24"/>
-        </w:rPr>
-        <w:t xml:space="preserve"> </w:t>
-      </w:r>
-      <w:r>
-        <w:rPr>
-          <w:rFonts w:ascii="Times New Roman" w:hAnsi="Times New Roman"/>
-          <w:sz w:val="24"/>
-        </w:rPr>
-        <w:t xml:space="preserve">heat-pump performance under a cross-country shock correlation of 0.5 on renovation and 0.75 on fuel prices, set higher on prices because European gas and electricity markets clear against shared hubs whereas renovation policy is delivered nationally, and reported at the 10th, 50th and 90th percentiles. A variance-based Sobol screen ranks the four demand drivers, and a regression-based global screen using standardised rank-regression coefficients ranks the cost-side ones. Each extension’s formulation, the sampling distributions and the</w:t>
+        <w:t xml:space="preserve">sampling the envelope-renovation rate, the fuel, hydrogen and carbon paths, the discount rate, ETS2 pass-through, the 2050 share settings and heat-pump feasibility, under a cross-country shock correlation of 0.5 on renovation and 0.75 on fuel prices, set higher on prices because European gas and electricity markets clear against shared hubs whereas renovation policy is delivered nationally, and reported at the 10th, 50th and 90th percentiles. Equipment capital and performance are swept instead. A variance-based Sobol screen ranks the four demand drivers, and a regression-based global screen using standardised rank-regression coefficients ranks the cost-side ones. Each extension’s formulation, the sampling distributions and the</w:t>
       </w:r>
       <w:r>
         <w:rPr>
